--- a/Proof Reading and Review/LARA Bonecas Russas - Errata_v1 (1-93).docx
+++ b/Proof Reading and Review/LARA Bonecas Russas - Errata_v1 (1-93).docx
@@ -43,6 +43,7 @@
         </w:rPr>
         <w:t xml:space="preserve">LARA </w:t>
       </w:r>
+      <w:proofErr w:type="spellStart"/>
       <w:r>
         <w:rPr>
           <w:rFonts w:ascii="Times" w:eastAsia="Times" w:hAnsi="Times" w:cs="Times"/>
@@ -51,8 +52,31 @@
           <w:sz w:val="40"/>
           <w:szCs w:val="40"/>
         </w:rPr>
-        <w:t>Bonecas Russas</w:t>
-      </w:r>
+        <w:t>Bonecas</w:t>
+      </w:r>
+      <w:proofErr w:type="spellEnd"/>
+      <w:r>
+        <w:rPr>
+          <w:rFonts w:ascii="Times" w:eastAsia="Times" w:hAnsi="Times" w:cs="Times"/>
+          <w:b/>
+          <w:bCs/>
+          <w:sz w:val="40"/>
+          <w:szCs w:val="40"/>
+        </w:rPr>
+        <w:t xml:space="preserve"> </w:t>
+      </w:r>
+      <w:proofErr w:type="spellStart"/>
+      <w:r>
+        <w:rPr>
+          <w:rFonts w:ascii="Times" w:eastAsia="Times" w:hAnsi="Times" w:cs="Times"/>
+          <w:b/>
+          <w:bCs/>
+          <w:sz w:val="40"/>
+          <w:szCs w:val="40"/>
+        </w:rPr>
+        <w:t>Russas</w:t>
+      </w:r>
+      <w:proofErr w:type="spellEnd"/>
     </w:p>
     <w:p>
       <w:pPr>
@@ -586,7 +610,35 @@
               <w:rPr>
                 <w:rFonts w:ascii="Times" w:eastAsia="Times" w:hAnsi="Times" w:cs="Times"/>
               </w:rPr>
-              <w:t>According to Bonecas Russas Edits.docx, “</w:t>
+              <w:t xml:space="preserve">According to </w:t>
+            </w:r>
+            <w:proofErr w:type="spellStart"/>
+            <w:r>
+              <w:rPr>
+                <w:rFonts w:ascii="Times" w:eastAsia="Times" w:hAnsi="Times" w:cs="Times"/>
+              </w:rPr>
+              <w:t>Bonecas</w:t>
+            </w:r>
+            <w:proofErr w:type="spellEnd"/>
+            <w:r>
+              <w:rPr>
+                <w:rFonts w:ascii="Times" w:eastAsia="Times" w:hAnsi="Times" w:cs="Times"/>
+              </w:rPr>
+              <w:t xml:space="preserve"> </w:t>
+            </w:r>
+            <w:proofErr w:type="spellStart"/>
+            <w:r>
+              <w:rPr>
+                <w:rFonts w:ascii="Times" w:eastAsia="Times" w:hAnsi="Times" w:cs="Times"/>
+              </w:rPr>
+              <w:t>Russas</w:t>
+            </w:r>
+            <w:proofErr w:type="spellEnd"/>
+            <w:r>
+              <w:rPr>
+                <w:rFonts w:ascii="Times" w:eastAsia="Times" w:hAnsi="Times" w:cs="Times"/>
+              </w:rPr>
+              <w:t xml:space="preserve"> Edits.docx, “</w:t>
             </w:r>
             <w:r>
               <w:rPr>
@@ -759,11 +811,33 @@
                 <w:rFonts w:ascii="Times" w:eastAsia="Times" w:hAnsi="Times" w:cs="Times"/>
               </w:rPr>
             </w:pPr>
+            <w:proofErr w:type="spellStart"/>
             <w:r>
               <w:rPr>
                 <w:rFonts w:ascii="Times" w:eastAsia="Times" w:hAnsi="Times" w:cs="Times"/>
               </w:rPr>
-              <w:t>Spuccato (slap with lips) – I moved the ‘slap with lips’ instruction to the first occurrence of Spuccato in 98, instead of 105. Is that okay?</w:t>
+              <w:t>Spuccato</w:t>
+            </w:r>
+            <w:proofErr w:type="spellEnd"/>
+            <w:r>
+              <w:rPr>
+                <w:rFonts w:ascii="Times" w:eastAsia="Times" w:hAnsi="Times" w:cs="Times"/>
+              </w:rPr>
+              <w:t xml:space="preserve"> (slap with lips) – I moved the ‘slap with lips’ instruction to the first occurrence of </w:t>
+            </w:r>
+            <w:proofErr w:type="spellStart"/>
+            <w:r>
+              <w:rPr>
+                <w:rFonts w:ascii="Times" w:eastAsia="Times" w:hAnsi="Times" w:cs="Times"/>
+              </w:rPr>
+              <w:t>Spuccato</w:t>
+            </w:r>
+            <w:proofErr w:type="spellEnd"/>
+            <w:r>
+              <w:rPr>
+                <w:rFonts w:ascii="Times" w:eastAsia="Times" w:hAnsi="Times" w:cs="Times"/>
+              </w:rPr>
+              <w:t xml:space="preserve"> in 98, instead of 105. Is that okay?</w:t>
             </w:r>
           </w:p>
         </w:tc>
@@ -898,116 +972,240 @@
           <w:b/>
           <w:bCs/>
         </w:rPr>
-        <w:t>Additional erratas:</w:t>
-      </w:r>
-    </w:p>
-    <w:p>
-      <w:pPr>
-        <w:rPr>
-          <w:rFonts w:ascii="Times" w:eastAsia="Times" w:hAnsi="Times" w:cs="Times"/>
-          <w:b/>
-          <w:bCs/>
-        </w:rPr>
-      </w:pPr>
-    </w:p>
-    <w:p>
-      <w:pPr>
-        <w:pStyle w:val="ListParagraph"/>
-        <w:numPr>
-          <w:ilvl w:val="0"/>
-          <w:numId w:val="21"/>
-        </w:numPr>
-        <w:rPr>
-          <w:rFonts w:ascii="Times" w:eastAsia="Times" w:hAnsi="Times" w:cs="Times"/>
-        </w:rPr>
-      </w:pPr>
-      <w:r>
-        <w:rPr>
-          <w:rFonts w:ascii="Times" w:eastAsia="Times" w:hAnsi="Times" w:cs="Times"/>
-        </w:rPr>
-        <w:t>M2, Bcl, beat 2, first note: should be B1/4 sharp, not sharp</w:t>
-      </w:r>
-    </w:p>
-    <w:p>
-      <w:pPr>
-        <w:rPr>
-          <w:rFonts w:ascii="Times" w:eastAsia="Times" w:hAnsi="Times" w:cs="Times"/>
-          <w:b/>
-          <w:bCs/>
-        </w:rPr>
-      </w:pPr>
-    </w:p>
-    <w:p>
-      <w:pPr>
-        <w:pStyle w:val="ListParagraph"/>
-        <w:numPr>
-          <w:ilvl w:val="0"/>
-          <w:numId w:val="21"/>
-        </w:numPr>
-        <w:rPr>
-          <w:rFonts w:ascii="Times" w:eastAsia="Times" w:hAnsi="Times" w:cs="Times"/>
-        </w:rPr>
-      </w:pPr>
-      <w:r>
-        <w:rPr>
-          <w:rFonts w:ascii="Times" w:eastAsia="Times" w:hAnsi="Times" w:cs="Times"/>
-        </w:rPr>
-        <w:t>M5, Bcl, replace all Bartok pizz slap signs by X noteheads and marcato arrow, as M47</w:t>
-      </w:r>
-    </w:p>
-    <w:p>
-      <w:pPr>
-        <w:rPr>
-          <w:rFonts w:ascii="Times" w:eastAsia="Times" w:hAnsi="Times" w:cs="Times"/>
-          <w:b/>
-          <w:bCs/>
-        </w:rPr>
-      </w:pPr>
-    </w:p>
-    <w:p>
-      <w:pPr>
-        <w:pStyle w:val="ListParagraph"/>
-        <w:numPr>
-          <w:ilvl w:val="0"/>
-          <w:numId w:val="21"/>
-        </w:numPr>
-        <w:rPr>
-          <w:rFonts w:ascii="Times" w:eastAsia="Times" w:hAnsi="Times" w:cs="Times"/>
-        </w:rPr>
-      </w:pPr>
-      <w:r>
-        <w:rPr>
-          <w:rFonts w:ascii="Times" w:eastAsia="Times" w:hAnsi="Times" w:cs="Times"/>
-        </w:rPr>
-        <w:t>M9, Bcl, beat 2 – add natural sign to low C, also Fermata should be on the low note, not barline. The comma should stay above barline</w:t>
-      </w:r>
-    </w:p>
-    <w:p>
-      <w:pPr>
-        <w:pStyle w:val="ListParagraph"/>
-        <w:rPr>
-          <w:rFonts w:ascii="Times" w:eastAsia="Times" w:hAnsi="Times" w:cs="Times"/>
-          <w:b/>
-          <w:bCs/>
-        </w:rPr>
-      </w:pPr>
-    </w:p>
-    <w:p>
-      <w:pPr>
-        <w:pStyle w:val="ListParagraph"/>
-        <w:numPr>
-          <w:ilvl w:val="0"/>
-          <w:numId w:val="21"/>
-        </w:numPr>
-        <w:rPr>
-          <w:rFonts w:ascii="Times" w:eastAsia="Times" w:hAnsi="Times" w:cs="Times"/>
-        </w:rPr>
-      </w:pPr>
-      <w:r>
-        <w:rPr>
-          <w:rFonts w:ascii="Times" w:eastAsia="Times" w:hAnsi="Times" w:cs="Times"/>
-        </w:rPr>
-        <w:t xml:space="preserve">M15, Bcl – clean up gliss arrow, colliding with rest on beat ; also beat 3, add natural </w:t>
+        <w:t xml:space="preserve">Additional </w:t>
+      </w:r>
+      <w:proofErr w:type="spellStart"/>
+      <w:r>
+        <w:rPr>
+          <w:rFonts w:ascii="Times" w:eastAsia="Times" w:hAnsi="Times" w:cs="Times"/>
+          <w:b/>
+          <w:bCs/>
+        </w:rPr>
+        <w:t>erratas</w:t>
+      </w:r>
+      <w:proofErr w:type="spellEnd"/>
+      <w:r>
+        <w:rPr>
+          <w:rFonts w:ascii="Times" w:eastAsia="Times" w:hAnsi="Times" w:cs="Times"/>
+          <w:b/>
+          <w:bCs/>
+        </w:rPr>
+        <w:t>:</w:t>
+      </w:r>
+    </w:p>
+    <w:p>
+      <w:pPr>
+        <w:rPr>
+          <w:rFonts w:ascii="Times" w:eastAsia="Times" w:hAnsi="Times" w:cs="Times"/>
+          <w:b/>
+          <w:bCs/>
+        </w:rPr>
+      </w:pPr>
+    </w:p>
+    <w:p>
+      <w:pPr>
+        <w:pStyle w:val="ListParagraph"/>
+        <w:numPr>
+          <w:ilvl w:val="0"/>
+          <w:numId w:val="21"/>
+        </w:numPr>
+        <w:rPr>
+          <w:rFonts w:ascii="Times" w:eastAsia="Times" w:hAnsi="Times" w:cs="Times"/>
+        </w:rPr>
+      </w:pPr>
+      <w:r>
+        <w:rPr>
+          <w:rFonts w:ascii="Times" w:eastAsia="Times" w:hAnsi="Times" w:cs="Times"/>
+        </w:rPr>
+        <w:t xml:space="preserve">M2, </w:t>
+      </w:r>
+      <w:proofErr w:type="spellStart"/>
+      <w:r>
+        <w:rPr>
+          <w:rFonts w:ascii="Times" w:eastAsia="Times" w:hAnsi="Times" w:cs="Times"/>
+        </w:rPr>
+        <w:t>Bcl</w:t>
+      </w:r>
+      <w:proofErr w:type="spellEnd"/>
+      <w:r>
+        <w:rPr>
+          <w:rFonts w:ascii="Times" w:eastAsia="Times" w:hAnsi="Times" w:cs="Times"/>
+        </w:rPr>
+        <w:t>, beat 2, first note: should be B1/4 sharp, not sharp</w:t>
+      </w:r>
+    </w:p>
+    <w:p>
+      <w:pPr>
+        <w:rPr>
+          <w:rFonts w:ascii="Times" w:eastAsia="Times" w:hAnsi="Times" w:cs="Times"/>
+          <w:b/>
+          <w:bCs/>
+        </w:rPr>
+      </w:pPr>
+    </w:p>
+    <w:p>
+      <w:pPr>
+        <w:pStyle w:val="ListParagraph"/>
+        <w:numPr>
+          <w:ilvl w:val="0"/>
+          <w:numId w:val="21"/>
+        </w:numPr>
+        <w:rPr>
+          <w:rFonts w:ascii="Times" w:eastAsia="Times" w:hAnsi="Times" w:cs="Times"/>
+        </w:rPr>
+      </w:pPr>
+      <w:r>
+        <w:rPr>
+          <w:rFonts w:ascii="Times" w:eastAsia="Times" w:hAnsi="Times" w:cs="Times"/>
+        </w:rPr>
+        <w:t xml:space="preserve">M5, </w:t>
+      </w:r>
+      <w:proofErr w:type="spellStart"/>
+      <w:r>
+        <w:rPr>
+          <w:rFonts w:ascii="Times" w:eastAsia="Times" w:hAnsi="Times" w:cs="Times"/>
+        </w:rPr>
+        <w:t>Bcl</w:t>
+      </w:r>
+      <w:proofErr w:type="spellEnd"/>
+      <w:r>
+        <w:rPr>
+          <w:rFonts w:ascii="Times" w:eastAsia="Times" w:hAnsi="Times" w:cs="Times"/>
+        </w:rPr>
+        <w:t xml:space="preserve">, replace all Bartok </w:t>
+      </w:r>
+      <w:proofErr w:type="spellStart"/>
+      <w:r>
+        <w:rPr>
+          <w:rFonts w:ascii="Times" w:eastAsia="Times" w:hAnsi="Times" w:cs="Times"/>
+        </w:rPr>
+        <w:t>pizz</w:t>
+      </w:r>
+      <w:proofErr w:type="spellEnd"/>
+      <w:r>
+        <w:rPr>
+          <w:rFonts w:ascii="Times" w:eastAsia="Times" w:hAnsi="Times" w:cs="Times"/>
+        </w:rPr>
+        <w:t xml:space="preserve"> slap signs by X noteheads and marcato arrow, as M47</w:t>
+      </w:r>
+    </w:p>
+    <w:p>
+      <w:pPr>
+        <w:rPr>
+          <w:rFonts w:ascii="Times" w:eastAsia="Times" w:hAnsi="Times" w:cs="Times"/>
+          <w:b/>
+          <w:bCs/>
+        </w:rPr>
+      </w:pPr>
+    </w:p>
+    <w:p>
+      <w:pPr>
+        <w:pStyle w:val="ListParagraph"/>
+        <w:numPr>
+          <w:ilvl w:val="0"/>
+          <w:numId w:val="21"/>
+        </w:numPr>
+        <w:rPr>
+          <w:rFonts w:ascii="Times" w:eastAsia="Times" w:hAnsi="Times" w:cs="Times"/>
+        </w:rPr>
+      </w:pPr>
+      <w:r>
+        <w:rPr>
+          <w:rFonts w:ascii="Times" w:eastAsia="Times" w:hAnsi="Times" w:cs="Times"/>
+        </w:rPr>
+        <w:t xml:space="preserve">M9, </w:t>
+      </w:r>
+      <w:proofErr w:type="spellStart"/>
+      <w:r>
+        <w:rPr>
+          <w:rFonts w:ascii="Times" w:eastAsia="Times" w:hAnsi="Times" w:cs="Times"/>
+        </w:rPr>
+        <w:t>Bcl</w:t>
+      </w:r>
+      <w:proofErr w:type="spellEnd"/>
+      <w:r>
+        <w:rPr>
+          <w:rFonts w:ascii="Times" w:eastAsia="Times" w:hAnsi="Times" w:cs="Times"/>
+        </w:rPr>
+        <w:t xml:space="preserve">, beat 2 – add natural sign to low C, also Fermata should be on the low note, not </w:t>
+      </w:r>
+      <w:proofErr w:type="spellStart"/>
+      <w:r>
+        <w:rPr>
+          <w:rFonts w:ascii="Times" w:eastAsia="Times" w:hAnsi="Times" w:cs="Times"/>
+        </w:rPr>
+        <w:t>barline</w:t>
+      </w:r>
+      <w:proofErr w:type="spellEnd"/>
+      <w:r>
+        <w:rPr>
+          <w:rFonts w:ascii="Times" w:eastAsia="Times" w:hAnsi="Times" w:cs="Times"/>
+        </w:rPr>
+        <w:t xml:space="preserve">. The comma should stay above </w:t>
+      </w:r>
+      <w:proofErr w:type="spellStart"/>
+      <w:r>
+        <w:rPr>
+          <w:rFonts w:ascii="Times" w:eastAsia="Times" w:hAnsi="Times" w:cs="Times"/>
+        </w:rPr>
+        <w:t>barline</w:t>
+      </w:r>
+      <w:proofErr w:type="spellEnd"/>
+    </w:p>
+    <w:p>
+      <w:pPr>
+        <w:pStyle w:val="ListParagraph"/>
+        <w:rPr>
+          <w:rFonts w:ascii="Times" w:eastAsia="Times" w:hAnsi="Times" w:cs="Times"/>
+          <w:b/>
+          <w:bCs/>
+        </w:rPr>
+      </w:pPr>
+    </w:p>
+    <w:p>
+      <w:pPr>
+        <w:pStyle w:val="ListParagraph"/>
+        <w:numPr>
+          <w:ilvl w:val="0"/>
+          <w:numId w:val="21"/>
+        </w:numPr>
+        <w:rPr>
+          <w:rFonts w:ascii="Times" w:eastAsia="Times" w:hAnsi="Times" w:cs="Times"/>
+        </w:rPr>
+      </w:pPr>
+      <w:r>
+        <w:rPr>
+          <w:rFonts w:ascii="Times" w:eastAsia="Times" w:hAnsi="Times" w:cs="Times"/>
+        </w:rPr>
+        <w:t xml:space="preserve">M15, </w:t>
+      </w:r>
+      <w:proofErr w:type="spellStart"/>
+      <w:r>
+        <w:rPr>
+          <w:rFonts w:ascii="Times" w:eastAsia="Times" w:hAnsi="Times" w:cs="Times"/>
+        </w:rPr>
+        <w:t>Bcl</w:t>
+      </w:r>
+      <w:proofErr w:type="spellEnd"/>
+      <w:r>
+        <w:rPr>
+          <w:rFonts w:ascii="Times" w:eastAsia="Times" w:hAnsi="Times" w:cs="Times"/>
+        </w:rPr>
+        <w:t xml:space="preserve"> – clean up </w:t>
+      </w:r>
+      <w:proofErr w:type="spellStart"/>
+      <w:r>
+        <w:rPr>
+          <w:rFonts w:ascii="Times" w:eastAsia="Times" w:hAnsi="Times" w:cs="Times"/>
+        </w:rPr>
+        <w:t>gliss</w:t>
+      </w:r>
+      <w:proofErr w:type="spellEnd"/>
+      <w:r>
+        <w:rPr>
+          <w:rFonts w:ascii="Times" w:eastAsia="Times" w:hAnsi="Times" w:cs="Times"/>
+        </w:rPr>
+        <w:t xml:space="preserve"> arrow, colliding with rest on beat ; also beat 3, add natural </w:t>
       </w:r>
     </w:p>
     <w:p>
@@ -1063,147 +1261,245 @@
         <w:rPr>
           <w:rFonts w:ascii="Times" w:eastAsia="Times" w:hAnsi="Times" w:cs="Times"/>
         </w:rPr>
-        <w:t>M18, Bcl, missing natural sign on C (beat 3)</w:t>
-      </w:r>
-    </w:p>
-    <w:p>
-      <w:pPr>
-        <w:pStyle w:val="ListParagraph"/>
-        <w:rPr>
-          <w:rFonts w:ascii="Times" w:eastAsia="Times" w:hAnsi="Times" w:cs="Times"/>
-          <w:b/>
-          <w:bCs/>
-        </w:rPr>
-      </w:pPr>
-    </w:p>
-    <w:p>
-      <w:pPr>
-        <w:pStyle w:val="ListParagraph"/>
-        <w:numPr>
-          <w:ilvl w:val="0"/>
-          <w:numId w:val="21"/>
-        </w:numPr>
-        <w:rPr>
-          <w:rFonts w:ascii="Times" w:eastAsia="Times" w:hAnsi="Times" w:cs="Times"/>
-        </w:rPr>
-      </w:pPr>
-      <w:r>
-        <w:rPr>
-          <w:rFonts w:ascii="Times" w:eastAsia="Times" w:hAnsi="Times" w:cs="Times"/>
-        </w:rPr>
-        <w:t>M20-21, Bcl, missing natural sign on every C</w:t>
-      </w:r>
-    </w:p>
-    <w:p>
-      <w:pPr>
-        <w:pStyle w:val="ListParagraph"/>
-        <w:rPr>
-          <w:rFonts w:ascii="Times" w:eastAsia="Times" w:hAnsi="Times" w:cs="Times"/>
-          <w:b/>
-          <w:bCs/>
-        </w:rPr>
-      </w:pPr>
-    </w:p>
-    <w:p>
-      <w:pPr>
-        <w:pStyle w:val="ListParagraph"/>
-        <w:numPr>
-          <w:ilvl w:val="0"/>
-          <w:numId w:val="21"/>
-        </w:numPr>
-        <w:rPr>
-          <w:rFonts w:ascii="Times" w:eastAsia="Times" w:hAnsi="Times" w:cs="Times"/>
-        </w:rPr>
-      </w:pPr>
-      <w:r>
-        <w:rPr>
-          <w:rFonts w:ascii="Times" w:eastAsia="Times" w:hAnsi="Times" w:cs="Times"/>
-        </w:rPr>
-        <w:t>M20, tpt: missing natural sign on both C and G</w:t>
-      </w:r>
-    </w:p>
-    <w:p>
-      <w:pPr>
-        <w:pStyle w:val="ListParagraph"/>
-        <w:rPr>
-          <w:rFonts w:ascii="Times" w:eastAsia="Times" w:hAnsi="Times" w:cs="Times"/>
-          <w:b/>
-          <w:bCs/>
-        </w:rPr>
-      </w:pPr>
-    </w:p>
-    <w:p>
-      <w:pPr>
-        <w:pStyle w:val="ListParagraph"/>
-        <w:numPr>
-          <w:ilvl w:val="0"/>
-          <w:numId w:val="21"/>
-        </w:numPr>
-        <w:rPr>
-          <w:rFonts w:ascii="Times" w:eastAsia="Times" w:hAnsi="Times" w:cs="Times"/>
-        </w:rPr>
-      </w:pPr>
-      <w:r>
-        <w:rPr>
-          <w:rFonts w:ascii="Times" w:eastAsia="Times" w:hAnsi="Times" w:cs="Times"/>
-        </w:rPr>
-        <w:t>M20-22, Bcl, replace all Bartok pizz slap signs by X noteheads plus marcato arrow, as M47</w:t>
-      </w:r>
-    </w:p>
-    <w:p>
-      <w:pPr>
-        <w:pStyle w:val="ListParagraph"/>
-        <w:rPr>
-          <w:rFonts w:ascii="Times" w:eastAsia="Times" w:hAnsi="Times" w:cs="Times"/>
-          <w:b/>
-          <w:bCs/>
-        </w:rPr>
-      </w:pPr>
-    </w:p>
-    <w:p>
-      <w:pPr>
-        <w:pStyle w:val="ListParagraph"/>
-        <w:numPr>
-          <w:ilvl w:val="0"/>
-          <w:numId w:val="21"/>
-        </w:numPr>
-        <w:rPr>
-          <w:rFonts w:ascii="Times" w:eastAsia="Times" w:hAnsi="Times" w:cs="Times"/>
-        </w:rPr>
-      </w:pPr>
-      <w:r>
-        <w:rPr>
-          <w:rFonts w:ascii="Times" w:eastAsia="Times" w:hAnsi="Times" w:cs="Times"/>
-        </w:rPr>
-        <w:t>M20, tpt, notes on M20 and M21 should all connected/tied, delete all accidentals</w:t>
-      </w:r>
-    </w:p>
-    <w:p>
-      <w:pPr>
-        <w:pStyle w:val="ListParagraph"/>
-        <w:rPr>
-          <w:rFonts w:ascii="Times" w:eastAsia="Times" w:hAnsi="Times" w:cs="Times"/>
-          <w:b/>
-          <w:bCs/>
-        </w:rPr>
-      </w:pPr>
-    </w:p>
-    <w:p>
-      <w:pPr>
-        <w:pStyle w:val="ListParagraph"/>
-        <w:numPr>
-          <w:ilvl w:val="0"/>
-          <w:numId w:val="21"/>
-        </w:numPr>
-        <w:rPr>
-          <w:rFonts w:ascii="Times" w:eastAsia="Times" w:hAnsi="Times" w:cs="Times"/>
-        </w:rPr>
-      </w:pPr>
-      <w:r>
-        <w:rPr>
-          <w:rFonts w:ascii="Times" w:eastAsia="Times" w:hAnsi="Times" w:cs="Times"/>
-        </w:rPr>
-        <w:t>M24, Bcl, missing natural sign, same for 1</w:t>
+        <w:t xml:space="preserve">M18, </w:t>
+      </w:r>
+      <w:proofErr w:type="spellStart"/>
+      <w:r>
+        <w:rPr>
+          <w:rFonts w:ascii="Times" w:eastAsia="Times" w:hAnsi="Times" w:cs="Times"/>
+        </w:rPr>
+        <w:t>Bcl</w:t>
+      </w:r>
+      <w:proofErr w:type="spellEnd"/>
+      <w:r>
+        <w:rPr>
+          <w:rFonts w:ascii="Times" w:eastAsia="Times" w:hAnsi="Times" w:cs="Times"/>
+        </w:rPr>
+        <w:t>, missing natural sign on C (beat 3)</w:t>
+      </w:r>
+    </w:p>
+    <w:p>
+      <w:pPr>
+        <w:pStyle w:val="ListParagraph"/>
+        <w:rPr>
+          <w:rFonts w:ascii="Times" w:eastAsia="Times" w:hAnsi="Times" w:cs="Times"/>
+          <w:b/>
+          <w:bCs/>
+        </w:rPr>
+      </w:pPr>
+    </w:p>
+    <w:p>
+      <w:pPr>
+        <w:pStyle w:val="ListParagraph"/>
+        <w:numPr>
+          <w:ilvl w:val="0"/>
+          <w:numId w:val="21"/>
+        </w:numPr>
+        <w:rPr>
+          <w:rFonts w:ascii="Times" w:eastAsia="Times" w:hAnsi="Times" w:cs="Times"/>
+        </w:rPr>
+      </w:pPr>
+      <w:r>
+        <w:rPr>
+          <w:rFonts w:ascii="Times" w:eastAsia="Times" w:hAnsi="Times" w:cs="Times"/>
+        </w:rPr>
+        <w:t xml:space="preserve">M20-21, </w:t>
+      </w:r>
+      <w:proofErr w:type="spellStart"/>
+      <w:r>
+        <w:rPr>
+          <w:rFonts w:ascii="Times" w:eastAsia="Times" w:hAnsi="Times" w:cs="Times"/>
+        </w:rPr>
+        <w:t>Bcl</w:t>
+      </w:r>
+      <w:proofErr w:type="spellEnd"/>
+      <w:r>
+        <w:rPr>
+          <w:rFonts w:ascii="Times" w:eastAsia="Times" w:hAnsi="Times" w:cs="Times"/>
+        </w:rPr>
+        <w:t>, missing natural sign on every C</w:t>
+      </w:r>
+    </w:p>
+    <w:p>
+      <w:pPr>
+        <w:pStyle w:val="ListParagraph"/>
+        <w:rPr>
+          <w:rFonts w:ascii="Times" w:eastAsia="Times" w:hAnsi="Times" w:cs="Times"/>
+          <w:b/>
+          <w:bCs/>
+        </w:rPr>
+      </w:pPr>
+    </w:p>
+    <w:p>
+      <w:pPr>
+        <w:pStyle w:val="ListParagraph"/>
+        <w:numPr>
+          <w:ilvl w:val="0"/>
+          <w:numId w:val="21"/>
+        </w:numPr>
+        <w:rPr>
+          <w:rFonts w:ascii="Times" w:eastAsia="Times" w:hAnsi="Times" w:cs="Times"/>
+        </w:rPr>
+      </w:pPr>
+      <w:r>
+        <w:rPr>
+          <w:rFonts w:ascii="Times" w:eastAsia="Times" w:hAnsi="Times" w:cs="Times"/>
+        </w:rPr>
+        <w:t xml:space="preserve">M20, </w:t>
+      </w:r>
+      <w:proofErr w:type="spellStart"/>
+      <w:r>
+        <w:rPr>
+          <w:rFonts w:ascii="Times" w:eastAsia="Times" w:hAnsi="Times" w:cs="Times"/>
+        </w:rPr>
+        <w:t>tpt</w:t>
+      </w:r>
+      <w:proofErr w:type="spellEnd"/>
+      <w:r>
+        <w:rPr>
+          <w:rFonts w:ascii="Times" w:eastAsia="Times" w:hAnsi="Times" w:cs="Times"/>
+        </w:rPr>
+        <w:t>: missing natural sign on both C and G</w:t>
+      </w:r>
+    </w:p>
+    <w:p>
+      <w:pPr>
+        <w:pStyle w:val="ListParagraph"/>
+        <w:rPr>
+          <w:rFonts w:ascii="Times" w:eastAsia="Times" w:hAnsi="Times" w:cs="Times"/>
+          <w:b/>
+          <w:bCs/>
+        </w:rPr>
+      </w:pPr>
+    </w:p>
+    <w:p>
+      <w:pPr>
+        <w:pStyle w:val="ListParagraph"/>
+        <w:numPr>
+          <w:ilvl w:val="0"/>
+          <w:numId w:val="21"/>
+        </w:numPr>
+        <w:rPr>
+          <w:rFonts w:ascii="Times" w:eastAsia="Times" w:hAnsi="Times" w:cs="Times"/>
+        </w:rPr>
+      </w:pPr>
+      <w:r>
+        <w:rPr>
+          <w:rFonts w:ascii="Times" w:eastAsia="Times" w:hAnsi="Times" w:cs="Times"/>
+        </w:rPr>
+        <w:t xml:space="preserve">M20-22, </w:t>
+      </w:r>
+      <w:proofErr w:type="spellStart"/>
+      <w:r>
+        <w:rPr>
+          <w:rFonts w:ascii="Times" w:eastAsia="Times" w:hAnsi="Times" w:cs="Times"/>
+        </w:rPr>
+        <w:t>Bcl</w:t>
+      </w:r>
+      <w:proofErr w:type="spellEnd"/>
+      <w:r>
+        <w:rPr>
+          <w:rFonts w:ascii="Times" w:eastAsia="Times" w:hAnsi="Times" w:cs="Times"/>
+        </w:rPr>
+        <w:t xml:space="preserve">, replace all Bartok </w:t>
+      </w:r>
+      <w:proofErr w:type="spellStart"/>
+      <w:r>
+        <w:rPr>
+          <w:rFonts w:ascii="Times" w:eastAsia="Times" w:hAnsi="Times" w:cs="Times"/>
+        </w:rPr>
+        <w:t>pizz</w:t>
+      </w:r>
+      <w:proofErr w:type="spellEnd"/>
+      <w:r>
+        <w:rPr>
+          <w:rFonts w:ascii="Times" w:eastAsia="Times" w:hAnsi="Times" w:cs="Times"/>
+        </w:rPr>
+        <w:t xml:space="preserve"> slap signs by X noteheads plus marcato arrow, as M47</w:t>
+      </w:r>
+    </w:p>
+    <w:p>
+      <w:pPr>
+        <w:pStyle w:val="ListParagraph"/>
+        <w:rPr>
+          <w:rFonts w:ascii="Times" w:eastAsia="Times" w:hAnsi="Times" w:cs="Times"/>
+          <w:b/>
+          <w:bCs/>
+        </w:rPr>
+      </w:pPr>
+    </w:p>
+    <w:p>
+      <w:pPr>
+        <w:pStyle w:val="ListParagraph"/>
+        <w:numPr>
+          <w:ilvl w:val="0"/>
+          <w:numId w:val="21"/>
+        </w:numPr>
+        <w:rPr>
+          <w:rFonts w:ascii="Times" w:eastAsia="Times" w:hAnsi="Times" w:cs="Times"/>
+        </w:rPr>
+      </w:pPr>
+      <w:r>
+        <w:rPr>
+          <w:rFonts w:ascii="Times" w:eastAsia="Times" w:hAnsi="Times" w:cs="Times"/>
+        </w:rPr>
+        <w:t xml:space="preserve">M20, </w:t>
+      </w:r>
+      <w:proofErr w:type="spellStart"/>
+      <w:r>
+        <w:rPr>
+          <w:rFonts w:ascii="Times" w:eastAsia="Times" w:hAnsi="Times" w:cs="Times"/>
+        </w:rPr>
+        <w:t>tpt</w:t>
+      </w:r>
+      <w:proofErr w:type="spellEnd"/>
+      <w:r>
+        <w:rPr>
+          <w:rFonts w:ascii="Times" w:eastAsia="Times" w:hAnsi="Times" w:cs="Times"/>
+        </w:rPr>
+        <w:t>, notes on M20 and M21 should all connected/tied, delete all accidentals</w:t>
+      </w:r>
+    </w:p>
+    <w:p>
+      <w:pPr>
+        <w:pStyle w:val="ListParagraph"/>
+        <w:rPr>
+          <w:rFonts w:ascii="Times" w:eastAsia="Times" w:hAnsi="Times" w:cs="Times"/>
+          <w:b/>
+          <w:bCs/>
+        </w:rPr>
+      </w:pPr>
+    </w:p>
+    <w:p>
+      <w:pPr>
+        <w:pStyle w:val="ListParagraph"/>
+        <w:numPr>
+          <w:ilvl w:val="0"/>
+          <w:numId w:val="21"/>
+        </w:numPr>
+        <w:rPr>
+          <w:rFonts w:ascii="Times" w:eastAsia="Times" w:hAnsi="Times" w:cs="Times"/>
+        </w:rPr>
+      </w:pPr>
+      <w:r>
+        <w:rPr>
+          <w:rFonts w:ascii="Times" w:eastAsia="Times" w:hAnsi="Times" w:cs="Times"/>
+        </w:rPr>
+        <w:t xml:space="preserve">M24, </w:t>
+      </w:r>
+      <w:proofErr w:type="spellStart"/>
+      <w:r>
+        <w:rPr>
+          <w:rFonts w:ascii="Times" w:eastAsia="Times" w:hAnsi="Times" w:cs="Times"/>
+        </w:rPr>
+        <w:t>Bcl</w:t>
+      </w:r>
+      <w:proofErr w:type="spellEnd"/>
+      <w:r>
+        <w:rPr>
+          <w:rFonts w:ascii="Times" w:eastAsia="Times" w:hAnsi="Times" w:cs="Times"/>
+        </w:rPr>
+        <w:t>, missing natural sign, same for 1</w:t>
       </w:r>
       <w:r>
         <w:rPr>
@@ -1272,7 +1568,21 @@
         <w:rPr>
           <w:rFonts w:ascii="Times" w:eastAsia="Times" w:hAnsi="Times" w:cs="Times"/>
         </w:rPr>
-        <w:t>M24, beat 4, trombone, first note should be D nat, not D ¼ flat</w:t>
+        <w:t xml:space="preserve">M24, beat 4, trombone, first note should be D </w:t>
+      </w:r>
+      <w:proofErr w:type="spellStart"/>
+      <w:r>
+        <w:rPr>
+          <w:rFonts w:ascii="Times" w:eastAsia="Times" w:hAnsi="Times" w:cs="Times"/>
+        </w:rPr>
+        <w:t>nat</w:t>
+      </w:r>
+      <w:proofErr w:type="spellEnd"/>
+      <w:r>
+        <w:rPr>
+          <w:rFonts w:ascii="Times" w:eastAsia="Times" w:hAnsi="Times" w:cs="Times"/>
+        </w:rPr>
+        <w:t>, not D ¼ flat</w:t>
       </w:r>
     </w:p>
     <w:p>
@@ -1437,173 +1747,232 @@
         <w:rPr>
           <w:rFonts w:ascii="Times" w:eastAsia="Times" w:hAnsi="Times" w:cs="Times"/>
         </w:rPr>
-        <w:t>M30, tpt, last note missing natural sign</w:t>
-      </w:r>
-    </w:p>
-    <w:p>
-      <w:pPr>
-        <w:pStyle w:val="ListParagraph"/>
-        <w:rPr>
-          <w:rFonts w:ascii="Times" w:eastAsia="Times" w:hAnsi="Times" w:cs="Times"/>
-          <w:b/>
-          <w:bCs/>
-        </w:rPr>
-      </w:pPr>
-    </w:p>
-    <w:p>
-      <w:pPr>
-        <w:pStyle w:val="ListParagraph"/>
-        <w:numPr>
-          <w:ilvl w:val="0"/>
-          <w:numId w:val="21"/>
-        </w:numPr>
-        <w:rPr>
-          <w:rFonts w:ascii="Times" w:eastAsia="Times" w:hAnsi="Times" w:cs="Times"/>
-          <w:b/>
-          <w:bCs/>
-        </w:rPr>
-      </w:pPr>
-      <w:r>
-        <w:rPr>
-          <w:rFonts w:ascii="Times" w:eastAsia="Times" w:hAnsi="Times" w:cs="Times"/>
-          <w:b/>
-          <w:bCs/>
-        </w:rPr>
-        <w:t>M30, voice, “uns” text should start on grace note F, not D</w:t>
-      </w:r>
-    </w:p>
-    <w:p>
-      <w:pPr>
-        <w:pStyle w:val="ListParagraph"/>
-        <w:rPr>
-          <w:rFonts w:ascii="Times" w:eastAsia="Times" w:hAnsi="Times" w:cs="Times"/>
-          <w:b/>
-          <w:bCs/>
-        </w:rPr>
-      </w:pPr>
-    </w:p>
-    <w:p>
-      <w:pPr>
-        <w:pStyle w:val="ListParagraph"/>
-        <w:numPr>
-          <w:ilvl w:val="0"/>
-          <w:numId w:val="21"/>
-        </w:numPr>
-        <w:rPr>
-          <w:rFonts w:ascii="Times" w:eastAsia="Times" w:hAnsi="Times" w:cs="Times"/>
-          <w:b/>
-          <w:bCs/>
-        </w:rPr>
-      </w:pPr>
-      <w:r>
-        <w:rPr>
-          <w:rFonts w:ascii="Times" w:eastAsia="Times" w:hAnsi="Times" w:cs="Times"/>
-          <w:b/>
-          <w:bCs/>
-        </w:rPr>
-        <w:t>M31, voice, beat 3, wrong spelling…should be “-tros”, not “tres”</w:t>
-      </w:r>
-    </w:p>
-    <w:p>
-      <w:pPr>
-        <w:pStyle w:val="ListParagraph"/>
-        <w:rPr>
-          <w:rFonts w:ascii="Times" w:eastAsia="Times" w:hAnsi="Times" w:cs="Times"/>
-          <w:b/>
-          <w:bCs/>
-        </w:rPr>
-      </w:pPr>
-    </w:p>
-    <w:p>
-      <w:pPr>
-        <w:pStyle w:val="ListParagraph"/>
-        <w:numPr>
-          <w:ilvl w:val="0"/>
-          <w:numId w:val="21"/>
-        </w:numPr>
-        <w:rPr>
-          <w:rFonts w:ascii="Times" w:eastAsia="Times" w:hAnsi="Times" w:cs="Times"/>
-          <w:b/>
-          <w:bCs/>
-        </w:rPr>
-      </w:pPr>
-      <w:r>
-        <w:rPr>
-          <w:rFonts w:ascii="Times" w:eastAsia="Times" w:hAnsi="Times" w:cs="Times"/>
-          <w:b/>
-          <w:bCs/>
-        </w:rPr>
-        <w:t xml:space="preserve">M31, Bcl, missing natural </w:t>
-      </w:r>
-    </w:p>
-    <w:p>
-      <w:pPr>
-        <w:pStyle w:val="ListParagraph"/>
-        <w:rPr>
-          <w:rFonts w:ascii="Times" w:eastAsia="Times" w:hAnsi="Times" w:cs="Times"/>
-          <w:b/>
-          <w:bCs/>
-        </w:rPr>
-      </w:pPr>
-    </w:p>
-    <w:p>
-      <w:pPr>
-        <w:pStyle w:val="ListParagraph"/>
-        <w:numPr>
-          <w:ilvl w:val="0"/>
-          <w:numId w:val="21"/>
-        </w:numPr>
-        <w:rPr>
-          <w:rFonts w:ascii="Times" w:eastAsia="Times" w:hAnsi="Times" w:cs="Times"/>
-          <w:b/>
-          <w:bCs/>
-        </w:rPr>
-      </w:pPr>
-      <w:r>
-        <w:rPr>
-          <w:rFonts w:ascii="Times" w:eastAsia="Times" w:hAnsi="Times" w:cs="Times"/>
-          <w:b/>
-          <w:bCs/>
-        </w:rPr>
-        <w:t>M30, tpt, last note (high C) missing natural</w:t>
-      </w:r>
-    </w:p>
-    <w:p>
-      <w:pPr>
-        <w:pStyle w:val="ListParagraph"/>
-        <w:rPr>
-          <w:rFonts w:ascii="Times" w:eastAsia="Times" w:hAnsi="Times" w:cs="Times"/>
-          <w:b/>
-          <w:bCs/>
-        </w:rPr>
-      </w:pPr>
-    </w:p>
-    <w:p>
-      <w:pPr>
-        <w:pStyle w:val="ListParagraph"/>
-        <w:numPr>
-          <w:ilvl w:val="0"/>
-          <w:numId w:val="21"/>
-        </w:numPr>
-        <w:rPr>
-          <w:rFonts w:ascii="Times" w:eastAsia="Times" w:hAnsi="Times" w:cs="Times"/>
-          <w:b/>
-          <w:bCs/>
-        </w:rPr>
-      </w:pPr>
-      <w:r>
-        <w:rPr>
-          <w:rFonts w:ascii="Times" w:eastAsia="Times" w:hAnsi="Times" w:cs="Times"/>
-          <w:b/>
-          <w:bCs/>
+        <w:t xml:space="preserve">M30, </w:t>
+      </w:r>
+      <w:proofErr w:type="spellStart"/>
+      <w:r>
+        <w:rPr>
+          <w:rFonts w:ascii="Times" w:eastAsia="Times" w:hAnsi="Times" w:cs="Times"/>
+        </w:rPr>
+        <w:t>tpt</w:t>
+      </w:r>
+      <w:proofErr w:type="spellEnd"/>
+      <w:r>
+        <w:rPr>
+          <w:rFonts w:ascii="Times" w:eastAsia="Times" w:hAnsi="Times" w:cs="Times"/>
+        </w:rPr>
+        <w:t>, last note missing natural sign</w:t>
+      </w:r>
+    </w:p>
+    <w:p>
+      <w:pPr>
+        <w:pStyle w:val="ListParagraph"/>
+        <w:rPr>
+          <w:rFonts w:ascii="Times" w:eastAsia="Times" w:hAnsi="Times" w:cs="Times"/>
+          <w:b/>
+          <w:bCs/>
+        </w:rPr>
+      </w:pPr>
+    </w:p>
+    <w:p>
+      <w:pPr>
+        <w:pStyle w:val="ListParagraph"/>
+        <w:numPr>
+          <w:ilvl w:val="0"/>
+          <w:numId w:val="21"/>
+        </w:numPr>
+        <w:rPr>
+          <w:rFonts w:ascii="Times" w:eastAsia="Times" w:hAnsi="Times" w:cs="Times"/>
+        </w:rPr>
+      </w:pPr>
+      <w:r>
+        <w:rPr>
+          <w:rFonts w:ascii="Times" w:eastAsia="Times" w:hAnsi="Times" w:cs="Times"/>
+        </w:rPr>
+        <w:t>M30, voice, “</w:t>
+      </w:r>
+      <w:proofErr w:type="spellStart"/>
+      <w:r>
+        <w:rPr>
+          <w:rFonts w:ascii="Times" w:eastAsia="Times" w:hAnsi="Times" w:cs="Times"/>
+        </w:rPr>
+        <w:t>uns</w:t>
+      </w:r>
+      <w:proofErr w:type="spellEnd"/>
+      <w:r>
+        <w:rPr>
+          <w:rFonts w:ascii="Times" w:eastAsia="Times" w:hAnsi="Times" w:cs="Times"/>
+        </w:rPr>
+        <w:t>” text should start on grace note F, not D</w:t>
+      </w:r>
+    </w:p>
+    <w:p>
+      <w:pPr>
+        <w:pStyle w:val="ListParagraph"/>
+        <w:rPr>
+          <w:rFonts w:ascii="Times" w:eastAsia="Times" w:hAnsi="Times" w:cs="Times"/>
+        </w:rPr>
+      </w:pPr>
+    </w:p>
+    <w:p>
+      <w:pPr>
+        <w:pStyle w:val="ListParagraph"/>
+        <w:numPr>
+          <w:ilvl w:val="0"/>
+          <w:numId w:val="21"/>
+        </w:numPr>
+        <w:rPr>
+          <w:rFonts w:ascii="Times" w:eastAsia="Times" w:hAnsi="Times" w:cs="Times"/>
+        </w:rPr>
+      </w:pPr>
+      <w:r>
+        <w:rPr>
+          <w:rFonts w:ascii="Times" w:eastAsia="Times" w:hAnsi="Times" w:cs="Times"/>
+        </w:rPr>
+        <w:t xml:space="preserve">M30, </w:t>
+      </w:r>
+      <w:proofErr w:type="spellStart"/>
+      <w:r>
+        <w:rPr>
+          <w:rFonts w:ascii="Times" w:eastAsia="Times" w:hAnsi="Times" w:cs="Times"/>
+        </w:rPr>
+        <w:t>tpt</w:t>
+      </w:r>
+      <w:proofErr w:type="spellEnd"/>
+      <w:r>
+        <w:rPr>
+          <w:rFonts w:ascii="Times" w:eastAsia="Times" w:hAnsi="Times" w:cs="Times"/>
+        </w:rPr>
+        <w:t>, last note (high C) missing natural</w:t>
+      </w:r>
+    </w:p>
+    <w:p>
+      <w:pPr>
+        <w:pStyle w:val="ListParagraph"/>
+        <w:rPr>
+          <w:rFonts w:ascii="Times" w:eastAsia="Times" w:hAnsi="Times" w:cs="Times"/>
+          <w:b/>
+          <w:bCs/>
+        </w:rPr>
+      </w:pPr>
+    </w:p>
+    <w:p>
+      <w:pPr>
+        <w:pStyle w:val="ListParagraph"/>
+        <w:numPr>
+          <w:ilvl w:val="0"/>
+          <w:numId w:val="21"/>
+        </w:numPr>
+        <w:rPr>
+          <w:rFonts w:ascii="Times" w:eastAsia="Times" w:hAnsi="Times" w:cs="Times"/>
+        </w:rPr>
+      </w:pPr>
+      <w:r>
+        <w:rPr>
+          <w:rFonts w:ascii="Times" w:eastAsia="Times" w:hAnsi="Times" w:cs="Times"/>
+        </w:rPr>
+        <w:t>M31, voice, beat 3, wrong spelling…should be “-</w:t>
+      </w:r>
+      <w:proofErr w:type="spellStart"/>
+      <w:r>
+        <w:rPr>
+          <w:rFonts w:ascii="Times" w:eastAsia="Times" w:hAnsi="Times" w:cs="Times"/>
+        </w:rPr>
+        <w:t>tros</w:t>
+      </w:r>
+      <w:proofErr w:type="spellEnd"/>
+      <w:r>
+        <w:rPr>
+          <w:rFonts w:ascii="Times" w:eastAsia="Times" w:hAnsi="Times" w:cs="Times"/>
+        </w:rPr>
+        <w:t>”, not “</w:t>
+      </w:r>
+      <w:proofErr w:type="spellStart"/>
+      <w:r>
+        <w:rPr>
+          <w:rFonts w:ascii="Times" w:eastAsia="Times" w:hAnsi="Times" w:cs="Times"/>
+        </w:rPr>
+        <w:t>tres</w:t>
+      </w:r>
+      <w:proofErr w:type="spellEnd"/>
+      <w:r>
+        <w:rPr>
+          <w:rFonts w:ascii="Times" w:eastAsia="Times" w:hAnsi="Times" w:cs="Times"/>
+        </w:rPr>
+        <w:t>”</w:t>
+      </w:r>
+    </w:p>
+    <w:p>
+      <w:pPr>
+        <w:pStyle w:val="ListParagraph"/>
+        <w:rPr>
+          <w:rFonts w:ascii="Times" w:eastAsia="Times" w:hAnsi="Times" w:cs="Times"/>
+          <w:b/>
+          <w:bCs/>
+        </w:rPr>
+      </w:pPr>
+    </w:p>
+    <w:p>
+      <w:pPr>
+        <w:pStyle w:val="ListParagraph"/>
+        <w:numPr>
+          <w:ilvl w:val="0"/>
+          <w:numId w:val="21"/>
+        </w:numPr>
+        <w:rPr>
+          <w:rFonts w:ascii="Times" w:eastAsia="Times" w:hAnsi="Times" w:cs="Times"/>
+        </w:rPr>
+      </w:pPr>
+      <w:r>
+        <w:rPr>
+          <w:rFonts w:ascii="Times" w:eastAsia="Times" w:hAnsi="Times" w:cs="Times"/>
+        </w:rPr>
+        <w:t xml:space="preserve">M31, </w:t>
+      </w:r>
+      <w:proofErr w:type="spellStart"/>
+      <w:r>
+        <w:rPr>
+          <w:rFonts w:ascii="Times" w:eastAsia="Times" w:hAnsi="Times" w:cs="Times"/>
+        </w:rPr>
+        <w:t>Bcl</w:t>
+      </w:r>
+      <w:proofErr w:type="spellEnd"/>
+      <w:r>
+        <w:rPr>
+          <w:rFonts w:ascii="Times" w:eastAsia="Times" w:hAnsi="Times" w:cs="Times"/>
+        </w:rPr>
+        <w:t xml:space="preserve">, missing natural </w:t>
+      </w:r>
+    </w:p>
+    <w:p>
+      <w:pPr>
+        <w:rPr>
+          <w:rFonts w:ascii="Times" w:eastAsia="Times" w:hAnsi="Times" w:cs="Times"/>
+          <w:b/>
+          <w:bCs/>
+        </w:rPr>
+      </w:pPr>
+    </w:p>
+    <w:p>
+      <w:pPr>
+        <w:pStyle w:val="ListParagraph"/>
+        <w:numPr>
+          <w:ilvl w:val="0"/>
+          <w:numId w:val="21"/>
+        </w:numPr>
+        <w:rPr>
+          <w:rFonts w:ascii="Times" w:eastAsia="Times" w:hAnsi="Times" w:cs="Times"/>
+        </w:rPr>
+      </w:pPr>
+      <w:r>
+        <w:rPr>
+          <w:rFonts w:ascii="Times" w:eastAsia="Times" w:hAnsi="Times" w:cs="Times"/>
         </w:rPr>
         <w:t>M33, make “SPOKEN, SERENE, FREELY” into “</w:t>
       </w:r>
       <w:r>
         <w:rPr>
           <w:rFonts w:ascii="Times" w:eastAsia="Times" w:hAnsi="Times" w:cs="Times"/>
-          <w:b/>
-          <w:bCs/>
           <w:i/>
           <w:iCs/>
         </w:rPr>
@@ -1612,8 +1981,6 @@
       <w:r>
         <w:rPr>
           <w:rFonts w:ascii="Times" w:eastAsia="Times" w:hAnsi="Times" w:cs="Times"/>
-          <w:b/>
-          <w:bCs/>
         </w:rPr>
         <w:t>”, like an expression mark</w:t>
       </w:r>
@@ -1637,23 +2004,31 @@
         </w:numPr>
         <w:rPr>
           <w:rFonts w:ascii="Times" w:eastAsia="Times" w:hAnsi="Times" w:cs="Times"/>
-          <w:b/>
-          <w:bCs/>
-        </w:rPr>
-      </w:pPr>
-      <w:r>
-        <w:rPr>
-          <w:rFonts w:ascii="Times" w:eastAsia="Times" w:hAnsi="Times" w:cs="Times"/>
-          <w:b/>
-          <w:bCs/>
-        </w:rPr>
-        <w:t xml:space="preserve">M34, Bcl, missing natural </w:t>
-      </w:r>
-      <w:r>
-        <w:rPr>
-          <w:rFonts w:ascii="Times" w:eastAsia="Times" w:hAnsi="Times" w:cs="Times"/>
-          <w:b/>
-          <w:bCs/>
+        </w:rPr>
+      </w:pPr>
+      <w:r>
+        <w:rPr>
+          <w:rFonts w:ascii="Times" w:eastAsia="Times" w:hAnsi="Times" w:cs="Times"/>
+        </w:rPr>
+        <w:t xml:space="preserve">M34, </w:t>
+      </w:r>
+      <w:proofErr w:type="spellStart"/>
+      <w:r>
+        <w:rPr>
+          <w:rFonts w:ascii="Times" w:eastAsia="Times" w:hAnsi="Times" w:cs="Times"/>
+        </w:rPr>
+        <w:t>Bcl</w:t>
+      </w:r>
+      <w:proofErr w:type="spellEnd"/>
+      <w:r>
+        <w:rPr>
+          <w:rFonts w:ascii="Times" w:eastAsia="Times" w:hAnsi="Times" w:cs="Times"/>
+        </w:rPr>
+        <w:t xml:space="preserve">, missing natural </w:t>
+      </w:r>
+      <w:r>
+        <w:rPr>
+          <w:rFonts w:ascii="Times" w:eastAsia="Times" w:hAnsi="Times" w:cs="Times"/>
         </w:rPr>
         <w:br/>
       </w:r>
@@ -1667,206 +2042,262 @@
         </w:numPr>
         <w:rPr>
           <w:rFonts w:ascii="Times" w:eastAsia="Times" w:hAnsi="Times" w:cs="Times"/>
-          <w:b/>
-          <w:bCs/>
-        </w:rPr>
-      </w:pPr>
-      <w:r>
-        <w:rPr>
-          <w:rFonts w:ascii="Times" w:eastAsia="Times" w:hAnsi="Times" w:cs="Times"/>
-          <w:b/>
-          <w:bCs/>
-        </w:rPr>
-        <w:t>M35, Tpt, G missing natural</w:t>
-      </w:r>
-    </w:p>
-    <w:p>
-      <w:pPr>
-        <w:rPr>
-          <w:rFonts w:ascii="Times" w:eastAsia="Times" w:hAnsi="Times" w:cs="Times"/>
-          <w:b/>
-          <w:bCs/>
-        </w:rPr>
-      </w:pPr>
-    </w:p>
-    <w:p>
-      <w:pPr>
-        <w:pStyle w:val="ListParagraph"/>
-        <w:numPr>
-          <w:ilvl w:val="0"/>
-          <w:numId w:val="21"/>
-        </w:numPr>
-        <w:rPr>
-          <w:rFonts w:ascii="Times" w:eastAsia="Times" w:hAnsi="Times" w:cs="Times"/>
-          <w:b/>
-          <w:bCs/>
-        </w:rPr>
-      </w:pPr>
-      <w:r>
-        <w:rPr>
-          <w:rFonts w:ascii="Times" w:eastAsia="Times" w:hAnsi="Times" w:cs="Times"/>
-          <w:b/>
-          <w:bCs/>
-        </w:rPr>
-        <w:t>M36, Bcl, missing natural</w:t>
-      </w:r>
-    </w:p>
-    <w:p>
-      <w:pPr>
-        <w:pStyle w:val="ListParagraph"/>
-        <w:rPr>
-          <w:rFonts w:ascii="Times" w:eastAsia="Times" w:hAnsi="Times" w:cs="Times"/>
-          <w:b/>
-          <w:bCs/>
-        </w:rPr>
-      </w:pPr>
-    </w:p>
-    <w:p>
-      <w:pPr>
-        <w:pStyle w:val="ListParagraph"/>
-        <w:numPr>
-          <w:ilvl w:val="0"/>
-          <w:numId w:val="21"/>
-        </w:numPr>
-        <w:rPr>
-          <w:rFonts w:ascii="Times" w:eastAsia="Times" w:hAnsi="Times" w:cs="Times"/>
-          <w:b/>
-          <w:bCs/>
-        </w:rPr>
-      </w:pPr>
-      <w:r>
-        <w:rPr>
-          <w:rFonts w:ascii="Times" w:eastAsia="Times" w:hAnsi="Times" w:cs="Times"/>
-          <w:b/>
-          <w:bCs/>
-        </w:rPr>
-        <w:t>M37, tpt, first note missing natural</w:t>
-      </w:r>
-    </w:p>
-    <w:p>
-      <w:pPr>
-        <w:pStyle w:val="ListParagraph"/>
-        <w:rPr>
-          <w:rFonts w:ascii="Times" w:eastAsia="Times" w:hAnsi="Times" w:cs="Times"/>
-          <w:b/>
-          <w:bCs/>
-        </w:rPr>
-      </w:pPr>
-    </w:p>
-    <w:p>
-      <w:pPr>
-        <w:pStyle w:val="ListParagraph"/>
-        <w:numPr>
-          <w:ilvl w:val="0"/>
-          <w:numId w:val="21"/>
-        </w:numPr>
-        <w:rPr>
-          <w:rFonts w:ascii="Times" w:eastAsia="Times" w:hAnsi="Times" w:cs="Times"/>
-          <w:b/>
-          <w:bCs/>
-        </w:rPr>
-      </w:pPr>
-      <w:r>
-        <w:rPr>
-          <w:rFonts w:ascii="Times" w:eastAsia="Times" w:hAnsi="Times" w:cs="Times"/>
-          <w:b/>
-          <w:bCs/>
-        </w:rPr>
-        <w:t>M40, tpt, second note missing natural; last note (beat 4) should be A ¼ sharp, not sharp</w:t>
-      </w:r>
-    </w:p>
-    <w:p>
-      <w:pPr>
-        <w:pStyle w:val="ListParagraph"/>
-        <w:rPr>
-          <w:rFonts w:ascii="Times" w:eastAsia="Times" w:hAnsi="Times" w:cs="Times"/>
-          <w:b/>
-          <w:bCs/>
-        </w:rPr>
-      </w:pPr>
-    </w:p>
-    <w:p>
-      <w:pPr>
-        <w:pStyle w:val="ListParagraph"/>
-        <w:numPr>
-          <w:ilvl w:val="0"/>
-          <w:numId w:val="21"/>
-        </w:numPr>
-        <w:rPr>
-          <w:rFonts w:ascii="Times" w:eastAsia="Times" w:hAnsi="Times" w:cs="Times"/>
-          <w:b/>
-          <w:bCs/>
-        </w:rPr>
-      </w:pPr>
-      <w:r>
-        <w:rPr>
-          <w:rFonts w:ascii="Times" w:eastAsia="Times" w:hAnsi="Times" w:cs="Times"/>
-          <w:b/>
-          <w:bCs/>
-        </w:rPr>
-        <w:t>M41, Bcl, first note missing natural, also first note of M42</w:t>
-      </w:r>
-    </w:p>
-    <w:p>
-      <w:pPr>
-        <w:pStyle w:val="ListParagraph"/>
-        <w:rPr>
-          <w:rFonts w:ascii="Times" w:eastAsia="Times" w:hAnsi="Times" w:cs="Times"/>
-          <w:b/>
-          <w:bCs/>
-        </w:rPr>
-      </w:pPr>
-    </w:p>
-    <w:p>
-      <w:pPr>
-        <w:pStyle w:val="ListParagraph"/>
-        <w:numPr>
-          <w:ilvl w:val="0"/>
-          <w:numId w:val="21"/>
-        </w:numPr>
-        <w:rPr>
-          <w:rFonts w:ascii="Times" w:eastAsia="Times" w:hAnsi="Times" w:cs="Times"/>
-          <w:b/>
-          <w:bCs/>
-        </w:rPr>
-      </w:pPr>
-      <w:r>
-        <w:rPr>
-          <w:rFonts w:ascii="Times" w:eastAsia="Times" w:hAnsi="Times" w:cs="Times"/>
-          <w:b/>
-          <w:bCs/>
-        </w:rPr>
-        <w:t>M42, tpt, first 3 notes missing naturals</w:t>
-      </w:r>
-    </w:p>
-    <w:p>
-      <w:pPr>
-        <w:pStyle w:val="ListParagraph"/>
-        <w:rPr>
-          <w:rFonts w:ascii="Times" w:eastAsia="Times" w:hAnsi="Times" w:cs="Times"/>
-          <w:b/>
-          <w:bCs/>
-        </w:rPr>
-      </w:pPr>
-    </w:p>
-    <w:p>
-      <w:pPr>
-        <w:pStyle w:val="ListParagraph"/>
-        <w:numPr>
-          <w:ilvl w:val="0"/>
-          <w:numId w:val="21"/>
-        </w:numPr>
-        <w:rPr>
-          <w:rFonts w:ascii="Times" w:eastAsia="Times" w:hAnsi="Times" w:cs="Times"/>
-          <w:b/>
-          <w:bCs/>
-        </w:rPr>
-      </w:pPr>
-      <w:r>
-        <w:rPr>
-          <w:rFonts w:ascii="Times" w:eastAsia="Times" w:hAnsi="Times" w:cs="Times"/>
-          <w:b/>
-          <w:bCs/>
+        </w:rPr>
+      </w:pPr>
+      <w:r>
+        <w:rPr>
+          <w:rFonts w:ascii="Times" w:eastAsia="Times" w:hAnsi="Times" w:cs="Times"/>
+        </w:rPr>
+        <w:t xml:space="preserve">M35, </w:t>
+      </w:r>
+      <w:proofErr w:type="spellStart"/>
+      <w:r>
+        <w:rPr>
+          <w:rFonts w:ascii="Times" w:eastAsia="Times" w:hAnsi="Times" w:cs="Times"/>
+        </w:rPr>
+        <w:t>Tpt</w:t>
+      </w:r>
+      <w:proofErr w:type="spellEnd"/>
+      <w:r>
+        <w:rPr>
+          <w:rFonts w:ascii="Times" w:eastAsia="Times" w:hAnsi="Times" w:cs="Times"/>
+        </w:rPr>
+        <w:t>, G missing natural</w:t>
+      </w:r>
+    </w:p>
+    <w:p>
+      <w:pPr>
+        <w:rPr>
+          <w:rFonts w:ascii="Times" w:eastAsia="Times" w:hAnsi="Times" w:cs="Times"/>
+          <w:b/>
+          <w:bCs/>
+        </w:rPr>
+      </w:pPr>
+    </w:p>
+    <w:p>
+      <w:pPr>
+        <w:pStyle w:val="ListParagraph"/>
+        <w:numPr>
+          <w:ilvl w:val="0"/>
+          <w:numId w:val="21"/>
+        </w:numPr>
+        <w:rPr>
+          <w:rFonts w:ascii="Times" w:eastAsia="Times" w:hAnsi="Times" w:cs="Times"/>
+        </w:rPr>
+      </w:pPr>
+      <w:r>
+        <w:rPr>
+          <w:rFonts w:ascii="Times" w:eastAsia="Times" w:hAnsi="Times" w:cs="Times"/>
+        </w:rPr>
+        <w:t xml:space="preserve">M36, </w:t>
+      </w:r>
+      <w:proofErr w:type="spellStart"/>
+      <w:r>
+        <w:rPr>
+          <w:rFonts w:ascii="Times" w:eastAsia="Times" w:hAnsi="Times" w:cs="Times"/>
+        </w:rPr>
+        <w:t>Bcl</w:t>
+      </w:r>
+      <w:proofErr w:type="spellEnd"/>
+      <w:r>
+        <w:rPr>
+          <w:rFonts w:ascii="Times" w:eastAsia="Times" w:hAnsi="Times" w:cs="Times"/>
+        </w:rPr>
+        <w:t>, missing natural</w:t>
+      </w:r>
+    </w:p>
+    <w:p>
+      <w:pPr>
+        <w:pStyle w:val="ListParagraph"/>
+        <w:rPr>
+          <w:rFonts w:ascii="Times" w:eastAsia="Times" w:hAnsi="Times" w:cs="Times"/>
+          <w:b/>
+          <w:bCs/>
+        </w:rPr>
+      </w:pPr>
+    </w:p>
+    <w:p>
+      <w:pPr>
+        <w:pStyle w:val="ListParagraph"/>
+        <w:numPr>
+          <w:ilvl w:val="0"/>
+          <w:numId w:val="21"/>
+        </w:numPr>
+        <w:rPr>
+          <w:rFonts w:ascii="Times" w:eastAsia="Times" w:hAnsi="Times" w:cs="Times"/>
+        </w:rPr>
+      </w:pPr>
+      <w:r>
+        <w:rPr>
+          <w:rFonts w:ascii="Times" w:eastAsia="Times" w:hAnsi="Times" w:cs="Times"/>
+        </w:rPr>
+        <w:t xml:space="preserve">M37, </w:t>
+      </w:r>
+      <w:proofErr w:type="spellStart"/>
+      <w:r>
+        <w:rPr>
+          <w:rFonts w:ascii="Times" w:eastAsia="Times" w:hAnsi="Times" w:cs="Times"/>
+        </w:rPr>
+        <w:t>tpt</w:t>
+      </w:r>
+      <w:proofErr w:type="spellEnd"/>
+      <w:r>
+        <w:rPr>
+          <w:rFonts w:ascii="Times" w:eastAsia="Times" w:hAnsi="Times" w:cs="Times"/>
+        </w:rPr>
+        <w:t>, first note missing natural</w:t>
+      </w:r>
+    </w:p>
+    <w:p>
+      <w:pPr>
+        <w:pStyle w:val="ListParagraph"/>
+        <w:rPr>
+          <w:rFonts w:ascii="Times" w:eastAsia="Times" w:hAnsi="Times" w:cs="Times"/>
+          <w:b/>
+          <w:bCs/>
+        </w:rPr>
+      </w:pPr>
+    </w:p>
+    <w:p>
+      <w:pPr>
+        <w:pStyle w:val="ListParagraph"/>
+        <w:numPr>
+          <w:ilvl w:val="0"/>
+          <w:numId w:val="21"/>
+        </w:numPr>
+        <w:rPr>
+          <w:rFonts w:ascii="Times" w:eastAsia="Times" w:hAnsi="Times" w:cs="Times"/>
+        </w:rPr>
+      </w:pPr>
+      <w:r>
+        <w:rPr>
+          <w:rFonts w:ascii="Times" w:eastAsia="Times" w:hAnsi="Times" w:cs="Times"/>
+        </w:rPr>
+        <w:t xml:space="preserve">M40, </w:t>
+      </w:r>
+      <w:proofErr w:type="spellStart"/>
+      <w:r>
+        <w:rPr>
+          <w:rFonts w:ascii="Times" w:eastAsia="Times" w:hAnsi="Times" w:cs="Times"/>
+        </w:rPr>
+        <w:t>tpt</w:t>
+      </w:r>
+      <w:proofErr w:type="spellEnd"/>
+      <w:r>
+        <w:rPr>
+          <w:rFonts w:ascii="Times" w:eastAsia="Times" w:hAnsi="Times" w:cs="Times"/>
+        </w:rPr>
+        <w:t>, second note missing natural; last note (beat 4) should be A ¼ sharp, not sharp</w:t>
+      </w:r>
+    </w:p>
+    <w:p>
+      <w:pPr>
+        <w:pStyle w:val="ListParagraph"/>
+        <w:rPr>
+          <w:rFonts w:ascii="Times" w:eastAsia="Times" w:hAnsi="Times" w:cs="Times"/>
+          <w:b/>
+          <w:bCs/>
+        </w:rPr>
+      </w:pPr>
+    </w:p>
+    <w:p>
+      <w:pPr>
+        <w:pStyle w:val="ListParagraph"/>
+        <w:numPr>
+          <w:ilvl w:val="0"/>
+          <w:numId w:val="21"/>
+        </w:numPr>
+        <w:rPr>
+          <w:rFonts w:ascii="Times" w:eastAsia="Times" w:hAnsi="Times" w:cs="Times"/>
+        </w:rPr>
+      </w:pPr>
+      <w:r>
+        <w:rPr>
+          <w:rFonts w:ascii="Times" w:eastAsia="Times" w:hAnsi="Times" w:cs="Times"/>
+        </w:rPr>
+        <w:t xml:space="preserve">M41, </w:t>
+      </w:r>
+      <w:proofErr w:type="spellStart"/>
+      <w:r>
+        <w:rPr>
+          <w:rFonts w:ascii="Times" w:eastAsia="Times" w:hAnsi="Times" w:cs="Times"/>
+        </w:rPr>
+        <w:t>Bcl</w:t>
+      </w:r>
+      <w:proofErr w:type="spellEnd"/>
+      <w:r>
+        <w:rPr>
+          <w:rFonts w:ascii="Times" w:eastAsia="Times" w:hAnsi="Times" w:cs="Times"/>
+        </w:rPr>
+        <w:t>, first note missing natural, also first note of M42</w:t>
+      </w:r>
+    </w:p>
+    <w:p>
+      <w:pPr>
+        <w:pStyle w:val="ListParagraph"/>
+        <w:rPr>
+          <w:rFonts w:ascii="Times" w:eastAsia="Times" w:hAnsi="Times" w:cs="Times"/>
+          <w:b/>
+          <w:bCs/>
+        </w:rPr>
+      </w:pPr>
+    </w:p>
+    <w:p>
+      <w:pPr>
+        <w:pStyle w:val="ListParagraph"/>
+        <w:numPr>
+          <w:ilvl w:val="0"/>
+          <w:numId w:val="21"/>
+        </w:numPr>
+        <w:rPr>
+          <w:rFonts w:ascii="Times" w:eastAsia="Times" w:hAnsi="Times" w:cs="Times"/>
+        </w:rPr>
+      </w:pPr>
+      <w:r>
+        <w:rPr>
+          <w:rFonts w:ascii="Times" w:eastAsia="Times" w:hAnsi="Times" w:cs="Times"/>
+        </w:rPr>
+        <w:t xml:space="preserve">M42, </w:t>
+      </w:r>
+      <w:proofErr w:type="spellStart"/>
+      <w:r>
+        <w:rPr>
+          <w:rFonts w:ascii="Times" w:eastAsia="Times" w:hAnsi="Times" w:cs="Times"/>
+        </w:rPr>
+        <w:t>tpt</w:t>
+      </w:r>
+      <w:proofErr w:type="spellEnd"/>
+      <w:r>
+        <w:rPr>
+          <w:rFonts w:ascii="Times" w:eastAsia="Times" w:hAnsi="Times" w:cs="Times"/>
+        </w:rPr>
+        <w:t>, first 3 notes missing naturals</w:t>
+      </w:r>
+    </w:p>
+    <w:p>
+      <w:pPr>
+        <w:pStyle w:val="ListParagraph"/>
+        <w:rPr>
+          <w:rFonts w:ascii="Times" w:eastAsia="Times" w:hAnsi="Times" w:cs="Times"/>
+          <w:b/>
+          <w:bCs/>
+        </w:rPr>
+      </w:pPr>
+    </w:p>
+    <w:p>
+      <w:pPr>
+        <w:pStyle w:val="ListParagraph"/>
+        <w:numPr>
+          <w:ilvl w:val="0"/>
+          <w:numId w:val="21"/>
+        </w:numPr>
+        <w:rPr>
+          <w:rFonts w:ascii="Times" w:eastAsia="Times" w:hAnsi="Times" w:cs="Times"/>
+        </w:rPr>
+      </w:pPr>
+      <w:r>
+        <w:rPr>
+          <w:rFonts w:ascii="Times" w:eastAsia="Times" w:hAnsi="Times" w:cs="Times"/>
         </w:rPr>
         <w:t>M43, voice, beat 4, first note missing accidental ¾ sharp</w:t>
       </w:r>
@@ -1890,87 +2321,101 @@
         </w:numPr>
         <w:rPr>
           <w:rFonts w:ascii="Times" w:eastAsia="Times" w:hAnsi="Times" w:cs="Times"/>
-          <w:b/>
-          <w:bCs/>
-        </w:rPr>
-      </w:pPr>
-      <w:r>
-        <w:rPr>
-          <w:rFonts w:ascii="Times" w:eastAsia="Times" w:hAnsi="Times" w:cs="Times"/>
-          <w:b/>
-          <w:bCs/>
-        </w:rPr>
-        <w:t>M45, tpt, low C missing natural</w:t>
-      </w:r>
-    </w:p>
-    <w:p>
-      <w:pPr>
-        <w:pStyle w:val="ListParagraph"/>
-        <w:rPr>
-          <w:rFonts w:ascii="Times" w:eastAsia="Times" w:hAnsi="Times" w:cs="Times"/>
-          <w:b/>
-          <w:bCs/>
-        </w:rPr>
-      </w:pPr>
-    </w:p>
-    <w:p>
-      <w:pPr>
-        <w:pStyle w:val="ListParagraph"/>
-        <w:numPr>
-          <w:ilvl w:val="0"/>
-          <w:numId w:val="21"/>
-        </w:numPr>
-        <w:rPr>
-          <w:rFonts w:ascii="Times" w:eastAsia="Times" w:hAnsi="Times" w:cs="Times"/>
-          <w:b/>
-          <w:bCs/>
-        </w:rPr>
-      </w:pPr>
-      <w:r>
-        <w:rPr>
-          <w:rFonts w:ascii="Times" w:eastAsia="Times" w:hAnsi="Times" w:cs="Times"/>
-          <w:b/>
-          <w:bCs/>
-        </w:rPr>
-        <w:t>M46, Bcl, add natural to low C….also add natural to M47</w:t>
-      </w:r>
-    </w:p>
-    <w:p>
-      <w:pPr>
-        <w:pStyle w:val="ListParagraph"/>
-        <w:rPr>
-          <w:rFonts w:ascii="Times" w:eastAsia="Times" w:hAnsi="Times" w:cs="Times"/>
-          <w:b/>
-          <w:bCs/>
-        </w:rPr>
-      </w:pPr>
-    </w:p>
-    <w:p>
-      <w:pPr>
-        <w:pStyle w:val="ListParagraph"/>
-        <w:numPr>
-          <w:ilvl w:val="0"/>
-          <w:numId w:val="21"/>
-        </w:numPr>
-        <w:rPr>
-          <w:rFonts w:ascii="Times" w:eastAsia="Times" w:hAnsi="Times" w:cs="Times"/>
-          <w:b/>
-          <w:bCs/>
-        </w:rPr>
-      </w:pPr>
-      <w:r>
-        <w:rPr>
-          <w:rFonts w:ascii="Times" w:eastAsia="Times" w:hAnsi="Times" w:cs="Times"/>
-          <w:b/>
-          <w:bCs/>
+        </w:rPr>
+      </w:pPr>
+      <w:r>
+        <w:rPr>
+          <w:rFonts w:ascii="Times" w:eastAsia="Times" w:hAnsi="Times" w:cs="Times"/>
+        </w:rPr>
+        <w:t xml:space="preserve">M45, </w:t>
+      </w:r>
+      <w:proofErr w:type="spellStart"/>
+      <w:r>
+        <w:rPr>
+          <w:rFonts w:ascii="Times" w:eastAsia="Times" w:hAnsi="Times" w:cs="Times"/>
+        </w:rPr>
+        <w:t>tpt</w:t>
+      </w:r>
+      <w:proofErr w:type="spellEnd"/>
+      <w:r>
+        <w:rPr>
+          <w:rFonts w:ascii="Times" w:eastAsia="Times" w:hAnsi="Times" w:cs="Times"/>
+        </w:rPr>
+        <w:t>, low C missing natural</w:t>
+      </w:r>
+    </w:p>
+    <w:p>
+      <w:pPr>
+        <w:pStyle w:val="ListParagraph"/>
+        <w:rPr>
+          <w:rFonts w:ascii="Times" w:eastAsia="Times" w:hAnsi="Times" w:cs="Times"/>
+          <w:b/>
+          <w:bCs/>
+        </w:rPr>
+      </w:pPr>
+    </w:p>
+    <w:p>
+      <w:pPr>
+        <w:pStyle w:val="ListParagraph"/>
+        <w:numPr>
+          <w:ilvl w:val="0"/>
+          <w:numId w:val="21"/>
+        </w:numPr>
+        <w:rPr>
+          <w:rFonts w:ascii="Times" w:eastAsia="Times" w:hAnsi="Times" w:cs="Times"/>
+        </w:rPr>
+      </w:pPr>
+      <w:r>
+        <w:rPr>
+          <w:rFonts w:ascii="Times" w:eastAsia="Times" w:hAnsi="Times" w:cs="Times"/>
+        </w:rPr>
+        <w:t xml:space="preserve">M46, </w:t>
+      </w:r>
+      <w:proofErr w:type="spellStart"/>
+      <w:r>
+        <w:rPr>
+          <w:rFonts w:ascii="Times" w:eastAsia="Times" w:hAnsi="Times" w:cs="Times"/>
+        </w:rPr>
+        <w:t>Bcl</w:t>
+      </w:r>
+      <w:proofErr w:type="spellEnd"/>
+      <w:r>
+        <w:rPr>
+          <w:rFonts w:ascii="Times" w:eastAsia="Times" w:hAnsi="Times" w:cs="Times"/>
+        </w:rPr>
+        <w:t>, add natural to low C….also add natural to M47</w:t>
+      </w:r>
+    </w:p>
+    <w:p>
+      <w:pPr>
+        <w:pStyle w:val="ListParagraph"/>
+        <w:rPr>
+          <w:rFonts w:ascii="Times" w:eastAsia="Times" w:hAnsi="Times" w:cs="Times"/>
+          <w:b/>
+          <w:bCs/>
+        </w:rPr>
+      </w:pPr>
+    </w:p>
+    <w:p>
+      <w:pPr>
+        <w:pStyle w:val="ListParagraph"/>
+        <w:numPr>
+          <w:ilvl w:val="0"/>
+          <w:numId w:val="21"/>
+        </w:numPr>
+        <w:rPr>
+          <w:rFonts w:ascii="Times" w:eastAsia="Times" w:hAnsi="Times" w:cs="Times"/>
+        </w:rPr>
+      </w:pPr>
+      <w:r>
+        <w:rPr>
+          <w:rFonts w:ascii="Times" w:eastAsia="Times" w:hAnsi="Times" w:cs="Times"/>
         </w:rPr>
         <w:t xml:space="preserve">M47, voice, wrong hyphen on “-do_”, from “re-pe-tin-do-“ beat 4, should be just </w:t>
       </w:r>
       <w:r>
         <w:rPr>
           <w:rFonts w:ascii="Times" w:eastAsia="Times" w:hAnsi="Times" w:cs="Times"/>
-          <w:b/>
-          <w:bCs/>
         </w:rPr>
         <w:br/>
         <w:t>“-do-”</w:t>
@@ -1994,526 +2439,692 @@
         </w:numPr>
         <w:rPr>
           <w:rFonts w:ascii="Times" w:eastAsia="Times" w:hAnsi="Times" w:cs="Times"/>
-          <w:b/>
-          <w:bCs/>
-        </w:rPr>
-      </w:pPr>
-      <w:r>
-        <w:rPr>
-          <w:rFonts w:ascii="Times" w:eastAsia="Times" w:hAnsi="Times" w:cs="Times"/>
-          <w:b/>
-          <w:bCs/>
-        </w:rPr>
-        <w:t>M47, tpt, beat 2, F missing natural</w:t>
-      </w:r>
-    </w:p>
-    <w:p>
-      <w:pPr>
-        <w:pStyle w:val="ListParagraph"/>
-        <w:rPr>
-          <w:rFonts w:ascii="Times" w:eastAsia="Times" w:hAnsi="Times" w:cs="Times"/>
-          <w:b/>
-          <w:bCs/>
-        </w:rPr>
-      </w:pPr>
-    </w:p>
-    <w:p>
-      <w:pPr>
-        <w:pStyle w:val="ListParagraph"/>
-        <w:numPr>
-          <w:ilvl w:val="0"/>
-          <w:numId w:val="21"/>
-        </w:numPr>
-        <w:rPr>
-          <w:rFonts w:ascii="Times" w:eastAsia="Times" w:hAnsi="Times" w:cs="Times"/>
-          <w:b/>
-          <w:bCs/>
-        </w:rPr>
-      </w:pPr>
-      <w:r>
-        <w:rPr>
-          <w:rFonts w:ascii="Times" w:eastAsia="Times" w:hAnsi="Times" w:cs="Times"/>
-          <w:b/>
-          <w:bCs/>
-        </w:rPr>
-        <w:t>M48, trombone, beat 4, should be F1/4 sharp, not F#</w:t>
-      </w:r>
-    </w:p>
-    <w:p>
-      <w:pPr>
-        <w:rPr>
-          <w:rFonts w:ascii="Times" w:eastAsia="Times" w:hAnsi="Times" w:cs="Times"/>
-          <w:b/>
-          <w:bCs/>
-        </w:rPr>
-      </w:pPr>
-    </w:p>
-    <w:p>
-      <w:pPr>
-        <w:pStyle w:val="ListParagraph"/>
-        <w:numPr>
-          <w:ilvl w:val="0"/>
-          <w:numId w:val="21"/>
-        </w:numPr>
-        <w:rPr>
-          <w:rFonts w:ascii="Times" w:eastAsia="Times" w:hAnsi="Times" w:cs="Times"/>
-          <w:b/>
-          <w:bCs/>
-        </w:rPr>
-      </w:pPr>
-      <w:r>
-        <w:rPr>
-          <w:rFonts w:ascii="Times" w:eastAsia="Times" w:hAnsi="Times" w:cs="Times"/>
-          <w:b/>
-          <w:bCs/>
-        </w:rPr>
-        <w:t>M48, tpt, beat 2, first note should be C natural, not C#; second note of beat 2 also wrong, should be F# 1/6 flat</w:t>
-      </w:r>
-    </w:p>
-    <w:p>
-      <w:pPr>
-        <w:pStyle w:val="ListParagraph"/>
-        <w:rPr>
-          <w:rFonts w:ascii="Times" w:eastAsia="Times" w:hAnsi="Times" w:cs="Times"/>
-          <w:b/>
-          <w:bCs/>
-        </w:rPr>
-      </w:pPr>
-    </w:p>
-    <w:p>
-      <w:pPr>
-        <w:pStyle w:val="ListParagraph"/>
-        <w:numPr>
-          <w:ilvl w:val="0"/>
-          <w:numId w:val="21"/>
-        </w:numPr>
-        <w:rPr>
-          <w:rFonts w:ascii="Times" w:eastAsia="Times" w:hAnsi="Times" w:cs="Times"/>
-          <w:b/>
-          <w:bCs/>
-        </w:rPr>
-      </w:pPr>
-      <w:r>
-        <w:rPr>
-          <w:rFonts w:ascii="Times" w:eastAsia="Times" w:hAnsi="Times" w:cs="Times"/>
-          <w:b/>
-          <w:bCs/>
-        </w:rPr>
-        <w:t>M49, tpt, last note should be E1/4 flat (not Eb)</w:t>
-      </w:r>
-    </w:p>
-    <w:p>
-      <w:pPr>
-        <w:pStyle w:val="ListParagraph"/>
-        <w:rPr>
-          <w:rFonts w:ascii="Times" w:eastAsia="Times" w:hAnsi="Times" w:cs="Times"/>
-          <w:b/>
-          <w:bCs/>
-        </w:rPr>
-      </w:pPr>
-    </w:p>
-    <w:p>
-      <w:pPr>
-        <w:pStyle w:val="ListParagraph"/>
-        <w:numPr>
-          <w:ilvl w:val="0"/>
-          <w:numId w:val="21"/>
-        </w:numPr>
-        <w:rPr>
-          <w:rFonts w:ascii="Times" w:eastAsia="Times" w:hAnsi="Times" w:cs="Times"/>
-          <w:b/>
-          <w:bCs/>
-        </w:rPr>
-      </w:pPr>
-      <w:r>
-        <w:rPr>
-          <w:rFonts w:ascii="Times" w:eastAsia="Times" w:hAnsi="Times" w:cs="Times"/>
-          <w:b/>
-          <w:bCs/>
-        </w:rPr>
-        <w:t>M50, Bcl, beat 2, missing natural sign</w:t>
-      </w:r>
-    </w:p>
-    <w:p>
-      <w:pPr>
-        <w:pStyle w:val="ListParagraph"/>
-        <w:rPr>
-          <w:rFonts w:ascii="Times" w:eastAsia="Times" w:hAnsi="Times" w:cs="Times"/>
-          <w:b/>
-          <w:bCs/>
-        </w:rPr>
-      </w:pPr>
-    </w:p>
-    <w:p>
-      <w:pPr>
-        <w:pStyle w:val="ListParagraph"/>
-        <w:numPr>
-          <w:ilvl w:val="0"/>
-          <w:numId w:val="21"/>
-        </w:numPr>
-        <w:rPr>
-          <w:rFonts w:ascii="Times" w:eastAsia="Times" w:hAnsi="Times" w:cs="Times"/>
-          <w:b/>
-          <w:bCs/>
-        </w:rPr>
-      </w:pPr>
-      <w:r>
-        <w:rPr>
-          <w:rFonts w:ascii="Times" w:eastAsia="Times" w:hAnsi="Times" w:cs="Times"/>
-          <w:b/>
-          <w:bCs/>
-        </w:rPr>
-        <w:t>M51, tpt, lowest note missing natural</w:t>
-      </w:r>
-    </w:p>
-    <w:p>
-      <w:pPr>
-        <w:pStyle w:val="ListParagraph"/>
-        <w:rPr>
-          <w:rFonts w:ascii="Times" w:eastAsia="Times" w:hAnsi="Times" w:cs="Times"/>
-          <w:b/>
-          <w:bCs/>
-        </w:rPr>
-      </w:pPr>
-    </w:p>
-    <w:p>
-      <w:pPr>
-        <w:pStyle w:val="ListParagraph"/>
-        <w:numPr>
-          <w:ilvl w:val="0"/>
-          <w:numId w:val="21"/>
-        </w:numPr>
-        <w:rPr>
-          <w:rFonts w:ascii="Times" w:eastAsia="Times" w:hAnsi="Times" w:cs="Times"/>
-          <w:b/>
-          <w:bCs/>
-        </w:rPr>
-      </w:pPr>
-      <w:r>
-        <w:rPr>
-          <w:rFonts w:ascii="Times" w:eastAsia="Times" w:hAnsi="Times" w:cs="Times"/>
-          <w:b/>
-          <w:bCs/>
-        </w:rPr>
-        <w:t>M51, Bcl, missing natural</w:t>
-      </w:r>
-    </w:p>
-    <w:p>
-      <w:pPr>
-        <w:pStyle w:val="ListParagraph"/>
-        <w:rPr>
-          <w:rFonts w:ascii="Times" w:eastAsia="Times" w:hAnsi="Times" w:cs="Times"/>
-          <w:b/>
-          <w:bCs/>
-        </w:rPr>
-      </w:pPr>
-    </w:p>
-    <w:p>
-      <w:pPr>
-        <w:pStyle w:val="ListParagraph"/>
-        <w:numPr>
-          <w:ilvl w:val="0"/>
-          <w:numId w:val="21"/>
-        </w:numPr>
-        <w:rPr>
-          <w:rFonts w:ascii="Times" w:eastAsia="Times" w:hAnsi="Times" w:cs="Times"/>
-          <w:b/>
-          <w:bCs/>
-        </w:rPr>
-      </w:pPr>
-      <w:r>
-        <w:rPr>
-          <w:rFonts w:ascii="Times" w:eastAsia="Times" w:hAnsi="Times" w:cs="Times"/>
-          <w:b/>
-          <w:bCs/>
-        </w:rPr>
-        <w:t>M53, tpt, F natural on beat 1 should be F ¼ sharp</w:t>
-      </w:r>
-    </w:p>
-    <w:p>
-      <w:pPr>
-        <w:pStyle w:val="ListParagraph"/>
-        <w:rPr>
-          <w:rFonts w:ascii="Times" w:eastAsia="Times" w:hAnsi="Times" w:cs="Times"/>
-          <w:b/>
-          <w:bCs/>
-        </w:rPr>
-      </w:pPr>
-    </w:p>
-    <w:p>
-      <w:pPr>
-        <w:pStyle w:val="ListParagraph"/>
-        <w:numPr>
-          <w:ilvl w:val="0"/>
-          <w:numId w:val="21"/>
-        </w:numPr>
-        <w:rPr>
-          <w:rFonts w:ascii="Times" w:eastAsia="Times" w:hAnsi="Times" w:cs="Times"/>
-          <w:b/>
-          <w:bCs/>
-        </w:rPr>
-      </w:pPr>
-      <w:r>
-        <w:rPr>
-          <w:rFonts w:ascii="Times" w:eastAsia="Times" w:hAnsi="Times" w:cs="Times"/>
-          <w:b/>
-          <w:bCs/>
-        </w:rPr>
-        <w:t>M54, bcl, missing natural</w:t>
-      </w:r>
-    </w:p>
-    <w:p>
-      <w:pPr>
-        <w:pStyle w:val="ListParagraph"/>
-        <w:rPr>
-          <w:rFonts w:ascii="Times" w:eastAsia="Times" w:hAnsi="Times" w:cs="Times"/>
-          <w:b/>
-          <w:bCs/>
-        </w:rPr>
-      </w:pPr>
-    </w:p>
-    <w:p>
-      <w:pPr>
-        <w:pStyle w:val="ListParagraph"/>
-        <w:numPr>
-          <w:ilvl w:val="0"/>
-          <w:numId w:val="21"/>
-        </w:numPr>
-        <w:rPr>
-          <w:rFonts w:ascii="Times" w:eastAsia="Times" w:hAnsi="Times" w:cs="Times"/>
-          <w:b/>
-          <w:bCs/>
-        </w:rPr>
-      </w:pPr>
-      <w:r>
-        <w:rPr>
-          <w:rFonts w:ascii="Times" w:eastAsia="Times" w:hAnsi="Times" w:cs="Times"/>
-          <w:b/>
-          <w:bCs/>
-        </w:rPr>
-        <w:t>M55, bcl, missing natural (also M57)</w:t>
-      </w:r>
-    </w:p>
-    <w:p>
-      <w:pPr>
-        <w:pStyle w:val="ListParagraph"/>
-        <w:rPr>
-          <w:rFonts w:ascii="Times" w:eastAsia="Times" w:hAnsi="Times" w:cs="Times"/>
-          <w:b/>
-          <w:bCs/>
-        </w:rPr>
-      </w:pPr>
-    </w:p>
-    <w:p>
-      <w:pPr>
-        <w:pStyle w:val="ListParagraph"/>
-        <w:numPr>
-          <w:ilvl w:val="0"/>
-          <w:numId w:val="21"/>
-        </w:numPr>
-        <w:rPr>
-          <w:rFonts w:ascii="Times" w:eastAsia="Times" w:hAnsi="Times" w:cs="Times"/>
-          <w:b/>
-          <w:bCs/>
-        </w:rPr>
-      </w:pPr>
-      <w:r>
-        <w:rPr>
-          <w:rFonts w:ascii="Times" w:eastAsia="Times" w:hAnsi="Times" w:cs="Times"/>
-          <w:b/>
-          <w:bCs/>
-        </w:rPr>
-        <w:t>M56, bcl, wrong note, should be Eb (not E nat)</w:t>
-      </w:r>
-    </w:p>
-    <w:p>
-      <w:pPr>
-        <w:pStyle w:val="ListParagraph"/>
-        <w:rPr>
-          <w:rFonts w:ascii="Times" w:eastAsia="Times" w:hAnsi="Times" w:cs="Times"/>
-          <w:b/>
-          <w:bCs/>
-        </w:rPr>
-      </w:pPr>
-    </w:p>
-    <w:p>
-      <w:pPr>
-        <w:pStyle w:val="ListParagraph"/>
-        <w:numPr>
-          <w:ilvl w:val="0"/>
-          <w:numId w:val="21"/>
-        </w:numPr>
-        <w:rPr>
-          <w:rFonts w:ascii="Times" w:eastAsia="Times" w:hAnsi="Times" w:cs="Times"/>
-          <w:b/>
-          <w:bCs/>
-        </w:rPr>
-      </w:pPr>
-      <w:r>
-        <w:rPr>
-          <w:rFonts w:ascii="Times" w:eastAsia="Times" w:hAnsi="Times" w:cs="Times"/>
-          <w:b/>
-          <w:bCs/>
-        </w:rPr>
-        <w:t>M59, tpt, beat 2, top note (F) missing natural sign</w:t>
-      </w:r>
-    </w:p>
-    <w:p>
-      <w:pPr>
-        <w:pStyle w:val="ListParagraph"/>
-        <w:rPr>
-          <w:rFonts w:ascii="Times" w:eastAsia="Times" w:hAnsi="Times" w:cs="Times"/>
-          <w:b/>
-          <w:bCs/>
-        </w:rPr>
-      </w:pPr>
-    </w:p>
-    <w:p>
-      <w:pPr>
-        <w:pStyle w:val="ListParagraph"/>
-        <w:numPr>
-          <w:ilvl w:val="0"/>
-          <w:numId w:val="21"/>
-        </w:numPr>
-        <w:rPr>
-          <w:rFonts w:ascii="Times" w:eastAsia="Times" w:hAnsi="Times" w:cs="Times"/>
-          <w:b/>
-          <w:bCs/>
-        </w:rPr>
-      </w:pPr>
-      <w:r>
-        <w:rPr>
-          <w:rFonts w:ascii="Times" w:eastAsia="Times" w:hAnsi="Times" w:cs="Times"/>
-          <w:b/>
-          <w:bCs/>
-        </w:rPr>
-        <w:t>M60, bcl, first note missing natural</w:t>
-      </w:r>
-    </w:p>
-    <w:p>
-      <w:pPr>
-        <w:pStyle w:val="ListParagraph"/>
-        <w:rPr>
-          <w:rFonts w:ascii="Times" w:eastAsia="Times" w:hAnsi="Times" w:cs="Times"/>
-          <w:b/>
-          <w:bCs/>
-        </w:rPr>
-      </w:pPr>
-    </w:p>
-    <w:p>
-      <w:pPr>
-        <w:pStyle w:val="ListParagraph"/>
-        <w:numPr>
-          <w:ilvl w:val="0"/>
-          <w:numId w:val="21"/>
-        </w:numPr>
-        <w:rPr>
-          <w:rFonts w:ascii="Times" w:eastAsia="Times" w:hAnsi="Times" w:cs="Times"/>
-          <w:b/>
-          <w:bCs/>
-        </w:rPr>
-      </w:pPr>
-      <w:r>
-        <w:rPr>
-          <w:rFonts w:ascii="Times" w:eastAsia="Times" w:hAnsi="Times" w:cs="Times"/>
-          <w:b/>
-          <w:bCs/>
-        </w:rPr>
-        <w:t>M61, bcl C missing natural</w:t>
-      </w:r>
-    </w:p>
-    <w:p>
-      <w:pPr>
-        <w:pStyle w:val="ListParagraph"/>
-        <w:rPr>
-          <w:rFonts w:ascii="Times" w:eastAsia="Times" w:hAnsi="Times" w:cs="Times"/>
-          <w:b/>
-          <w:bCs/>
-        </w:rPr>
-      </w:pPr>
-    </w:p>
-    <w:p>
-      <w:pPr>
-        <w:pStyle w:val="ListParagraph"/>
-        <w:numPr>
-          <w:ilvl w:val="0"/>
-          <w:numId w:val="21"/>
-        </w:numPr>
-        <w:rPr>
-          <w:rFonts w:ascii="Times" w:eastAsia="Times" w:hAnsi="Times" w:cs="Times"/>
-          <w:b/>
-          <w:bCs/>
-        </w:rPr>
-      </w:pPr>
-      <w:r>
-        <w:rPr>
-          <w:rFonts w:ascii="Times" w:eastAsia="Times" w:hAnsi="Times" w:cs="Times"/>
-          <w:b/>
-          <w:bCs/>
-        </w:rPr>
-        <w:t>M62, tpt, first F missing natural</w:t>
-      </w:r>
-    </w:p>
-    <w:p>
-      <w:pPr>
-        <w:pStyle w:val="ListParagraph"/>
-        <w:rPr>
-          <w:rFonts w:ascii="Times" w:eastAsia="Times" w:hAnsi="Times" w:cs="Times"/>
-          <w:b/>
-          <w:bCs/>
-        </w:rPr>
-      </w:pPr>
-    </w:p>
-    <w:p>
-      <w:pPr>
-        <w:pStyle w:val="ListParagraph"/>
-        <w:numPr>
-          <w:ilvl w:val="0"/>
-          <w:numId w:val="21"/>
-        </w:numPr>
-        <w:rPr>
-          <w:rFonts w:ascii="Times" w:eastAsia="Times" w:hAnsi="Times" w:cs="Times"/>
-          <w:b/>
-          <w:bCs/>
-        </w:rPr>
-      </w:pPr>
-      <w:r>
-        <w:rPr>
-          <w:rFonts w:ascii="Times" w:eastAsia="Times" w:hAnsi="Times" w:cs="Times"/>
-          <w:b/>
-          <w:bCs/>
-        </w:rPr>
-        <w:t>M64, bcl, low C missing natural</w:t>
-      </w:r>
-    </w:p>
-    <w:p>
-      <w:pPr>
-        <w:pStyle w:val="ListParagraph"/>
-        <w:rPr>
-          <w:rFonts w:ascii="Times" w:eastAsia="Times" w:hAnsi="Times" w:cs="Times"/>
-          <w:b/>
-          <w:bCs/>
-        </w:rPr>
-      </w:pPr>
-    </w:p>
-    <w:p>
-      <w:pPr>
-        <w:pStyle w:val="ListParagraph"/>
-        <w:numPr>
-          <w:ilvl w:val="0"/>
-          <w:numId w:val="21"/>
-        </w:numPr>
-        <w:rPr>
-          <w:rFonts w:ascii="Times" w:eastAsia="Times" w:hAnsi="Times" w:cs="Times"/>
-          <w:b/>
-          <w:bCs/>
-        </w:rPr>
-      </w:pPr>
-      <w:r>
-        <w:rPr>
-          <w:rFonts w:ascii="Times" w:eastAsia="Times" w:hAnsi="Times" w:cs="Times"/>
-          <w:b/>
-          <w:bCs/>
+        </w:rPr>
+      </w:pPr>
+      <w:r>
+        <w:rPr>
+          <w:rFonts w:ascii="Times" w:eastAsia="Times" w:hAnsi="Times" w:cs="Times"/>
+        </w:rPr>
+        <w:t xml:space="preserve">M47, </w:t>
+      </w:r>
+      <w:proofErr w:type="spellStart"/>
+      <w:r>
+        <w:rPr>
+          <w:rFonts w:ascii="Times" w:eastAsia="Times" w:hAnsi="Times" w:cs="Times"/>
+        </w:rPr>
+        <w:t>tpt</w:t>
+      </w:r>
+      <w:proofErr w:type="spellEnd"/>
+      <w:r>
+        <w:rPr>
+          <w:rFonts w:ascii="Times" w:eastAsia="Times" w:hAnsi="Times" w:cs="Times"/>
+        </w:rPr>
+        <w:t>, beat 2, F missing natural</w:t>
+      </w:r>
+    </w:p>
+    <w:p>
+      <w:pPr>
+        <w:pStyle w:val="ListParagraph"/>
+        <w:rPr>
+          <w:rFonts w:ascii="Times" w:eastAsia="Times" w:hAnsi="Times" w:cs="Times"/>
+          <w:b/>
+          <w:bCs/>
+        </w:rPr>
+      </w:pPr>
+    </w:p>
+    <w:p>
+      <w:pPr>
+        <w:pStyle w:val="ListParagraph"/>
+        <w:numPr>
+          <w:ilvl w:val="0"/>
+          <w:numId w:val="21"/>
+        </w:numPr>
+        <w:rPr>
+          <w:rFonts w:ascii="Times" w:eastAsia="Times" w:hAnsi="Times" w:cs="Times"/>
+        </w:rPr>
+      </w:pPr>
+      <w:r>
+        <w:rPr>
+          <w:rFonts w:ascii="Times" w:eastAsia="Times" w:hAnsi="Times" w:cs="Times"/>
+        </w:rPr>
+        <w:t>M4</w:t>
+      </w:r>
+      <w:r>
+        <w:rPr>
+          <w:rFonts w:ascii="Times" w:eastAsia="Times" w:hAnsi="Times" w:cs="Times"/>
+        </w:rPr>
+        <w:t>7</w:t>
+      </w:r>
+      <w:r>
+        <w:rPr>
+          <w:rFonts w:ascii="Times" w:eastAsia="Times" w:hAnsi="Times" w:cs="Times"/>
+        </w:rPr>
+        <w:t>, trombone, beat 4, should be F1/4 sharp, not F#</w:t>
+      </w:r>
+    </w:p>
+    <w:p>
+      <w:pPr>
+        <w:rPr>
+          <w:rFonts w:ascii="Times" w:eastAsia="Times" w:hAnsi="Times" w:cs="Times"/>
+          <w:b/>
+          <w:bCs/>
+        </w:rPr>
+      </w:pPr>
+    </w:p>
+    <w:p>
+      <w:pPr>
+        <w:pStyle w:val="ListParagraph"/>
+        <w:numPr>
+          <w:ilvl w:val="0"/>
+          <w:numId w:val="21"/>
+        </w:numPr>
+        <w:rPr>
+          <w:rFonts w:ascii="Times" w:eastAsia="Times" w:hAnsi="Times" w:cs="Times"/>
+        </w:rPr>
+      </w:pPr>
+      <w:r>
+        <w:rPr>
+          <w:rFonts w:ascii="Times" w:eastAsia="Times" w:hAnsi="Times" w:cs="Times"/>
+        </w:rPr>
+        <w:t xml:space="preserve">M48, </w:t>
+      </w:r>
+      <w:proofErr w:type="spellStart"/>
+      <w:r>
+        <w:rPr>
+          <w:rFonts w:ascii="Times" w:eastAsia="Times" w:hAnsi="Times" w:cs="Times"/>
+        </w:rPr>
+        <w:t>tpt</w:t>
+      </w:r>
+      <w:proofErr w:type="spellEnd"/>
+      <w:r>
+        <w:rPr>
+          <w:rFonts w:ascii="Times" w:eastAsia="Times" w:hAnsi="Times" w:cs="Times"/>
+        </w:rPr>
+        <w:t>, beat 2, first note should be C natural, not C#; second note of beat 2 also wrong, should be F# 1/6 flat</w:t>
+      </w:r>
+    </w:p>
+    <w:p>
+      <w:pPr>
+        <w:pStyle w:val="ListParagraph"/>
+        <w:rPr>
+          <w:rFonts w:ascii="Times" w:eastAsia="Times" w:hAnsi="Times" w:cs="Times"/>
+          <w:b/>
+          <w:bCs/>
+        </w:rPr>
+      </w:pPr>
+    </w:p>
+    <w:p>
+      <w:pPr>
+        <w:pStyle w:val="ListParagraph"/>
+        <w:numPr>
+          <w:ilvl w:val="0"/>
+          <w:numId w:val="21"/>
+        </w:numPr>
+        <w:rPr>
+          <w:rFonts w:ascii="Times" w:eastAsia="Times" w:hAnsi="Times" w:cs="Times"/>
+        </w:rPr>
+      </w:pPr>
+      <w:r>
+        <w:rPr>
+          <w:rFonts w:ascii="Times" w:eastAsia="Times" w:hAnsi="Times" w:cs="Times"/>
+        </w:rPr>
+        <w:t xml:space="preserve">M49, </w:t>
+      </w:r>
+      <w:proofErr w:type="spellStart"/>
+      <w:r>
+        <w:rPr>
+          <w:rFonts w:ascii="Times" w:eastAsia="Times" w:hAnsi="Times" w:cs="Times"/>
+        </w:rPr>
+        <w:t>tpt</w:t>
+      </w:r>
+      <w:proofErr w:type="spellEnd"/>
+      <w:r>
+        <w:rPr>
+          <w:rFonts w:ascii="Times" w:eastAsia="Times" w:hAnsi="Times" w:cs="Times"/>
+        </w:rPr>
+        <w:t>, last note should be E1/4 flat (not Eb)</w:t>
+      </w:r>
+    </w:p>
+    <w:p>
+      <w:pPr>
+        <w:pStyle w:val="ListParagraph"/>
+        <w:rPr>
+          <w:rFonts w:ascii="Times" w:eastAsia="Times" w:hAnsi="Times" w:cs="Times"/>
+          <w:b/>
+          <w:bCs/>
+        </w:rPr>
+      </w:pPr>
+    </w:p>
+    <w:p>
+      <w:pPr>
+        <w:pStyle w:val="ListParagraph"/>
+        <w:numPr>
+          <w:ilvl w:val="0"/>
+          <w:numId w:val="21"/>
+        </w:numPr>
+        <w:rPr>
+          <w:rFonts w:ascii="Times" w:eastAsia="Times" w:hAnsi="Times" w:cs="Times"/>
+        </w:rPr>
+      </w:pPr>
+      <w:r>
+        <w:rPr>
+          <w:rFonts w:ascii="Times" w:eastAsia="Times" w:hAnsi="Times" w:cs="Times"/>
+        </w:rPr>
+        <w:t xml:space="preserve">M50, </w:t>
+      </w:r>
+      <w:proofErr w:type="spellStart"/>
+      <w:r>
+        <w:rPr>
+          <w:rFonts w:ascii="Times" w:eastAsia="Times" w:hAnsi="Times" w:cs="Times"/>
+        </w:rPr>
+        <w:t>Bcl</w:t>
+      </w:r>
+      <w:proofErr w:type="spellEnd"/>
+      <w:r>
+        <w:rPr>
+          <w:rFonts w:ascii="Times" w:eastAsia="Times" w:hAnsi="Times" w:cs="Times"/>
+        </w:rPr>
+        <w:t>, beat 2, missing natural sign</w:t>
+      </w:r>
+    </w:p>
+    <w:p>
+      <w:pPr>
+        <w:pStyle w:val="ListParagraph"/>
+        <w:rPr>
+          <w:rFonts w:ascii="Times" w:eastAsia="Times" w:hAnsi="Times" w:cs="Times"/>
+          <w:b/>
+          <w:bCs/>
+        </w:rPr>
+      </w:pPr>
+    </w:p>
+    <w:p>
+      <w:pPr>
+        <w:pStyle w:val="ListParagraph"/>
+        <w:numPr>
+          <w:ilvl w:val="0"/>
+          <w:numId w:val="21"/>
+        </w:numPr>
+        <w:rPr>
+          <w:rFonts w:ascii="Times" w:eastAsia="Times" w:hAnsi="Times" w:cs="Times"/>
+        </w:rPr>
+      </w:pPr>
+      <w:r>
+        <w:rPr>
+          <w:rFonts w:ascii="Times" w:eastAsia="Times" w:hAnsi="Times" w:cs="Times"/>
+        </w:rPr>
+        <w:t xml:space="preserve">M51, </w:t>
+      </w:r>
+      <w:proofErr w:type="spellStart"/>
+      <w:r>
+        <w:rPr>
+          <w:rFonts w:ascii="Times" w:eastAsia="Times" w:hAnsi="Times" w:cs="Times"/>
+        </w:rPr>
+        <w:t>tpt</w:t>
+      </w:r>
+      <w:proofErr w:type="spellEnd"/>
+      <w:r>
+        <w:rPr>
+          <w:rFonts w:ascii="Times" w:eastAsia="Times" w:hAnsi="Times" w:cs="Times"/>
+        </w:rPr>
+        <w:t>, lowest note missing natural</w:t>
+      </w:r>
+    </w:p>
+    <w:p>
+      <w:pPr>
+        <w:pStyle w:val="ListParagraph"/>
+        <w:rPr>
+          <w:rFonts w:ascii="Times" w:eastAsia="Times" w:hAnsi="Times" w:cs="Times"/>
+          <w:b/>
+          <w:bCs/>
+        </w:rPr>
+      </w:pPr>
+    </w:p>
+    <w:p>
+      <w:pPr>
+        <w:pStyle w:val="ListParagraph"/>
+        <w:numPr>
+          <w:ilvl w:val="0"/>
+          <w:numId w:val="21"/>
+        </w:numPr>
+        <w:rPr>
+          <w:rFonts w:ascii="Times" w:eastAsia="Times" w:hAnsi="Times" w:cs="Times"/>
+        </w:rPr>
+      </w:pPr>
+      <w:r>
+        <w:rPr>
+          <w:rFonts w:ascii="Times" w:eastAsia="Times" w:hAnsi="Times" w:cs="Times"/>
+        </w:rPr>
+        <w:t xml:space="preserve">M51, </w:t>
+      </w:r>
+      <w:proofErr w:type="spellStart"/>
+      <w:r>
+        <w:rPr>
+          <w:rFonts w:ascii="Times" w:eastAsia="Times" w:hAnsi="Times" w:cs="Times"/>
+        </w:rPr>
+        <w:t>Bcl</w:t>
+      </w:r>
+      <w:proofErr w:type="spellEnd"/>
+      <w:r>
+        <w:rPr>
+          <w:rFonts w:ascii="Times" w:eastAsia="Times" w:hAnsi="Times" w:cs="Times"/>
+        </w:rPr>
+        <w:t>, missing natural</w:t>
+      </w:r>
+    </w:p>
+    <w:p>
+      <w:pPr>
+        <w:pStyle w:val="ListParagraph"/>
+        <w:rPr>
+          <w:rFonts w:ascii="Times" w:eastAsia="Times" w:hAnsi="Times" w:cs="Times"/>
+          <w:b/>
+          <w:bCs/>
+        </w:rPr>
+      </w:pPr>
+    </w:p>
+    <w:p>
+      <w:pPr>
+        <w:pStyle w:val="ListParagraph"/>
+        <w:numPr>
+          <w:ilvl w:val="0"/>
+          <w:numId w:val="21"/>
+        </w:numPr>
+        <w:rPr>
+          <w:rFonts w:ascii="Times" w:eastAsia="Times" w:hAnsi="Times" w:cs="Times"/>
+        </w:rPr>
+      </w:pPr>
+      <w:r>
+        <w:rPr>
+          <w:rFonts w:ascii="Times" w:eastAsia="Times" w:hAnsi="Times" w:cs="Times"/>
+        </w:rPr>
+        <w:t xml:space="preserve">M53, </w:t>
+      </w:r>
+      <w:proofErr w:type="spellStart"/>
+      <w:r>
+        <w:rPr>
+          <w:rFonts w:ascii="Times" w:eastAsia="Times" w:hAnsi="Times" w:cs="Times"/>
+        </w:rPr>
+        <w:t>tpt</w:t>
+      </w:r>
+      <w:proofErr w:type="spellEnd"/>
+      <w:r>
+        <w:rPr>
+          <w:rFonts w:ascii="Times" w:eastAsia="Times" w:hAnsi="Times" w:cs="Times"/>
+        </w:rPr>
+        <w:t>, F natural on beat 1 should be F ¼ sharp</w:t>
+      </w:r>
+    </w:p>
+    <w:p>
+      <w:pPr>
+        <w:pStyle w:val="ListParagraph"/>
+        <w:rPr>
+          <w:rFonts w:ascii="Times" w:eastAsia="Times" w:hAnsi="Times" w:cs="Times"/>
+          <w:b/>
+          <w:bCs/>
+        </w:rPr>
+      </w:pPr>
+    </w:p>
+    <w:p>
+      <w:pPr>
+        <w:pStyle w:val="ListParagraph"/>
+        <w:numPr>
+          <w:ilvl w:val="0"/>
+          <w:numId w:val="21"/>
+        </w:numPr>
+        <w:rPr>
+          <w:rFonts w:ascii="Times" w:eastAsia="Times" w:hAnsi="Times" w:cs="Times"/>
+        </w:rPr>
+      </w:pPr>
+      <w:r>
+        <w:rPr>
+          <w:rFonts w:ascii="Times" w:eastAsia="Times" w:hAnsi="Times" w:cs="Times"/>
+        </w:rPr>
+        <w:t xml:space="preserve">M54, </w:t>
+      </w:r>
+      <w:proofErr w:type="spellStart"/>
+      <w:r>
+        <w:rPr>
+          <w:rFonts w:ascii="Times" w:eastAsia="Times" w:hAnsi="Times" w:cs="Times"/>
+        </w:rPr>
+        <w:t>bcl</w:t>
+      </w:r>
+      <w:proofErr w:type="spellEnd"/>
+      <w:r>
+        <w:rPr>
+          <w:rFonts w:ascii="Times" w:eastAsia="Times" w:hAnsi="Times" w:cs="Times"/>
+        </w:rPr>
+        <w:t>, missing natural</w:t>
+      </w:r>
+    </w:p>
+    <w:p>
+      <w:pPr>
+        <w:pStyle w:val="ListParagraph"/>
+        <w:rPr>
+          <w:rFonts w:ascii="Times" w:eastAsia="Times" w:hAnsi="Times" w:cs="Times"/>
+          <w:b/>
+          <w:bCs/>
+        </w:rPr>
+      </w:pPr>
+    </w:p>
+    <w:p>
+      <w:pPr>
+        <w:pStyle w:val="ListParagraph"/>
+        <w:numPr>
+          <w:ilvl w:val="0"/>
+          <w:numId w:val="21"/>
+        </w:numPr>
+        <w:rPr>
+          <w:rFonts w:ascii="Times" w:eastAsia="Times" w:hAnsi="Times" w:cs="Times"/>
+        </w:rPr>
+      </w:pPr>
+      <w:r>
+        <w:rPr>
+          <w:rFonts w:ascii="Times" w:eastAsia="Times" w:hAnsi="Times" w:cs="Times"/>
+        </w:rPr>
+        <w:t xml:space="preserve">M55, </w:t>
+      </w:r>
+      <w:proofErr w:type="spellStart"/>
+      <w:r>
+        <w:rPr>
+          <w:rFonts w:ascii="Times" w:eastAsia="Times" w:hAnsi="Times" w:cs="Times"/>
+        </w:rPr>
+        <w:t>bcl</w:t>
+      </w:r>
+      <w:proofErr w:type="spellEnd"/>
+      <w:r>
+        <w:rPr>
+          <w:rFonts w:ascii="Times" w:eastAsia="Times" w:hAnsi="Times" w:cs="Times"/>
+        </w:rPr>
+        <w:t>, missing natural (also M57)</w:t>
+      </w:r>
+    </w:p>
+    <w:p>
+      <w:pPr>
+        <w:pStyle w:val="ListParagraph"/>
+        <w:rPr>
+          <w:rFonts w:ascii="Times" w:eastAsia="Times" w:hAnsi="Times" w:cs="Times"/>
+          <w:b/>
+          <w:bCs/>
+        </w:rPr>
+      </w:pPr>
+    </w:p>
+    <w:p>
+      <w:pPr>
+        <w:pStyle w:val="ListParagraph"/>
+        <w:numPr>
+          <w:ilvl w:val="0"/>
+          <w:numId w:val="21"/>
+        </w:numPr>
+        <w:rPr>
+          <w:rFonts w:ascii="Times" w:eastAsia="Times" w:hAnsi="Times" w:cs="Times"/>
+        </w:rPr>
+      </w:pPr>
+      <w:r>
+        <w:rPr>
+          <w:rFonts w:ascii="Times" w:eastAsia="Times" w:hAnsi="Times" w:cs="Times"/>
+        </w:rPr>
+        <w:t xml:space="preserve">M56, </w:t>
+      </w:r>
+      <w:proofErr w:type="spellStart"/>
+      <w:r>
+        <w:rPr>
+          <w:rFonts w:ascii="Times" w:eastAsia="Times" w:hAnsi="Times" w:cs="Times"/>
+        </w:rPr>
+        <w:t>bcl</w:t>
+      </w:r>
+      <w:proofErr w:type="spellEnd"/>
+      <w:r>
+        <w:rPr>
+          <w:rFonts w:ascii="Times" w:eastAsia="Times" w:hAnsi="Times" w:cs="Times"/>
+        </w:rPr>
+        <w:t xml:space="preserve">, wrong note, should be Eb (not E </w:t>
+      </w:r>
+      <w:proofErr w:type="spellStart"/>
+      <w:r>
+        <w:rPr>
+          <w:rFonts w:ascii="Times" w:eastAsia="Times" w:hAnsi="Times" w:cs="Times"/>
+        </w:rPr>
+        <w:t>nat</w:t>
+      </w:r>
+      <w:proofErr w:type="spellEnd"/>
+      <w:r>
+        <w:rPr>
+          <w:rFonts w:ascii="Times" w:eastAsia="Times" w:hAnsi="Times" w:cs="Times"/>
+        </w:rPr>
+        <w:t>)</w:t>
+      </w:r>
+    </w:p>
+    <w:p>
+      <w:pPr>
+        <w:pStyle w:val="ListParagraph"/>
+        <w:rPr>
+          <w:rFonts w:ascii="Times" w:eastAsia="Times" w:hAnsi="Times" w:cs="Times"/>
+          <w:b/>
+          <w:bCs/>
+        </w:rPr>
+      </w:pPr>
+    </w:p>
+    <w:p>
+      <w:pPr>
+        <w:pStyle w:val="ListParagraph"/>
+        <w:numPr>
+          <w:ilvl w:val="0"/>
+          <w:numId w:val="21"/>
+        </w:numPr>
+        <w:rPr>
+          <w:rFonts w:ascii="Times" w:eastAsia="Times" w:hAnsi="Times" w:cs="Times"/>
+        </w:rPr>
+      </w:pPr>
+      <w:r>
+        <w:rPr>
+          <w:rFonts w:ascii="Times" w:eastAsia="Times" w:hAnsi="Times" w:cs="Times"/>
+        </w:rPr>
+        <w:t xml:space="preserve">M59, </w:t>
+      </w:r>
+      <w:proofErr w:type="spellStart"/>
+      <w:r>
+        <w:rPr>
+          <w:rFonts w:ascii="Times" w:eastAsia="Times" w:hAnsi="Times" w:cs="Times"/>
+        </w:rPr>
+        <w:t>tpt</w:t>
+      </w:r>
+      <w:proofErr w:type="spellEnd"/>
+      <w:r>
+        <w:rPr>
+          <w:rFonts w:ascii="Times" w:eastAsia="Times" w:hAnsi="Times" w:cs="Times"/>
+        </w:rPr>
+        <w:t>, beat 2, top note (F) missing natural sign</w:t>
+      </w:r>
+    </w:p>
+    <w:p>
+      <w:pPr>
+        <w:pStyle w:val="ListParagraph"/>
+        <w:rPr>
+          <w:rFonts w:ascii="Times" w:eastAsia="Times" w:hAnsi="Times" w:cs="Times"/>
+          <w:b/>
+          <w:bCs/>
+        </w:rPr>
+      </w:pPr>
+    </w:p>
+    <w:p>
+      <w:pPr>
+        <w:pStyle w:val="ListParagraph"/>
+        <w:numPr>
+          <w:ilvl w:val="0"/>
+          <w:numId w:val="21"/>
+        </w:numPr>
+        <w:rPr>
+          <w:rFonts w:ascii="Times" w:eastAsia="Times" w:hAnsi="Times" w:cs="Times"/>
+        </w:rPr>
+      </w:pPr>
+      <w:r>
+        <w:rPr>
+          <w:rFonts w:ascii="Times" w:eastAsia="Times" w:hAnsi="Times" w:cs="Times"/>
+        </w:rPr>
+        <w:t xml:space="preserve">M60, </w:t>
+      </w:r>
+      <w:proofErr w:type="spellStart"/>
+      <w:r>
+        <w:rPr>
+          <w:rFonts w:ascii="Times" w:eastAsia="Times" w:hAnsi="Times" w:cs="Times"/>
+        </w:rPr>
+        <w:t>bcl</w:t>
+      </w:r>
+      <w:proofErr w:type="spellEnd"/>
+      <w:r>
+        <w:rPr>
+          <w:rFonts w:ascii="Times" w:eastAsia="Times" w:hAnsi="Times" w:cs="Times"/>
+        </w:rPr>
+        <w:t>, first note missing natural</w:t>
+      </w:r>
+    </w:p>
+    <w:p>
+      <w:pPr>
+        <w:pStyle w:val="ListParagraph"/>
+        <w:rPr>
+          <w:rFonts w:ascii="Times" w:eastAsia="Times" w:hAnsi="Times" w:cs="Times"/>
+          <w:b/>
+          <w:bCs/>
+        </w:rPr>
+      </w:pPr>
+    </w:p>
+    <w:p>
+      <w:pPr>
+        <w:pStyle w:val="ListParagraph"/>
+        <w:numPr>
+          <w:ilvl w:val="0"/>
+          <w:numId w:val="21"/>
+        </w:numPr>
+        <w:rPr>
+          <w:rFonts w:ascii="Times" w:eastAsia="Times" w:hAnsi="Times" w:cs="Times"/>
+        </w:rPr>
+      </w:pPr>
+      <w:r>
+        <w:rPr>
+          <w:rFonts w:ascii="Times" w:eastAsia="Times" w:hAnsi="Times" w:cs="Times"/>
+        </w:rPr>
+        <w:t xml:space="preserve">M61, </w:t>
+      </w:r>
+      <w:proofErr w:type="spellStart"/>
+      <w:r>
+        <w:rPr>
+          <w:rFonts w:ascii="Times" w:eastAsia="Times" w:hAnsi="Times" w:cs="Times"/>
+        </w:rPr>
+        <w:t>bcl</w:t>
+      </w:r>
+      <w:proofErr w:type="spellEnd"/>
+      <w:r>
+        <w:rPr>
+          <w:rFonts w:ascii="Times" w:eastAsia="Times" w:hAnsi="Times" w:cs="Times"/>
+        </w:rPr>
+        <w:t xml:space="preserve"> C missing natural</w:t>
+      </w:r>
+    </w:p>
+    <w:p>
+      <w:pPr>
+        <w:pStyle w:val="ListParagraph"/>
+        <w:rPr>
+          <w:rFonts w:ascii="Times" w:eastAsia="Times" w:hAnsi="Times" w:cs="Times"/>
+        </w:rPr>
+      </w:pPr>
+    </w:p>
+    <w:p>
+      <w:pPr>
+        <w:pStyle w:val="ListParagraph"/>
+        <w:numPr>
+          <w:ilvl w:val="0"/>
+          <w:numId w:val="21"/>
+        </w:numPr>
+        <w:rPr>
+          <w:rFonts w:ascii="Times" w:eastAsia="Times" w:hAnsi="Times" w:cs="Times"/>
+        </w:rPr>
+      </w:pPr>
+      <w:r>
+        <w:rPr>
+          <w:rFonts w:ascii="Times" w:eastAsia="Times" w:hAnsi="Times" w:cs="Times"/>
+        </w:rPr>
+        <w:t xml:space="preserve">M62, </w:t>
+      </w:r>
+      <w:proofErr w:type="spellStart"/>
+      <w:r>
+        <w:rPr>
+          <w:rFonts w:ascii="Times" w:eastAsia="Times" w:hAnsi="Times" w:cs="Times"/>
+        </w:rPr>
+        <w:t>tpt</w:t>
+      </w:r>
+      <w:proofErr w:type="spellEnd"/>
+      <w:r>
+        <w:rPr>
+          <w:rFonts w:ascii="Times" w:eastAsia="Times" w:hAnsi="Times" w:cs="Times"/>
+        </w:rPr>
+        <w:t>, first F missing natural</w:t>
+      </w:r>
+    </w:p>
+    <w:p>
+      <w:pPr>
+        <w:pStyle w:val="ListParagraph"/>
+        <w:rPr>
+          <w:rFonts w:ascii="Times" w:eastAsia="Times" w:hAnsi="Times" w:cs="Times"/>
+          <w:b/>
+          <w:bCs/>
+        </w:rPr>
+      </w:pPr>
+    </w:p>
+    <w:p>
+      <w:pPr>
+        <w:pStyle w:val="ListParagraph"/>
+        <w:numPr>
+          <w:ilvl w:val="0"/>
+          <w:numId w:val="21"/>
+        </w:numPr>
+        <w:rPr>
+          <w:rFonts w:ascii="Times" w:eastAsia="Times" w:hAnsi="Times" w:cs="Times"/>
+        </w:rPr>
+      </w:pPr>
+      <w:r>
+        <w:rPr>
+          <w:rFonts w:ascii="Times" w:eastAsia="Times" w:hAnsi="Times" w:cs="Times"/>
+        </w:rPr>
+        <w:t xml:space="preserve">M64, </w:t>
+      </w:r>
+      <w:proofErr w:type="spellStart"/>
+      <w:r>
+        <w:rPr>
+          <w:rFonts w:ascii="Times" w:eastAsia="Times" w:hAnsi="Times" w:cs="Times"/>
+        </w:rPr>
+        <w:t>bcl</w:t>
+      </w:r>
+      <w:proofErr w:type="spellEnd"/>
+      <w:r>
+        <w:rPr>
+          <w:rFonts w:ascii="Times" w:eastAsia="Times" w:hAnsi="Times" w:cs="Times"/>
+        </w:rPr>
+        <w:t>, low C missing natural</w:t>
+      </w:r>
+    </w:p>
+    <w:p>
+      <w:pPr>
+        <w:pStyle w:val="ListParagraph"/>
+        <w:rPr>
+          <w:rFonts w:ascii="Times" w:eastAsia="Times" w:hAnsi="Times" w:cs="Times"/>
+          <w:b/>
+          <w:bCs/>
+        </w:rPr>
+      </w:pPr>
+    </w:p>
+    <w:p>
+      <w:pPr>
+        <w:pStyle w:val="ListParagraph"/>
+        <w:numPr>
+          <w:ilvl w:val="0"/>
+          <w:numId w:val="21"/>
+        </w:numPr>
+        <w:rPr>
+          <w:rFonts w:ascii="Times" w:eastAsia="Times" w:hAnsi="Times" w:cs="Times"/>
+        </w:rPr>
+      </w:pPr>
+      <w:r>
+        <w:rPr>
+          <w:rFonts w:ascii="Times" w:eastAsia="Times" w:hAnsi="Times" w:cs="Times"/>
         </w:rPr>
         <w:t>M64, voice, highest note, wrong note, should be just high Ab 1/6 flat</w:t>
       </w:r>
@@ -2537,47 +3148,53 @@
         </w:numPr>
         <w:rPr>
           <w:rFonts w:ascii="Times" w:eastAsia="Times" w:hAnsi="Times" w:cs="Times"/>
-          <w:b/>
-          <w:bCs/>
-        </w:rPr>
-      </w:pPr>
-      <w:r>
-        <w:rPr>
-          <w:rFonts w:ascii="Times" w:eastAsia="Times" w:hAnsi="Times" w:cs="Times"/>
-          <w:b/>
-          <w:bCs/>
-        </w:rPr>
-        <w:t>M67, tpt, both notes should be tied from M66</w:t>
-      </w:r>
-    </w:p>
-    <w:p>
-      <w:pPr>
-        <w:pStyle w:val="ListParagraph"/>
-        <w:rPr>
-          <w:rFonts w:ascii="Times" w:eastAsia="Times" w:hAnsi="Times" w:cs="Times"/>
-          <w:b/>
-          <w:bCs/>
-        </w:rPr>
-      </w:pPr>
-    </w:p>
-    <w:p>
-      <w:pPr>
-        <w:pStyle w:val="ListParagraph"/>
-        <w:numPr>
-          <w:ilvl w:val="0"/>
-          <w:numId w:val="21"/>
-        </w:numPr>
-        <w:rPr>
-          <w:rFonts w:ascii="Times" w:eastAsia="Times" w:hAnsi="Times" w:cs="Times"/>
-          <w:b/>
-          <w:bCs/>
-        </w:rPr>
-      </w:pPr>
-      <w:r>
-        <w:rPr>
-          <w:rFonts w:ascii="Times" w:eastAsia="Times" w:hAnsi="Times" w:cs="Times"/>
-          <w:b/>
-          <w:bCs/>
+        </w:rPr>
+      </w:pPr>
+      <w:r>
+        <w:rPr>
+          <w:rFonts w:ascii="Times" w:eastAsia="Times" w:hAnsi="Times" w:cs="Times"/>
+        </w:rPr>
+        <w:t xml:space="preserve">M67, </w:t>
+      </w:r>
+      <w:proofErr w:type="spellStart"/>
+      <w:r>
+        <w:rPr>
+          <w:rFonts w:ascii="Times" w:eastAsia="Times" w:hAnsi="Times" w:cs="Times"/>
+        </w:rPr>
+        <w:t>tpt</w:t>
+      </w:r>
+      <w:proofErr w:type="spellEnd"/>
+      <w:r>
+        <w:rPr>
+          <w:rFonts w:ascii="Times" w:eastAsia="Times" w:hAnsi="Times" w:cs="Times"/>
+        </w:rPr>
+        <w:t>, both notes should be tied from M66</w:t>
+      </w:r>
+    </w:p>
+    <w:p>
+      <w:pPr>
+        <w:pStyle w:val="ListParagraph"/>
+        <w:rPr>
+          <w:rFonts w:ascii="Times" w:eastAsia="Times" w:hAnsi="Times" w:cs="Times"/>
+          <w:b/>
+          <w:bCs/>
+        </w:rPr>
+      </w:pPr>
+    </w:p>
+    <w:p>
+      <w:pPr>
+        <w:pStyle w:val="ListParagraph"/>
+        <w:numPr>
+          <w:ilvl w:val="0"/>
+          <w:numId w:val="21"/>
+        </w:numPr>
+        <w:rPr>
+          <w:rFonts w:ascii="Times" w:eastAsia="Times" w:hAnsi="Times" w:cs="Times"/>
+        </w:rPr>
+      </w:pPr>
+      <w:r>
+        <w:rPr>
+          <w:rFonts w:ascii="Times" w:eastAsia="Times" w:hAnsi="Times" w:cs="Times"/>
         </w:rPr>
         <w:t>M67, trombone, top F missing natural</w:t>
       </w:r>
@@ -2601,143 +3218,179 @@
         </w:numPr>
         <w:rPr>
           <w:rFonts w:ascii="Times" w:eastAsia="Times" w:hAnsi="Times" w:cs="Times"/>
-          <w:b/>
-          <w:bCs/>
-        </w:rPr>
-      </w:pPr>
-      <w:r>
-        <w:rPr>
-          <w:rFonts w:ascii="Times" w:eastAsia="Times" w:hAnsi="Times" w:cs="Times"/>
-          <w:b/>
-          <w:bCs/>
-        </w:rPr>
-        <w:t>M67, bcl, missing natural</w:t>
-      </w:r>
-    </w:p>
-    <w:p>
-      <w:pPr>
-        <w:pStyle w:val="ListParagraph"/>
-        <w:rPr>
-          <w:rFonts w:ascii="Times" w:eastAsia="Times" w:hAnsi="Times" w:cs="Times"/>
-          <w:b/>
-          <w:bCs/>
-        </w:rPr>
-      </w:pPr>
-    </w:p>
-    <w:p>
-      <w:pPr>
-        <w:pStyle w:val="ListParagraph"/>
-        <w:numPr>
-          <w:ilvl w:val="0"/>
-          <w:numId w:val="21"/>
-        </w:numPr>
-        <w:rPr>
-          <w:rFonts w:ascii="Times" w:eastAsia="Times" w:hAnsi="Times" w:cs="Times"/>
-          <w:b/>
-          <w:bCs/>
-        </w:rPr>
-      </w:pPr>
-      <w:r>
-        <w:rPr>
-          <w:rFonts w:ascii="Times" w:eastAsia="Times" w:hAnsi="Times" w:cs="Times"/>
-          <w:b/>
-          <w:bCs/>
-        </w:rPr>
-        <w:t>M67, tbn, mute should go from closed to half-open by end of bar</w:t>
-      </w:r>
-    </w:p>
-    <w:p>
-      <w:pPr>
-        <w:pStyle w:val="ListParagraph"/>
-        <w:rPr>
-          <w:rFonts w:ascii="Times" w:eastAsia="Times" w:hAnsi="Times" w:cs="Times"/>
-          <w:b/>
-          <w:bCs/>
-        </w:rPr>
-      </w:pPr>
-    </w:p>
-    <w:p>
-      <w:pPr>
-        <w:pStyle w:val="ListParagraph"/>
-        <w:numPr>
-          <w:ilvl w:val="0"/>
-          <w:numId w:val="21"/>
-        </w:numPr>
-        <w:rPr>
-          <w:rFonts w:ascii="Times" w:eastAsia="Times" w:hAnsi="Times" w:cs="Times"/>
-          <w:b/>
-          <w:bCs/>
-        </w:rPr>
-      </w:pPr>
-      <w:r>
-        <w:rPr>
-          <w:rFonts w:ascii="Times" w:eastAsia="Times" w:hAnsi="Times" w:cs="Times"/>
-          <w:b/>
-          <w:bCs/>
-        </w:rPr>
-        <w:t>M68, tbn, beat 2, top E missing natural</w:t>
-      </w:r>
-    </w:p>
-    <w:p>
-      <w:pPr>
-        <w:pStyle w:val="ListParagraph"/>
-        <w:rPr>
-          <w:rFonts w:ascii="Times" w:eastAsia="Times" w:hAnsi="Times" w:cs="Times"/>
-          <w:b/>
-          <w:bCs/>
-        </w:rPr>
-      </w:pPr>
-    </w:p>
-    <w:p>
-      <w:pPr>
-        <w:pStyle w:val="ListParagraph"/>
-        <w:numPr>
-          <w:ilvl w:val="0"/>
-          <w:numId w:val="21"/>
-        </w:numPr>
-        <w:rPr>
-          <w:rFonts w:ascii="Times" w:eastAsia="Times" w:hAnsi="Times" w:cs="Times"/>
-          <w:b/>
-          <w:bCs/>
-        </w:rPr>
-      </w:pPr>
-      <w:r>
-        <w:rPr>
-          <w:rFonts w:ascii="Times" w:eastAsia="Times" w:hAnsi="Times" w:cs="Times"/>
-          <w:b/>
-          <w:bCs/>
-        </w:rPr>
-        <w:t>M69, voice, beat 1, last note text should be “bo-ne-ca”, not “do-ne-ca”</w:t>
-      </w:r>
-    </w:p>
-    <w:p>
-      <w:pPr>
-        <w:pStyle w:val="ListParagraph"/>
-        <w:rPr>
-          <w:rFonts w:ascii="Times" w:eastAsia="Times" w:hAnsi="Times" w:cs="Times"/>
-          <w:b/>
-          <w:bCs/>
-        </w:rPr>
-      </w:pPr>
-    </w:p>
-    <w:p>
-      <w:pPr>
-        <w:pStyle w:val="ListParagraph"/>
-        <w:numPr>
-          <w:ilvl w:val="0"/>
-          <w:numId w:val="21"/>
-        </w:numPr>
-        <w:rPr>
-          <w:rFonts w:ascii="Times" w:eastAsia="Times" w:hAnsi="Times" w:cs="Times"/>
-          <w:b/>
-          <w:bCs/>
-        </w:rPr>
-      </w:pPr>
-      <w:r>
-        <w:rPr>
-          <w:rFonts w:ascii="Times" w:eastAsia="Times" w:hAnsi="Times" w:cs="Times"/>
-          <w:b/>
-          <w:bCs/>
+        </w:rPr>
+      </w:pPr>
+      <w:r>
+        <w:rPr>
+          <w:rFonts w:ascii="Times" w:eastAsia="Times" w:hAnsi="Times" w:cs="Times"/>
+        </w:rPr>
+        <w:t xml:space="preserve">M67, </w:t>
+      </w:r>
+      <w:proofErr w:type="spellStart"/>
+      <w:r>
+        <w:rPr>
+          <w:rFonts w:ascii="Times" w:eastAsia="Times" w:hAnsi="Times" w:cs="Times"/>
+        </w:rPr>
+        <w:t>bcl</w:t>
+      </w:r>
+      <w:proofErr w:type="spellEnd"/>
+      <w:r>
+        <w:rPr>
+          <w:rFonts w:ascii="Times" w:eastAsia="Times" w:hAnsi="Times" w:cs="Times"/>
+        </w:rPr>
+        <w:t>, missing natural</w:t>
+      </w:r>
+    </w:p>
+    <w:p>
+      <w:pPr>
+        <w:pStyle w:val="ListParagraph"/>
+        <w:rPr>
+          <w:rFonts w:ascii="Times" w:eastAsia="Times" w:hAnsi="Times" w:cs="Times"/>
+          <w:b/>
+          <w:bCs/>
+        </w:rPr>
+      </w:pPr>
+    </w:p>
+    <w:p>
+      <w:pPr>
+        <w:pStyle w:val="ListParagraph"/>
+        <w:numPr>
+          <w:ilvl w:val="0"/>
+          <w:numId w:val="21"/>
+        </w:numPr>
+        <w:rPr>
+          <w:rFonts w:ascii="Times" w:eastAsia="Times" w:hAnsi="Times" w:cs="Times"/>
+        </w:rPr>
+      </w:pPr>
+      <w:r>
+        <w:rPr>
+          <w:rFonts w:ascii="Times" w:eastAsia="Times" w:hAnsi="Times" w:cs="Times"/>
+        </w:rPr>
+        <w:t xml:space="preserve">M67, </w:t>
+      </w:r>
+      <w:proofErr w:type="spellStart"/>
+      <w:r>
+        <w:rPr>
+          <w:rFonts w:ascii="Times" w:eastAsia="Times" w:hAnsi="Times" w:cs="Times"/>
+        </w:rPr>
+        <w:t>tbn</w:t>
+      </w:r>
+      <w:proofErr w:type="spellEnd"/>
+      <w:r>
+        <w:rPr>
+          <w:rFonts w:ascii="Times" w:eastAsia="Times" w:hAnsi="Times" w:cs="Times"/>
+        </w:rPr>
+        <w:t>, mute should go from closed to half-open by end of bar</w:t>
+      </w:r>
+    </w:p>
+    <w:p>
+      <w:pPr>
+        <w:pStyle w:val="ListParagraph"/>
+        <w:rPr>
+          <w:rFonts w:ascii="Times" w:eastAsia="Times" w:hAnsi="Times" w:cs="Times"/>
+          <w:b/>
+          <w:bCs/>
+        </w:rPr>
+      </w:pPr>
+    </w:p>
+    <w:p>
+      <w:pPr>
+        <w:pStyle w:val="ListParagraph"/>
+        <w:numPr>
+          <w:ilvl w:val="0"/>
+          <w:numId w:val="21"/>
+        </w:numPr>
+        <w:rPr>
+          <w:rFonts w:ascii="Times" w:eastAsia="Times" w:hAnsi="Times" w:cs="Times"/>
+        </w:rPr>
+      </w:pPr>
+      <w:r>
+        <w:rPr>
+          <w:rFonts w:ascii="Times" w:eastAsia="Times" w:hAnsi="Times" w:cs="Times"/>
+        </w:rPr>
+        <w:t xml:space="preserve">M68, </w:t>
+      </w:r>
+      <w:proofErr w:type="spellStart"/>
+      <w:r>
+        <w:rPr>
+          <w:rFonts w:ascii="Times" w:eastAsia="Times" w:hAnsi="Times" w:cs="Times"/>
+        </w:rPr>
+        <w:t>tbn</w:t>
+      </w:r>
+      <w:proofErr w:type="spellEnd"/>
+      <w:r>
+        <w:rPr>
+          <w:rFonts w:ascii="Times" w:eastAsia="Times" w:hAnsi="Times" w:cs="Times"/>
+        </w:rPr>
+        <w:t>, beat 2, top E missing natural</w:t>
+      </w:r>
+    </w:p>
+    <w:p>
+      <w:pPr>
+        <w:pStyle w:val="ListParagraph"/>
+        <w:rPr>
+          <w:rFonts w:ascii="Times" w:eastAsia="Times" w:hAnsi="Times" w:cs="Times"/>
+          <w:b/>
+          <w:bCs/>
+        </w:rPr>
+      </w:pPr>
+    </w:p>
+    <w:p>
+      <w:pPr>
+        <w:pStyle w:val="ListParagraph"/>
+        <w:numPr>
+          <w:ilvl w:val="0"/>
+          <w:numId w:val="21"/>
+        </w:numPr>
+        <w:rPr>
+          <w:rFonts w:ascii="Times" w:eastAsia="Times" w:hAnsi="Times" w:cs="Times"/>
+        </w:rPr>
+      </w:pPr>
+      <w:r>
+        <w:rPr>
+          <w:rFonts w:ascii="Times" w:eastAsia="Times" w:hAnsi="Times" w:cs="Times"/>
+        </w:rPr>
+        <w:t>M69, voice, beat 1, last note text should be “</w:t>
+      </w:r>
+      <w:proofErr w:type="spellStart"/>
+      <w:r>
+        <w:rPr>
+          <w:rFonts w:ascii="Times" w:eastAsia="Times" w:hAnsi="Times" w:cs="Times"/>
+        </w:rPr>
+        <w:t>bo</w:t>
+      </w:r>
+      <w:proofErr w:type="spellEnd"/>
+      <w:r>
+        <w:rPr>
+          <w:rFonts w:ascii="Times" w:eastAsia="Times" w:hAnsi="Times" w:cs="Times"/>
+        </w:rPr>
+        <w:t>-ne-ca”, not “do-ne-ca”</w:t>
+      </w:r>
+    </w:p>
+    <w:p>
+      <w:pPr>
+        <w:pStyle w:val="ListParagraph"/>
+        <w:rPr>
+          <w:rFonts w:ascii="Times" w:eastAsia="Times" w:hAnsi="Times" w:cs="Times"/>
+          <w:b/>
+          <w:bCs/>
+        </w:rPr>
+      </w:pPr>
+    </w:p>
+    <w:p>
+      <w:pPr>
+        <w:pStyle w:val="ListParagraph"/>
+        <w:numPr>
+          <w:ilvl w:val="0"/>
+          <w:numId w:val="21"/>
+        </w:numPr>
+        <w:rPr>
+          <w:rFonts w:ascii="Times" w:eastAsia="Times" w:hAnsi="Times" w:cs="Times"/>
+        </w:rPr>
+      </w:pPr>
+      <w:r>
+        <w:rPr>
+          <w:rFonts w:ascii="Times" w:eastAsia="Times" w:hAnsi="Times" w:cs="Times"/>
         </w:rPr>
         <w:t>M69, voice, beat 2, last note should be tied to beat 3</w:t>
       </w:r>
@@ -2761,15 +3414,11 @@
         </w:numPr>
         <w:rPr>
           <w:rFonts w:ascii="Times" w:eastAsia="Times" w:hAnsi="Times" w:cs="Times"/>
-          <w:b/>
-          <w:bCs/>
-        </w:rPr>
-      </w:pPr>
-      <w:r>
-        <w:rPr>
-          <w:rFonts w:ascii="Times" w:eastAsia="Times" w:hAnsi="Times" w:cs="Times"/>
-          <w:b/>
-          <w:bCs/>
+        </w:rPr>
+      </w:pPr>
+      <w:r>
+        <w:rPr>
+          <w:rFonts w:ascii="Times" w:eastAsia="Times" w:hAnsi="Times" w:cs="Times"/>
         </w:rPr>
         <w:t>M70, voice, beat 2, E missing natural</w:t>
       </w:r>
@@ -2779,29 +3428,23 @@
         <w:pStyle w:val="ListParagraph"/>
         <w:rPr>
           <w:rFonts w:ascii="Times" w:eastAsia="Times" w:hAnsi="Times" w:cs="Times"/>
-          <w:b/>
-          <w:bCs/>
-        </w:rPr>
-      </w:pPr>
-    </w:p>
-    <w:p>
-      <w:pPr>
-        <w:pStyle w:val="ListParagraph"/>
-        <w:numPr>
-          <w:ilvl w:val="0"/>
-          <w:numId w:val="21"/>
-        </w:numPr>
-        <w:rPr>
-          <w:rFonts w:ascii="Times" w:eastAsia="Times" w:hAnsi="Times" w:cs="Times"/>
-          <w:b/>
-          <w:bCs/>
-        </w:rPr>
-      </w:pPr>
-      <w:r>
-        <w:rPr>
-          <w:rFonts w:ascii="Times" w:eastAsia="Times" w:hAnsi="Times" w:cs="Times"/>
-          <w:b/>
-          <w:bCs/>
+        </w:rPr>
+      </w:pPr>
+    </w:p>
+    <w:p>
+      <w:pPr>
+        <w:pStyle w:val="ListParagraph"/>
+        <w:numPr>
+          <w:ilvl w:val="0"/>
+          <w:numId w:val="21"/>
+        </w:numPr>
+        <w:rPr>
+          <w:rFonts w:ascii="Times" w:eastAsia="Times" w:hAnsi="Times" w:cs="Times"/>
+        </w:rPr>
+      </w:pPr>
+      <w:r>
+        <w:rPr>
+          <w:rFonts w:ascii="Times" w:eastAsia="Times" w:hAnsi="Times" w:cs="Times"/>
         </w:rPr>
         <w:t>M71, voice, beat 3, E missing natural</w:t>
       </w:r>
@@ -2825,463 +3468,595 @@
         </w:numPr>
         <w:rPr>
           <w:rFonts w:ascii="Times" w:eastAsia="Times" w:hAnsi="Times" w:cs="Times"/>
-          <w:b/>
-          <w:bCs/>
-        </w:rPr>
-      </w:pPr>
-      <w:r>
-        <w:rPr>
-          <w:rFonts w:ascii="Times" w:eastAsia="Times" w:hAnsi="Times" w:cs="Times"/>
-          <w:b/>
-          <w:bCs/>
-        </w:rPr>
-        <w:t>M71, tbn, top note wrong on manuscript, should be just E tied from previous bar</w:t>
-      </w:r>
-    </w:p>
-    <w:p>
-      <w:pPr>
-        <w:pStyle w:val="ListParagraph"/>
-        <w:rPr>
-          <w:rFonts w:ascii="Times" w:eastAsia="Times" w:hAnsi="Times" w:cs="Times"/>
-          <w:b/>
-          <w:bCs/>
-        </w:rPr>
-      </w:pPr>
-    </w:p>
-    <w:p>
-      <w:pPr>
-        <w:pStyle w:val="ListParagraph"/>
-        <w:numPr>
-          <w:ilvl w:val="0"/>
-          <w:numId w:val="21"/>
-        </w:numPr>
-        <w:rPr>
-          <w:rFonts w:ascii="Times" w:eastAsia="Times" w:hAnsi="Times" w:cs="Times"/>
-          <w:b/>
-          <w:bCs/>
-        </w:rPr>
-      </w:pPr>
-      <w:r>
-        <w:rPr>
-          <w:rFonts w:ascii="Times" w:eastAsia="Times" w:hAnsi="Times" w:cs="Times"/>
-          <w:b/>
-          <w:bCs/>
-        </w:rPr>
-        <w:t>M72, voice, last syllable “i” should start on last F of beat 3 after rest, then be slurred until beat 1 M73</w:t>
-      </w:r>
-    </w:p>
-    <w:p>
-      <w:pPr>
-        <w:pStyle w:val="ListParagraph"/>
-        <w:rPr>
-          <w:rFonts w:ascii="Times" w:eastAsia="Times" w:hAnsi="Times" w:cs="Times"/>
-          <w:b/>
-          <w:bCs/>
-        </w:rPr>
-      </w:pPr>
-    </w:p>
-    <w:p>
-      <w:pPr>
-        <w:pStyle w:val="ListParagraph"/>
-        <w:numPr>
-          <w:ilvl w:val="0"/>
-          <w:numId w:val="21"/>
-        </w:numPr>
-        <w:rPr>
-          <w:rFonts w:ascii="Times" w:eastAsia="Times" w:hAnsi="Times" w:cs="Times"/>
-          <w:b/>
-          <w:bCs/>
-        </w:rPr>
-      </w:pPr>
-      <w:r>
-        <w:rPr>
-          <w:rFonts w:ascii="Times" w:eastAsia="Times" w:hAnsi="Times" w:cs="Times"/>
-          <w:b/>
-          <w:bCs/>
-        </w:rPr>
-        <w:t>M72, bcl, first note missing natural</w:t>
-      </w:r>
-    </w:p>
-    <w:p>
-      <w:pPr>
-        <w:pStyle w:val="ListParagraph"/>
-        <w:rPr>
-          <w:rFonts w:ascii="Times" w:eastAsia="Times" w:hAnsi="Times" w:cs="Times"/>
-          <w:b/>
-          <w:bCs/>
-        </w:rPr>
-      </w:pPr>
-    </w:p>
-    <w:p>
-      <w:pPr>
-        <w:pStyle w:val="ListParagraph"/>
-        <w:numPr>
-          <w:ilvl w:val="0"/>
-          <w:numId w:val="21"/>
-        </w:numPr>
-        <w:rPr>
-          <w:rFonts w:ascii="Times" w:eastAsia="Times" w:hAnsi="Times" w:cs="Times"/>
-          <w:b/>
-          <w:bCs/>
-        </w:rPr>
-      </w:pPr>
-      <w:r>
-        <w:rPr>
-          <w:rFonts w:ascii="Times" w:eastAsia="Times" w:hAnsi="Times" w:cs="Times"/>
-          <w:b/>
-          <w:bCs/>
-        </w:rPr>
-        <w:t>M73, tbn, wrong note, should be low C, don’t forget to add natural</w:t>
-      </w:r>
-    </w:p>
-    <w:p>
-      <w:pPr>
-        <w:pStyle w:val="ListParagraph"/>
-        <w:rPr>
-          <w:rFonts w:ascii="Times" w:eastAsia="Times" w:hAnsi="Times" w:cs="Times"/>
-          <w:b/>
-          <w:bCs/>
-        </w:rPr>
-      </w:pPr>
-    </w:p>
-    <w:p>
-      <w:pPr>
-        <w:pStyle w:val="ListParagraph"/>
-        <w:numPr>
-          <w:ilvl w:val="0"/>
-          <w:numId w:val="21"/>
-        </w:numPr>
-        <w:rPr>
-          <w:rFonts w:ascii="Times" w:eastAsia="Times" w:hAnsi="Times" w:cs="Times"/>
-          <w:b/>
-          <w:bCs/>
-        </w:rPr>
-      </w:pPr>
-      <w:r>
-        <w:rPr>
-          <w:rFonts w:ascii="Times" w:eastAsia="Times" w:hAnsi="Times" w:cs="Times"/>
-          <w:b/>
-          <w:bCs/>
-        </w:rPr>
-        <w:t>M74, voice beat 2, first note should still be B nat, not Bb</w:t>
-      </w:r>
-    </w:p>
-    <w:p>
-      <w:pPr>
-        <w:pStyle w:val="ListParagraph"/>
-        <w:rPr>
-          <w:rFonts w:ascii="Times" w:eastAsia="Times" w:hAnsi="Times" w:cs="Times"/>
-          <w:b/>
-          <w:bCs/>
-        </w:rPr>
-      </w:pPr>
-    </w:p>
-    <w:p>
-      <w:pPr>
-        <w:pStyle w:val="ListParagraph"/>
-        <w:numPr>
-          <w:ilvl w:val="0"/>
-          <w:numId w:val="21"/>
-        </w:numPr>
-        <w:rPr>
-          <w:rFonts w:ascii="Times" w:eastAsia="Times" w:hAnsi="Times" w:cs="Times"/>
-          <w:b/>
-          <w:bCs/>
-        </w:rPr>
-      </w:pPr>
-      <w:r>
-        <w:rPr>
-          <w:rFonts w:ascii="Times" w:eastAsia="Times" w:hAnsi="Times" w:cs="Times"/>
-          <w:b/>
-          <w:bCs/>
-        </w:rPr>
-        <w:t>M74, tpt, beat 1, second triplet, please add natural on D</w:t>
-      </w:r>
-    </w:p>
-    <w:p>
-      <w:pPr>
-        <w:pStyle w:val="ListParagraph"/>
-        <w:rPr>
-          <w:rFonts w:ascii="Times" w:eastAsia="Times" w:hAnsi="Times" w:cs="Times"/>
-          <w:b/>
-          <w:bCs/>
-        </w:rPr>
-      </w:pPr>
-    </w:p>
-    <w:p>
-      <w:pPr>
-        <w:pStyle w:val="ListParagraph"/>
-        <w:numPr>
-          <w:ilvl w:val="0"/>
-          <w:numId w:val="21"/>
-        </w:numPr>
-        <w:rPr>
-          <w:rFonts w:ascii="Times" w:eastAsia="Times" w:hAnsi="Times" w:cs="Times"/>
-          <w:b/>
-          <w:bCs/>
-        </w:rPr>
-      </w:pPr>
-      <w:r>
-        <w:rPr>
-          <w:rFonts w:ascii="Times" w:eastAsia="Times" w:hAnsi="Times" w:cs="Times"/>
-          <w:b/>
-          <w:bCs/>
-        </w:rPr>
-        <w:t>M75, tpt, beat 3, add natural to F</w:t>
-      </w:r>
-    </w:p>
-    <w:p>
-      <w:pPr>
-        <w:pStyle w:val="ListParagraph"/>
-        <w:rPr>
-          <w:rFonts w:ascii="Times" w:eastAsia="Times" w:hAnsi="Times" w:cs="Times"/>
-          <w:b/>
-          <w:bCs/>
-        </w:rPr>
-      </w:pPr>
-    </w:p>
-    <w:p>
-      <w:pPr>
-        <w:pStyle w:val="ListParagraph"/>
-        <w:numPr>
-          <w:ilvl w:val="0"/>
-          <w:numId w:val="21"/>
-        </w:numPr>
-        <w:rPr>
-          <w:rFonts w:ascii="Times" w:eastAsia="Times" w:hAnsi="Times" w:cs="Times"/>
-          <w:b/>
-          <w:bCs/>
-        </w:rPr>
-      </w:pPr>
-      <w:r>
-        <w:rPr>
-          <w:rFonts w:ascii="Times" w:eastAsia="Times" w:hAnsi="Times" w:cs="Times"/>
-          <w:b/>
-          <w:bCs/>
-        </w:rPr>
-        <w:t>M76, bcl, add natural to both low and high Cs</w:t>
-      </w:r>
-    </w:p>
-    <w:p>
-      <w:pPr>
-        <w:pStyle w:val="ListParagraph"/>
-        <w:rPr>
-          <w:rFonts w:ascii="Times" w:eastAsia="Times" w:hAnsi="Times" w:cs="Times"/>
-          <w:b/>
-          <w:bCs/>
-        </w:rPr>
-      </w:pPr>
-    </w:p>
-    <w:p>
-      <w:pPr>
-        <w:pStyle w:val="ListParagraph"/>
-        <w:numPr>
-          <w:ilvl w:val="0"/>
-          <w:numId w:val="21"/>
-        </w:numPr>
-        <w:rPr>
-          <w:rFonts w:ascii="Times" w:eastAsia="Times" w:hAnsi="Times" w:cs="Times"/>
-          <w:b/>
-          <w:bCs/>
-        </w:rPr>
-      </w:pPr>
-      <w:r>
-        <w:rPr>
-          <w:rFonts w:ascii="Times" w:eastAsia="Times" w:hAnsi="Times" w:cs="Times"/>
-          <w:b/>
-          <w:bCs/>
-        </w:rPr>
-        <w:t>M77, tpt, beat 2, note in green is wrong, should be just F 1/6 flat</w:t>
-      </w:r>
-    </w:p>
-    <w:p>
-      <w:pPr>
-        <w:pStyle w:val="ListParagraph"/>
-        <w:rPr>
-          <w:rFonts w:ascii="Times" w:eastAsia="Times" w:hAnsi="Times" w:cs="Times"/>
-          <w:b/>
-          <w:bCs/>
-        </w:rPr>
-      </w:pPr>
-    </w:p>
-    <w:p>
-      <w:pPr>
-        <w:pStyle w:val="ListParagraph"/>
-        <w:numPr>
-          <w:ilvl w:val="0"/>
-          <w:numId w:val="21"/>
-        </w:numPr>
-        <w:rPr>
-          <w:rFonts w:ascii="Times" w:eastAsia="Times" w:hAnsi="Times" w:cs="Times"/>
-          <w:b/>
-          <w:bCs/>
-        </w:rPr>
-      </w:pPr>
-      <w:r>
-        <w:rPr>
-          <w:rFonts w:ascii="Times" w:eastAsia="Times" w:hAnsi="Times" w:cs="Times"/>
-          <w:b/>
-          <w:bCs/>
-        </w:rPr>
-        <w:t>M78, bcl, beat 2, add natural to G</w:t>
-      </w:r>
-    </w:p>
-    <w:p>
-      <w:pPr>
-        <w:pStyle w:val="ListParagraph"/>
-        <w:rPr>
-          <w:rFonts w:ascii="Times" w:eastAsia="Times" w:hAnsi="Times" w:cs="Times"/>
-          <w:b/>
-          <w:bCs/>
-        </w:rPr>
-      </w:pPr>
-    </w:p>
-    <w:p>
-      <w:pPr>
-        <w:pStyle w:val="ListParagraph"/>
-        <w:numPr>
-          <w:ilvl w:val="0"/>
-          <w:numId w:val="21"/>
-        </w:numPr>
-        <w:rPr>
-          <w:rFonts w:ascii="Times" w:eastAsia="Times" w:hAnsi="Times" w:cs="Times"/>
-          <w:b/>
-          <w:bCs/>
-        </w:rPr>
-      </w:pPr>
-      <w:r>
-        <w:rPr>
-          <w:rFonts w:ascii="Times" w:eastAsia="Times" w:hAnsi="Times" w:cs="Times"/>
-          <w:b/>
-          <w:bCs/>
-        </w:rPr>
-        <w:t>M79, bcl, beat 1, add natural to C</w:t>
-      </w:r>
-    </w:p>
-    <w:p>
-      <w:pPr>
-        <w:pStyle w:val="ListParagraph"/>
-        <w:rPr>
-          <w:rFonts w:ascii="Times" w:eastAsia="Times" w:hAnsi="Times" w:cs="Times"/>
-          <w:b/>
-          <w:bCs/>
-        </w:rPr>
-      </w:pPr>
-    </w:p>
-    <w:p>
-      <w:pPr>
-        <w:pStyle w:val="ListParagraph"/>
-        <w:numPr>
-          <w:ilvl w:val="0"/>
-          <w:numId w:val="21"/>
-        </w:numPr>
-        <w:rPr>
-          <w:rFonts w:ascii="Times" w:eastAsia="Times" w:hAnsi="Times" w:cs="Times"/>
-          <w:b/>
-          <w:bCs/>
-        </w:rPr>
-      </w:pPr>
-      <w:r>
-        <w:rPr>
-          <w:rFonts w:ascii="Times" w:eastAsia="Times" w:hAnsi="Times" w:cs="Times"/>
-          <w:b/>
-          <w:bCs/>
-        </w:rPr>
-        <w:t>M80, tpt, first note should be just tied from B1/4 sharp from bar before</w:t>
-      </w:r>
-    </w:p>
-    <w:p>
-      <w:pPr>
-        <w:pStyle w:val="ListParagraph"/>
-        <w:rPr>
-          <w:rFonts w:ascii="Times" w:eastAsia="Times" w:hAnsi="Times" w:cs="Times"/>
-          <w:b/>
-          <w:bCs/>
-        </w:rPr>
-      </w:pPr>
-    </w:p>
-    <w:p>
-      <w:pPr>
-        <w:pStyle w:val="ListParagraph"/>
-        <w:numPr>
-          <w:ilvl w:val="0"/>
-          <w:numId w:val="21"/>
-        </w:numPr>
-        <w:rPr>
-          <w:rFonts w:ascii="Times" w:eastAsia="Times" w:hAnsi="Times" w:cs="Times"/>
-          <w:b/>
-          <w:bCs/>
-        </w:rPr>
-      </w:pPr>
-      <w:r>
-        <w:rPr>
-          <w:rFonts w:ascii="Times" w:eastAsia="Times" w:hAnsi="Times" w:cs="Times"/>
-          <w:b/>
-          <w:bCs/>
-        </w:rPr>
-        <w:t>M80, tpt, make grace note into F (better than E#)</w:t>
-      </w:r>
-    </w:p>
-    <w:p>
-      <w:pPr>
-        <w:pStyle w:val="ListParagraph"/>
-        <w:rPr>
-          <w:rFonts w:ascii="Times" w:eastAsia="Times" w:hAnsi="Times" w:cs="Times"/>
-          <w:b/>
-          <w:bCs/>
-        </w:rPr>
-      </w:pPr>
-    </w:p>
-    <w:p>
-      <w:pPr>
-        <w:pStyle w:val="ListParagraph"/>
-        <w:numPr>
-          <w:ilvl w:val="0"/>
-          <w:numId w:val="21"/>
-        </w:numPr>
-        <w:rPr>
-          <w:rFonts w:ascii="Times" w:eastAsia="Times" w:hAnsi="Times" w:cs="Times"/>
-          <w:b/>
-          <w:bCs/>
-        </w:rPr>
-      </w:pPr>
-      <w:r>
-        <w:rPr>
-          <w:rFonts w:ascii="Times" w:eastAsia="Times" w:hAnsi="Times" w:cs="Times"/>
-          <w:b/>
-          <w:bCs/>
-        </w:rPr>
-        <w:t>M80, tbn, mute should be at half-open by beginning of bar and full open by end of bar</w:t>
-      </w:r>
-    </w:p>
-    <w:p>
-      <w:pPr>
-        <w:pStyle w:val="ListParagraph"/>
-        <w:rPr>
-          <w:rFonts w:ascii="Times" w:eastAsia="Times" w:hAnsi="Times" w:cs="Times"/>
-          <w:b/>
-          <w:bCs/>
-        </w:rPr>
-      </w:pPr>
-    </w:p>
-    <w:p>
-      <w:pPr>
-        <w:pStyle w:val="ListParagraph"/>
-        <w:numPr>
-          <w:ilvl w:val="0"/>
-          <w:numId w:val="21"/>
-        </w:numPr>
-        <w:rPr>
-          <w:rFonts w:ascii="Times" w:eastAsia="Times" w:hAnsi="Times" w:cs="Times"/>
-          <w:b/>
-          <w:bCs/>
-        </w:rPr>
-      </w:pPr>
-      <w:r>
-        <w:rPr>
-          <w:rFonts w:ascii="Times" w:eastAsia="Times" w:hAnsi="Times" w:cs="Times"/>
-          <w:b/>
-          <w:bCs/>
+        </w:rPr>
+      </w:pPr>
+      <w:r>
+        <w:rPr>
+          <w:rFonts w:ascii="Times" w:eastAsia="Times" w:hAnsi="Times" w:cs="Times"/>
+        </w:rPr>
+        <w:t xml:space="preserve">M71, </w:t>
+      </w:r>
+      <w:proofErr w:type="spellStart"/>
+      <w:r>
+        <w:rPr>
+          <w:rFonts w:ascii="Times" w:eastAsia="Times" w:hAnsi="Times" w:cs="Times"/>
+        </w:rPr>
+        <w:t>tbn</w:t>
+      </w:r>
+      <w:proofErr w:type="spellEnd"/>
+      <w:r>
+        <w:rPr>
+          <w:rFonts w:ascii="Times" w:eastAsia="Times" w:hAnsi="Times" w:cs="Times"/>
+        </w:rPr>
+        <w:t>, top note wrong on manuscript, should be just E tied from previous bar</w:t>
+      </w:r>
+    </w:p>
+    <w:p>
+      <w:pPr>
+        <w:pStyle w:val="ListParagraph"/>
+        <w:rPr>
+          <w:rFonts w:ascii="Times" w:eastAsia="Times" w:hAnsi="Times" w:cs="Times"/>
+          <w:b/>
+          <w:bCs/>
+        </w:rPr>
+      </w:pPr>
+    </w:p>
+    <w:p>
+      <w:pPr>
+        <w:pStyle w:val="ListParagraph"/>
+        <w:numPr>
+          <w:ilvl w:val="0"/>
+          <w:numId w:val="21"/>
+        </w:numPr>
+        <w:rPr>
+          <w:rFonts w:ascii="Times" w:eastAsia="Times" w:hAnsi="Times" w:cs="Times"/>
+        </w:rPr>
+      </w:pPr>
+      <w:r>
+        <w:rPr>
+          <w:rFonts w:ascii="Times" w:eastAsia="Times" w:hAnsi="Times" w:cs="Times"/>
+        </w:rPr>
+        <w:t>M72, voice, last syllable “</w:t>
+      </w:r>
+      <w:proofErr w:type="spellStart"/>
+      <w:r>
+        <w:rPr>
+          <w:rFonts w:ascii="Times" w:eastAsia="Times" w:hAnsi="Times" w:cs="Times"/>
+        </w:rPr>
+        <w:t>i</w:t>
+      </w:r>
+      <w:proofErr w:type="spellEnd"/>
+      <w:r>
+        <w:rPr>
+          <w:rFonts w:ascii="Times" w:eastAsia="Times" w:hAnsi="Times" w:cs="Times"/>
+        </w:rPr>
+        <w:t>” should start on last F of beat 3 after rest, then be slurred until beat 1 M73</w:t>
+      </w:r>
+    </w:p>
+    <w:p>
+      <w:pPr>
+        <w:pStyle w:val="ListParagraph"/>
+        <w:rPr>
+          <w:rFonts w:ascii="Times" w:eastAsia="Times" w:hAnsi="Times" w:cs="Times"/>
+          <w:b/>
+          <w:bCs/>
+        </w:rPr>
+      </w:pPr>
+    </w:p>
+    <w:p>
+      <w:pPr>
+        <w:pStyle w:val="ListParagraph"/>
+        <w:numPr>
+          <w:ilvl w:val="0"/>
+          <w:numId w:val="21"/>
+        </w:numPr>
+        <w:rPr>
+          <w:rFonts w:ascii="Times" w:eastAsia="Times" w:hAnsi="Times" w:cs="Times"/>
+        </w:rPr>
+      </w:pPr>
+      <w:r>
+        <w:rPr>
+          <w:rFonts w:ascii="Times" w:eastAsia="Times" w:hAnsi="Times" w:cs="Times"/>
+        </w:rPr>
+        <w:t xml:space="preserve">M72, </w:t>
+      </w:r>
+      <w:proofErr w:type="spellStart"/>
+      <w:r>
+        <w:rPr>
+          <w:rFonts w:ascii="Times" w:eastAsia="Times" w:hAnsi="Times" w:cs="Times"/>
+        </w:rPr>
+        <w:t>bcl</w:t>
+      </w:r>
+      <w:proofErr w:type="spellEnd"/>
+      <w:r>
+        <w:rPr>
+          <w:rFonts w:ascii="Times" w:eastAsia="Times" w:hAnsi="Times" w:cs="Times"/>
+        </w:rPr>
+        <w:t>, first note missing natural</w:t>
+      </w:r>
+    </w:p>
+    <w:p>
+      <w:pPr>
+        <w:pStyle w:val="ListParagraph"/>
+        <w:rPr>
+          <w:rFonts w:ascii="Times" w:eastAsia="Times" w:hAnsi="Times" w:cs="Times"/>
+          <w:b/>
+          <w:bCs/>
+        </w:rPr>
+      </w:pPr>
+    </w:p>
+    <w:p>
+      <w:pPr>
+        <w:pStyle w:val="ListParagraph"/>
+        <w:numPr>
+          <w:ilvl w:val="0"/>
+          <w:numId w:val="21"/>
+        </w:numPr>
+        <w:rPr>
+          <w:rFonts w:ascii="Times" w:eastAsia="Times" w:hAnsi="Times" w:cs="Times"/>
+        </w:rPr>
+      </w:pPr>
+      <w:r>
+        <w:rPr>
+          <w:rFonts w:ascii="Times" w:eastAsia="Times" w:hAnsi="Times" w:cs="Times"/>
+        </w:rPr>
+        <w:t xml:space="preserve">M73, </w:t>
+      </w:r>
+      <w:proofErr w:type="spellStart"/>
+      <w:r>
+        <w:rPr>
+          <w:rFonts w:ascii="Times" w:eastAsia="Times" w:hAnsi="Times" w:cs="Times"/>
+        </w:rPr>
+        <w:t>tbn</w:t>
+      </w:r>
+      <w:proofErr w:type="spellEnd"/>
+      <w:r>
+        <w:rPr>
+          <w:rFonts w:ascii="Times" w:eastAsia="Times" w:hAnsi="Times" w:cs="Times"/>
+        </w:rPr>
+        <w:t>, wrong note, should be low C, don’t forget to add natural</w:t>
+      </w:r>
+    </w:p>
+    <w:p>
+      <w:pPr>
+        <w:pStyle w:val="ListParagraph"/>
+        <w:rPr>
+          <w:rFonts w:ascii="Times" w:eastAsia="Times" w:hAnsi="Times" w:cs="Times"/>
+          <w:b/>
+          <w:bCs/>
+        </w:rPr>
+      </w:pPr>
+    </w:p>
+    <w:p>
+      <w:pPr>
+        <w:pStyle w:val="ListParagraph"/>
+        <w:numPr>
+          <w:ilvl w:val="0"/>
+          <w:numId w:val="21"/>
+        </w:numPr>
+        <w:rPr>
+          <w:rFonts w:ascii="Times" w:eastAsia="Times" w:hAnsi="Times" w:cs="Times"/>
+        </w:rPr>
+      </w:pPr>
+      <w:r>
+        <w:rPr>
+          <w:rFonts w:ascii="Times" w:eastAsia="Times" w:hAnsi="Times" w:cs="Times"/>
+        </w:rPr>
+        <w:t xml:space="preserve">M74, voice beat 2, first note should still be B </w:t>
+      </w:r>
+      <w:proofErr w:type="spellStart"/>
+      <w:r>
+        <w:rPr>
+          <w:rFonts w:ascii="Times" w:eastAsia="Times" w:hAnsi="Times" w:cs="Times"/>
+        </w:rPr>
+        <w:t>nat</w:t>
+      </w:r>
+      <w:proofErr w:type="spellEnd"/>
+      <w:r>
+        <w:rPr>
+          <w:rFonts w:ascii="Times" w:eastAsia="Times" w:hAnsi="Times" w:cs="Times"/>
+        </w:rPr>
+        <w:t>, not Bb</w:t>
+      </w:r>
+    </w:p>
+    <w:p>
+      <w:pPr>
+        <w:pStyle w:val="ListParagraph"/>
+        <w:rPr>
+          <w:rFonts w:ascii="Times" w:eastAsia="Times" w:hAnsi="Times" w:cs="Times"/>
+          <w:b/>
+          <w:bCs/>
+        </w:rPr>
+      </w:pPr>
+    </w:p>
+    <w:p>
+      <w:pPr>
+        <w:pStyle w:val="ListParagraph"/>
+        <w:numPr>
+          <w:ilvl w:val="0"/>
+          <w:numId w:val="21"/>
+        </w:numPr>
+        <w:rPr>
+          <w:rFonts w:ascii="Times" w:eastAsia="Times" w:hAnsi="Times" w:cs="Times"/>
+        </w:rPr>
+      </w:pPr>
+      <w:r>
+        <w:rPr>
+          <w:rFonts w:ascii="Times" w:eastAsia="Times" w:hAnsi="Times" w:cs="Times"/>
+        </w:rPr>
+        <w:t xml:space="preserve">M74, </w:t>
+      </w:r>
+      <w:proofErr w:type="spellStart"/>
+      <w:r>
+        <w:rPr>
+          <w:rFonts w:ascii="Times" w:eastAsia="Times" w:hAnsi="Times" w:cs="Times"/>
+        </w:rPr>
+        <w:t>tpt</w:t>
+      </w:r>
+      <w:proofErr w:type="spellEnd"/>
+      <w:r>
+        <w:rPr>
+          <w:rFonts w:ascii="Times" w:eastAsia="Times" w:hAnsi="Times" w:cs="Times"/>
+        </w:rPr>
+        <w:t>, beat 1, second triplet, please add natural on D</w:t>
+      </w:r>
+    </w:p>
+    <w:p>
+      <w:pPr>
+        <w:pStyle w:val="ListParagraph"/>
+        <w:rPr>
+          <w:rFonts w:ascii="Times" w:eastAsia="Times" w:hAnsi="Times" w:cs="Times"/>
+        </w:rPr>
+      </w:pPr>
+    </w:p>
+    <w:p>
+      <w:pPr>
+        <w:pStyle w:val="ListParagraph"/>
+        <w:numPr>
+          <w:ilvl w:val="0"/>
+          <w:numId w:val="21"/>
+        </w:numPr>
+        <w:rPr>
+          <w:rFonts w:ascii="Times" w:eastAsia="Times" w:hAnsi="Times" w:cs="Times"/>
+        </w:rPr>
+      </w:pPr>
+      <w:r>
+        <w:rPr>
+          <w:rFonts w:ascii="Times" w:eastAsia="Times" w:hAnsi="Times" w:cs="Times"/>
+        </w:rPr>
+        <w:t xml:space="preserve">M75, </w:t>
+      </w:r>
+      <w:proofErr w:type="spellStart"/>
+      <w:r>
+        <w:rPr>
+          <w:rFonts w:ascii="Times" w:eastAsia="Times" w:hAnsi="Times" w:cs="Times"/>
+        </w:rPr>
+        <w:t>tpt</w:t>
+      </w:r>
+      <w:proofErr w:type="spellEnd"/>
+      <w:r>
+        <w:rPr>
+          <w:rFonts w:ascii="Times" w:eastAsia="Times" w:hAnsi="Times" w:cs="Times"/>
+        </w:rPr>
+        <w:t>, beat 3, add natural to F</w:t>
+      </w:r>
+    </w:p>
+    <w:p>
+      <w:pPr>
+        <w:pStyle w:val="ListParagraph"/>
+        <w:rPr>
+          <w:rFonts w:ascii="Times" w:eastAsia="Times" w:hAnsi="Times" w:cs="Times"/>
+          <w:b/>
+          <w:bCs/>
+        </w:rPr>
+      </w:pPr>
+    </w:p>
+    <w:p>
+      <w:pPr>
+        <w:pStyle w:val="ListParagraph"/>
+        <w:numPr>
+          <w:ilvl w:val="0"/>
+          <w:numId w:val="21"/>
+        </w:numPr>
+        <w:rPr>
+          <w:rFonts w:ascii="Times" w:eastAsia="Times" w:hAnsi="Times" w:cs="Times"/>
+        </w:rPr>
+      </w:pPr>
+      <w:r>
+        <w:rPr>
+          <w:rFonts w:ascii="Times" w:eastAsia="Times" w:hAnsi="Times" w:cs="Times"/>
+        </w:rPr>
+        <w:t xml:space="preserve">M76, </w:t>
+      </w:r>
+      <w:proofErr w:type="spellStart"/>
+      <w:r>
+        <w:rPr>
+          <w:rFonts w:ascii="Times" w:eastAsia="Times" w:hAnsi="Times" w:cs="Times"/>
+        </w:rPr>
+        <w:t>bcl</w:t>
+      </w:r>
+      <w:proofErr w:type="spellEnd"/>
+      <w:r>
+        <w:rPr>
+          <w:rFonts w:ascii="Times" w:eastAsia="Times" w:hAnsi="Times" w:cs="Times"/>
+        </w:rPr>
+        <w:t>, add natural to both low and high Cs</w:t>
+      </w:r>
+    </w:p>
+    <w:p>
+      <w:pPr>
+        <w:pStyle w:val="ListParagraph"/>
+        <w:rPr>
+          <w:rFonts w:ascii="Times" w:eastAsia="Times" w:hAnsi="Times" w:cs="Times"/>
+          <w:b/>
+          <w:bCs/>
+        </w:rPr>
+      </w:pPr>
+    </w:p>
+    <w:p>
+      <w:pPr>
+        <w:pStyle w:val="ListParagraph"/>
+        <w:numPr>
+          <w:ilvl w:val="0"/>
+          <w:numId w:val="21"/>
+        </w:numPr>
+        <w:rPr>
+          <w:rFonts w:ascii="Times" w:eastAsia="Times" w:hAnsi="Times" w:cs="Times"/>
+        </w:rPr>
+      </w:pPr>
+      <w:r>
+        <w:rPr>
+          <w:rFonts w:ascii="Times" w:eastAsia="Times" w:hAnsi="Times" w:cs="Times"/>
+        </w:rPr>
+        <w:t xml:space="preserve">M77, </w:t>
+      </w:r>
+      <w:proofErr w:type="spellStart"/>
+      <w:r>
+        <w:rPr>
+          <w:rFonts w:ascii="Times" w:eastAsia="Times" w:hAnsi="Times" w:cs="Times"/>
+        </w:rPr>
+        <w:t>tpt</w:t>
+      </w:r>
+      <w:proofErr w:type="spellEnd"/>
+      <w:r>
+        <w:rPr>
+          <w:rFonts w:ascii="Times" w:eastAsia="Times" w:hAnsi="Times" w:cs="Times"/>
+        </w:rPr>
+        <w:t>, beat 2, note in green is wrong, should be just F 1/6 flat</w:t>
+      </w:r>
+    </w:p>
+    <w:p>
+      <w:pPr>
+        <w:pStyle w:val="ListParagraph"/>
+        <w:rPr>
+          <w:rFonts w:ascii="Times" w:eastAsia="Times" w:hAnsi="Times" w:cs="Times"/>
+          <w:b/>
+          <w:bCs/>
+        </w:rPr>
+      </w:pPr>
+    </w:p>
+    <w:p>
+      <w:pPr>
+        <w:pStyle w:val="ListParagraph"/>
+        <w:numPr>
+          <w:ilvl w:val="0"/>
+          <w:numId w:val="21"/>
+        </w:numPr>
+        <w:rPr>
+          <w:rFonts w:ascii="Times" w:eastAsia="Times" w:hAnsi="Times" w:cs="Times"/>
+        </w:rPr>
+      </w:pPr>
+      <w:r>
+        <w:rPr>
+          <w:rFonts w:ascii="Times" w:eastAsia="Times" w:hAnsi="Times" w:cs="Times"/>
+        </w:rPr>
+        <w:t xml:space="preserve">M78, </w:t>
+      </w:r>
+      <w:proofErr w:type="spellStart"/>
+      <w:r>
+        <w:rPr>
+          <w:rFonts w:ascii="Times" w:eastAsia="Times" w:hAnsi="Times" w:cs="Times"/>
+        </w:rPr>
+        <w:t>bcl</w:t>
+      </w:r>
+      <w:proofErr w:type="spellEnd"/>
+      <w:r>
+        <w:rPr>
+          <w:rFonts w:ascii="Times" w:eastAsia="Times" w:hAnsi="Times" w:cs="Times"/>
+        </w:rPr>
+        <w:t>, beat 2, add natural to G</w:t>
+      </w:r>
+    </w:p>
+    <w:p>
+      <w:pPr>
+        <w:pStyle w:val="ListParagraph"/>
+        <w:rPr>
+          <w:rFonts w:ascii="Times" w:eastAsia="Times" w:hAnsi="Times" w:cs="Times"/>
+          <w:b/>
+          <w:bCs/>
+        </w:rPr>
+      </w:pPr>
+    </w:p>
+    <w:p>
+      <w:pPr>
+        <w:pStyle w:val="ListParagraph"/>
+        <w:numPr>
+          <w:ilvl w:val="0"/>
+          <w:numId w:val="21"/>
+        </w:numPr>
+        <w:rPr>
+          <w:rFonts w:ascii="Times" w:eastAsia="Times" w:hAnsi="Times" w:cs="Times"/>
+        </w:rPr>
+      </w:pPr>
+      <w:r>
+        <w:rPr>
+          <w:rFonts w:ascii="Times" w:eastAsia="Times" w:hAnsi="Times" w:cs="Times"/>
+        </w:rPr>
+        <w:t xml:space="preserve">M79, </w:t>
+      </w:r>
+      <w:proofErr w:type="spellStart"/>
+      <w:r>
+        <w:rPr>
+          <w:rFonts w:ascii="Times" w:eastAsia="Times" w:hAnsi="Times" w:cs="Times"/>
+        </w:rPr>
+        <w:t>bcl</w:t>
+      </w:r>
+      <w:proofErr w:type="spellEnd"/>
+      <w:r>
+        <w:rPr>
+          <w:rFonts w:ascii="Times" w:eastAsia="Times" w:hAnsi="Times" w:cs="Times"/>
+        </w:rPr>
+        <w:t>, beat 1, add natural to C</w:t>
+      </w:r>
+    </w:p>
+    <w:p>
+      <w:pPr>
+        <w:pStyle w:val="ListParagraph"/>
+        <w:rPr>
+          <w:rFonts w:ascii="Times" w:eastAsia="Times" w:hAnsi="Times" w:cs="Times"/>
+          <w:b/>
+          <w:bCs/>
+        </w:rPr>
+      </w:pPr>
+    </w:p>
+    <w:p>
+      <w:pPr>
+        <w:pStyle w:val="ListParagraph"/>
+        <w:numPr>
+          <w:ilvl w:val="0"/>
+          <w:numId w:val="21"/>
+        </w:numPr>
+        <w:rPr>
+          <w:rFonts w:ascii="Times" w:eastAsia="Times" w:hAnsi="Times" w:cs="Times"/>
+        </w:rPr>
+      </w:pPr>
+      <w:r>
+        <w:rPr>
+          <w:rFonts w:ascii="Times" w:eastAsia="Times" w:hAnsi="Times" w:cs="Times"/>
+        </w:rPr>
+        <w:t xml:space="preserve">M80, </w:t>
+      </w:r>
+      <w:proofErr w:type="spellStart"/>
+      <w:r>
+        <w:rPr>
+          <w:rFonts w:ascii="Times" w:eastAsia="Times" w:hAnsi="Times" w:cs="Times"/>
+        </w:rPr>
+        <w:t>tpt</w:t>
+      </w:r>
+      <w:proofErr w:type="spellEnd"/>
+      <w:r>
+        <w:rPr>
+          <w:rFonts w:ascii="Times" w:eastAsia="Times" w:hAnsi="Times" w:cs="Times"/>
+        </w:rPr>
+        <w:t>, first note should be just tied from B1/4 sharp from bar before</w:t>
+      </w:r>
+    </w:p>
+    <w:p>
+      <w:pPr>
+        <w:pStyle w:val="ListParagraph"/>
+        <w:rPr>
+          <w:rFonts w:ascii="Times" w:eastAsia="Times" w:hAnsi="Times" w:cs="Times"/>
+          <w:b/>
+          <w:bCs/>
+        </w:rPr>
+      </w:pPr>
+    </w:p>
+    <w:p>
+      <w:pPr>
+        <w:pStyle w:val="ListParagraph"/>
+        <w:numPr>
+          <w:ilvl w:val="0"/>
+          <w:numId w:val="21"/>
+        </w:numPr>
+        <w:rPr>
+          <w:rFonts w:ascii="Times" w:eastAsia="Times" w:hAnsi="Times" w:cs="Times"/>
+        </w:rPr>
+      </w:pPr>
+      <w:r>
+        <w:rPr>
+          <w:rFonts w:ascii="Times" w:eastAsia="Times" w:hAnsi="Times" w:cs="Times"/>
+        </w:rPr>
+        <w:t xml:space="preserve">M80, </w:t>
+      </w:r>
+      <w:proofErr w:type="spellStart"/>
+      <w:r>
+        <w:rPr>
+          <w:rFonts w:ascii="Times" w:eastAsia="Times" w:hAnsi="Times" w:cs="Times"/>
+        </w:rPr>
+        <w:t>tpt</w:t>
+      </w:r>
+      <w:proofErr w:type="spellEnd"/>
+      <w:r>
+        <w:rPr>
+          <w:rFonts w:ascii="Times" w:eastAsia="Times" w:hAnsi="Times" w:cs="Times"/>
+        </w:rPr>
+        <w:t>, make grace note into F (better than E#)</w:t>
+      </w:r>
+    </w:p>
+    <w:p>
+      <w:pPr>
+        <w:pStyle w:val="ListParagraph"/>
+        <w:rPr>
+          <w:rFonts w:ascii="Times" w:eastAsia="Times" w:hAnsi="Times" w:cs="Times"/>
+        </w:rPr>
+      </w:pPr>
+    </w:p>
+    <w:p>
+      <w:pPr>
+        <w:pStyle w:val="ListParagraph"/>
+        <w:numPr>
+          <w:ilvl w:val="0"/>
+          <w:numId w:val="21"/>
+        </w:numPr>
+        <w:rPr>
+          <w:rFonts w:ascii="Times" w:eastAsia="Times" w:hAnsi="Times" w:cs="Times"/>
+        </w:rPr>
+      </w:pPr>
+      <w:r>
+        <w:rPr>
+          <w:rFonts w:ascii="Times" w:eastAsia="Times" w:hAnsi="Times" w:cs="Times"/>
+        </w:rPr>
+        <w:t xml:space="preserve">M80, </w:t>
+      </w:r>
+      <w:proofErr w:type="spellStart"/>
+      <w:r>
+        <w:rPr>
+          <w:rFonts w:ascii="Times" w:eastAsia="Times" w:hAnsi="Times" w:cs="Times"/>
+        </w:rPr>
+        <w:t>tbn</w:t>
+      </w:r>
+      <w:proofErr w:type="spellEnd"/>
+      <w:r>
+        <w:rPr>
+          <w:rFonts w:ascii="Times" w:eastAsia="Times" w:hAnsi="Times" w:cs="Times"/>
+        </w:rPr>
+        <w:t>, mute should be at half-open by beginning of bar and full open by end of bar</w:t>
+      </w:r>
+    </w:p>
+    <w:p>
+      <w:pPr>
+        <w:pStyle w:val="ListParagraph"/>
+        <w:rPr>
+          <w:rFonts w:ascii="Times" w:eastAsia="Times" w:hAnsi="Times" w:cs="Times"/>
+          <w:b/>
+          <w:bCs/>
+        </w:rPr>
+      </w:pPr>
+    </w:p>
+    <w:p>
+      <w:pPr>
+        <w:pStyle w:val="ListParagraph"/>
+        <w:numPr>
+          <w:ilvl w:val="0"/>
+          <w:numId w:val="21"/>
+        </w:numPr>
+        <w:rPr>
+          <w:rFonts w:ascii="Times" w:eastAsia="Times" w:hAnsi="Times" w:cs="Times"/>
+        </w:rPr>
+      </w:pPr>
+      <w:r>
+        <w:rPr>
+          <w:rFonts w:ascii="Times" w:eastAsia="Times" w:hAnsi="Times" w:cs="Times"/>
         </w:rPr>
         <w:t>M81, voice, either delete “(ossia)” or move to first time the parenthesis happens in the bars before.</w:t>
       </w:r>
@@ -3305,894 +4080,1202 @@
         </w:numPr>
         <w:rPr>
           <w:rFonts w:ascii="Times" w:eastAsia="Times" w:hAnsi="Times" w:cs="Times"/>
-          <w:b/>
-          <w:bCs/>
-        </w:rPr>
-      </w:pPr>
-      <w:r>
-        <w:rPr>
-          <w:rFonts w:ascii="Times" w:eastAsia="Times" w:hAnsi="Times" w:cs="Times"/>
-          <w:b/>
-          <w:bCs/>
-        </w:rPr>
-        <w:lastRenderedPageBreak/>
-        <w:t>M82, tpt, last note, should be A1/4 flat (not Ab)</w:t>
-      </w:r>
-    </w:p>
-    <w:p>
-      <w:pPr>
-        <w:pStyle w:val="ListParagraph"/>
-        <w:rPr>
-          <w:rFonts w:ascii="Times" w:eastAsia="Times" w:hAnsi="Times" w:cs="Times"/>
-          <w:b/>
-          <w:bCs/>
-        </w:rPr>
-      </w:pPr>
-    </w:p>
-    <w:p>
-      <w:pPr>
-        <w:pStyle w:val="ListParagraph"/>
-        <w:numPr>
-          <w:ilvl w:val="0"/>
-          <w:numId w:val="21"/>
-        </w:numPr>
-        <w:rPr>
-          <w:rFonts w:ascii="Times" w:eastAsia="Times" w:hAnsi="Times" w:cs="Times"/>
-          <w:b/>
-          <w:bCs/>
-        </w:rPr>
-      </w:pPr>
-      <w:r>
-        <w:rPr>
-          <w:rFonts w:ascii="Times" w:eastAsia="Times" w:hAnsi="Times" w:cs="Times"/>
-          <w:b/>
-          <w:bCs/>
-        </w:rPr>
-        <w:t>M82, tbn, beat 3, crescendo should start immediately after beat 3 (not beat 4)</w:t>
-      </w:r>
-    </w:p>
-    <w:p>
-      <w:pPr>
-        <w:pStyle w:val="ListParagraph"/>
-        <w:rPr>
-          <w:rFonts w:ascii="Times" w:eastAsia="Times" w:hAnsi="Times" w:cs="Times"/>
-          <w:b/>
-          <w:bCs/>
-        </w:rPr>
-      </w:pPr>
-    </w:p>
-    <w:p>
-      <w:pPr>
-        <w:pStyle w:val="ListParagraph"/>
-        <w:numPr>
-          <w:ilvl w:val="0"/>
-          <w:numId w:val="21"/>
-        </w:numPr>
-        <w:rPr>
-          <w:rFonts w:ascii="Times" w:eastAsia="Times" w:hAnsi="Times" w:cs="Times"/>
-          <w:b/>
-          <w:bCs/>
-        </w:rPr>
-      </w:pPr>
-      <w:r>
-        <w:rPr>
-          <w:rFonts w:ascii="Times" w:eastAsia="Times" w:hAnsi="Times" w:cs="Times"/>
-          <w:b/>
-          <w:bCs/>
-        </w:rPr>
-        <w:t>M82, bcl, beat 2, C missing natural; same for beat 3</w:t>
-      </w:r>
-    </w:p>
-    <w:p>
-      <w:pPr>
-        <w:pStyle w:val="ListParagraph"/>
-        <w:rPr>
-          <w:rFonts w:ascii="Times" w:eastAsia="Times" w:hAnsi="Times" w:cs="Times"/>
-          <w:b/>
-          <w:bCs/>
-        </w:rPr>
-      </w:pPr>
-    </w:p>
-    <w:p>
-      <w:pPr>
-        <w:pStyle w:val="ListParagraph"/>
-        <w:numPr>
-          <w:ilvl w:val="0"/>
-          <w:numId w:val="21"/>
-        </w:numPr>
-        <w:rPr>
-          <w:rFonts w:ascii="Times" w:eastAsia="Times" w:hAnsi="Times" w:cs="Times"/>
-          <w:b/>
-          <w:bCs/>
-        </w:rPr>
-      </w:pPr>
-      <w:r>
-        <w:rPr>
-          <w:rFonts w:ascii="Times" w:eastAsia="Times" w:hAnsi="Times" w:cs="Times"/>
-          <w:b/>
-          <w:bCs/>
-        </w:rPr>
-        <w:t>M83, bcl, low C missing natural</w:t>
-      </w:r>
-    </w:p>
-    <w:p>
-      <w:pPr>
-        <w:pStyle w:val="ListParagraph"/>
-        <w:rPr>
-          <w:rFonts w:ascii="Times" w:eastAsia="Times" w:hAnsi="Times" w:cs="Times"/>
-          <w:b/>
-          <w:bCs/>
-        </w:rPr>
-      </w:pPr>
-    </w:p>
-    <w:p>
-      <w:pPr>
-        <w:pStyle w:val="ListParagraph"/>
-        <w:numPr>
-          <w:ilvl w:val="0"/>
-          <w:numId w:val="21"/>
-        </w:numPr>
-        <w:rPr>
-          <w:rFonts w:ascii="Times" w:eastAsia="Times" w:hAnsi="Times" w:cs="Times"/>
-          <w:b/>
-          <w:bCs/>
-        </w:rPr>
-      </w:pPr>
-      <w:r>
-        <w:rPr>
-          <w:rFonts w:ascii="Times" w:eastAsia="Times" w:hAnsi="Times" w:cs="Times"/>
-          <w:b/>
-          <w:bCs/>
-        </w:rPr>
-        <w:t>M83, tpt, first note wrong, should be Bb 1/6 flat</w:t>
-      </w:r>
-    </w:p>
-    <w:p>
-      <w:pPr>
-        <w:pStyle w:val="ListParagraph"/>
-        <w:rPr>
-          <w:rFonts w:ascii="Times" w:eastAsia="Times" w:hAnsi="Times" w:cs="Times"/>
-          <w:b/>
-          <w:bCs/>
-        </w:rPr>
-      </w:pPr>
-    </w:p>
-    <w:p>
-      <w:pPr>
-        <w:pStyle w:val="ListParagraph"/>
-        <w:numPr>
-          <w:ilvl w:val="0"/>
-          <w:numId w:val="21"/>
-        </w:numPr>
-        <w:rPr>
-          <w:rFonts w:ascii="Times" w:eastAsia="Times" w:hAnsi="Times" w:cs="Times"/>
-          <w:b/>
-          <w:bCs/>
-        </w:rPr>
-      </w:pPr>
-      <w:r>
-        <w:rPr>
-          <w:rFonts w:ascii="Times" w:eastAsia="Times" w:hAnsi="Times" w:cs="Times"/>
-          <w:b/>
-          <w:bCs/>
-        </w:rPr>
-        <w:t>M84, tpt, beat 2, add natural to F</w:t>
-      </w:r>
-    </w:p>
-    <w:p>
-      <w:pPr>
-        <w:pStyle w:val="ListParagraph"/>
-        <w:rPr>
-          <w:rFonts w:ascii="Times" w:eastAsia="Times" w:hAnsi="Times" w:cs="Times"/>
-          <w:b/>
-          <w:bCs/>
-        </w:rPr>
-      </w:pPr>
-    </w:p>
-    <w:p>
-      <w:pPr>
-        <w:pStyle w:val="ListParagraph"/>
-        <w:numPr>
-          <w:ilvl w:val="0"/>
-          <w:numId w:val="21"/>
-        </w:numPr>
-        <w:rPr>
-          <w:rFonts w:ascii="Times" w:eastAsia="Times" w:hAnsi="Times" w:cs="Times"/>
-          <w:b/>
-          <w:bCs/>
-        </w:rPr>
-      </w:pPr>
-      <w:r>
-        <w:rPr>
-          <w:rFonts w:ascii="Times" w:eastAsia="Times" w:hAnsi="Times" w:cs="Times"/>
-          <w:b/>
-          <w:bCs/>
-        </w:rPr>
-        <w:t>M85, bcl, beat 4, delete treble clef, its redundant</w:t>
-      </w:r>
-    </w:p>
-    <w:p>
-      <w:pPr>
-        <w:pStyle w:val="ListParagraph"/>
-        <w:rPr>
-          <w:rFonts w:ascii="Times" w:eastAsia="Times" w:hAnsi="Times" w:cs="Times"/>
-          <w:b/>
-          <w:bCs/>
-        </w:rPr>
-      </w:pPr>
-    </w:p>
-    <w:p>
-      <w:pPr>
-        <w:pStyle w:val="ListParagraph"/>
-        <w:numPr>
-          <w:ilvl w:val="0"/>
-          <w:numId w:val="21"/>
-        </w:numPr>
-        <w:rPr>
-          <w:rFonts w:ascii="Times" w:eastAsia="Times" w:hAnsi="Times" w:cs="Times"/>
-          <w:b/>
-          <w:bCs/>
-        </w:rPr>
-      </w:pPr>
-      <w:r>
-        <w:rPr>
-          <w:rFonts w:ascii="Times" w:eastAsia="Times" w:hAnsi="Times" w:cs="Times"/>
-          <w:b/>
-          <w:bCs/>
-        </w:rPr>
-        <w:t>M86, tpt, beat 3, make E# into F</w:t>
-      </w:r>
-    </w:p>
-    <w:p>
-      <w:pPr>
-        <w:pStyle w:val="ListParagraph"/>
-        <w:rPr>
-          <w:rFonts w:ascii="Times" w:eastAsia="Times" w:hAnsi="Times" w:cs="Times"/>
-          <w:b/>
-          <w:bCs/>
-        </w:rPr>
-      </w:pPr>
-    </w:p>
-    <w:p>
-      <w:pPr>
-        <w:pStyle w:val="ListParagraph"/>
-        <w:numPr>
-          <w:ilvl w:val="0"/>
-          <w:numId w:val="21"/>
-        </w:numPr>
-        <w:rPr>
-          <w:rFonts w:ascii="Times" w:eastAsia="Times" w:hAnsi="Times" w:cs="Times"/>
-          <w:b/>
-          <w:bCs/>
-        </w:rPr>
-      </w:pPr>
-      <w:r>
-        <w:rPr>
-          <w:rFonts w:ascii="Times" w:eastAsia="Times" w:hAnsi="Times" w:cs="Times"/>
-          <w:b/>
-          <w:bCs/>
-        </w:rPr>
-        <w:t>M87, tpt, first note should be tied from M86</w:t>
-      </w:r>
-    </w:p>
-    <w:p>
-      <w:pPr>
-        <w:pStyle w:val="ListParagraph"/>
-        <w:rPr>
-          <w:rFonts w:ascii="Times" w:eastAsia="Times" w:hAnsi="Times" w:cs="Times"/>
-          <w:b/>
-          <w:bCs/>
-        </w:rPr>
-      </w:pPr>
-    </w:p>
-    <w:p>
-      <w:pPr>
-        <w:pStyle w:val="ListParagraph"/>
-        <w:numPr>
-          <w:ilvl w:val="0"/>
-          <w:numId w:val="21"/>
-        </w:numPr>
-        <w:rPr>
-          <w:rFonts w:ascii="Times" w:eastAsia="Times" w:hAnsi="Times" w:cs="Times"/>
-          <w:b/>
-          <w:bCs/>
-        </w:rPr>
-      </w:pPr>
-      <w:r>
-        <w:rPr>
-          <w:rFonts w:ascii="Times" w:eastAsia="Times" w:hAnsi="Times" w:cs="Times"/>
-          <w:b/>
-          <w:bCs/>
-        </w:rPr>
-        <w:t>M87, tpt, beat 2, clean up accidental on E 1/6 flat…covered by dynamics</w:t>
-      </w:r>
-    </w:p>
-    <w:p>
-      <w:pPr>
-        <w:pStyle w:val="ListParagraph"/>
-        <w:rPr>
-          <w:rFonts w:ascii="Times" w:eastAsia="Times" w:hAnsi="Times" w:cs="Times"/>
-          <w:b/>
-          <w:bCs/>
-        </w:rPr>
-      </w:pPr>
-    </w:p>
-    <w:p>
-      <w:pPr>
-        <w:pStyle w:val="ListParagraph"/>
-        <w:numPr>
-          <w:ilvl w:val="0"/>
-          <w:numId w:val="21"/>
-        </w:numPr>
-        <w:rPr>
-          <w:rFonts w:ascii="Times" w:eastAsia="Times" w:hAnsi="Times" w:cs="Times"/>
-          <w:b/>
-          <w:bCs/>
-        </w:rPr>
-      </w:pPr>
-      <w:r>
-        <w:rPr>
-          <w:rFonts w:ascii="Times" w:eastAsia="Times" w:hAnsi="Times" w:cs="Times"/>
-          <w:b/>
-          <w:bCs/>
-        </w:rPr>
-        <w:t>M87, tpt, beat 4, make notes F nat, and E ¼ flat</w:t>
-      </w:r>
-    </w:p>
-    <w:p>
-      <w:pPr>
-        <w:pStyle w:val="ListParagraph"/>
-        <w:rPr>
-          <w:rFonts w:ascii="Times" w:eastAsia="Times" w:hAnsi="Times" w:cs="Times"/>
-          <w:b/>
-          <w:bCs/>
-        </w:rPr>
-      </w:pPr>
-    </w:p>
-    <w:p>
-      <w:pPr>
-        <w:pStyle w:val="ListParagraph"/>
-        <w:numPr>
-          <w:ilvl w:val="0"/>
-          <w:numId w:val="21"/>
-        </w:numPr>
-        <w:rPr>
-          <w:rFonts w:ascii="Times" w:eastAsia="Times" w:hAnsi="Times" w:cs="Times"/>
-          <w:b/>
-          <w:bCs/>
-        </w:rPr>
-      </w:pPr>
-      <w:r>
-        <w:rPr>
-          <w:rFonts w:ascii="Times" w:eastAsia="Times" w:hAnsi="Times" w:cs="Times"/>
-          <w:b/>
-          <w:bCs/>
-        </w:rPr>
-        <w:t>M89, bcl, add natural to low C</w:t>
-      </w:r>
-    </w:p>
-    <w:p>
-      <w:pPr>
-        <w:pStyle w:val="ListParagraph"/>
-        <w:rPr>
-          <w:rFonts w:ascii="Times" w:eastAsia="Times" w:hAnsi="Times" w:cs="Times"/>
-          <w:b/>
-          <w:bCs/>
-        </w:rPr>
-      </w:pPr>
-    </w:p>
-    <w:p>
-      <w:pPr>
-        <w:pStyle w:val="ListParagraph"/>
-        <w:numPr>
-          <w:ilvl w:val="0"/>
-          <w:numId w:val="21"/>
-        </w:numPr>
-        <w:rPr>
-          <w:rFonts w:ascii="Times" w:eastAsia="Times" w:hAnsi="Times" w:cs="Times"/>
-          <w:b/>
-          <w:bCs/>
-        </w:rPr>
-      </w:pPr>
-      <w:r>
-        <w:rPr>
-          <w:rFonts w:ascii="Times" w:eastAsia="Times" w:hAnsi="Times" w:cs="Times"/>
-          <w:b/>
-          <w:bCs/>
-        </w:rPr>
-        <w:t>M90, bcl, beat 2, should be Bb…then beat 3 the G is missing natural</w:t>
-      </w:r>
-    </w:p>
-    <w:p>
-      <w:pPr>
-        <w:pStyle w:val="ListParagraph"/>
-        <w:rPr>
-          <w:rFonts w:ascii="Times" w:eastAsia="Times" w:hAnsi="Times" w:cs="Times"/>
-          <w:b/>
-          <w:bCs/>
-        </w:rPr>
-      </w:pPr>
-    </w:p>
-    <w:p>
-      <w:pPr>
-        <w:pStyle w:val="ListParagraph"/>
-        <w:numPr>
-          <w:ilvl w:val="0"/>
-          <w:numId w:val="21"/>
-        </w:numPr>
-        <w:rPr>
-          <w:rFonts w:ascii="Times" w:eastAsia="Times" w:hAnsi="Times" w:cs="Times"/>
-          <w:b/>
-          <w:bCs/>
-        </w:rPr>
-      </w:pPr>
-      <w:r>
-        <w:rPr>
-          <w:rFonts w:ascii="Times" w:eastAsia="Times" w:hAnsi="Times" w:cs="Times"/>
-          <w:b/>
-          <w:bCs/>
-        </w:rPr>
-        <w:t>M91, tpt, beat 1, both notes missing natural</w:t>
-      </w:r>
-    </w:p>
-    <w:p>
-      <w:pPr>
-        <w:pStyle w:val="ListParagraph"/>
-        <w:rPr>
-          <w:rFonts w:ascii="Times" w:eastAsia="Times" w:hAnsi="Times" w:cs="Times"/>
-          <w:b/>
-          <w:bCs/>
-        </w:rPr>
-      </w:pPr>
-    </w:p>
-    <w:p>
-      <w:pPr>
-        <w:pStyle w:val="ListParagraph"/>
-        <w:numPr>
-          <w:ilvl w:val="0"/>
-          <w:numId w:val="21"/>
-        </w:numPr>
-        <w:rPr>
-          <w:rFonts w:ascii="Times" w:eastAsia="Times" w:hAnsi="Times" w:cs="Times"/>
-          <w:b/>
-          <w:bCs/>
-        </w:rPr>
-      </w:pPr>
-      <w:r>
-        <w:rPr>
-          <w:rFonts w:ascii="Times" w:eastAsia="Times" w:hAnsi="Times" w:cs="Times"/>
-          <w:b/>
-          <w:bCs/>
-        </w:rPr>
-        <w:t>M92, bcl, beat 2, low C missing natural</w:t>
-      </w:r>
-    </w:p>
-    <w:p>
-      <w:pPr>
-        <w:pStyle w:val="ListParagraph"/>
-        <w:rPr>
-          <w:rFonts w:ascii="Times" w:eastAsia="Times" w:hAnsi="Times" w:cs="Times"/>
-          <w:b/>
-          <w:bCs/>
-        </w:rPr>
-      </w:pPr>
-    </w:p>
-    <w:p>
-      <w:pPr>
-        <w:pStyle w:val="ListParagraph"/>
-        <w:numPr>
-          <w:ilvl w:val="0"/>
-          <w:numId w:val="21"/>
-        </w:numPr>
-        <w:rPr>
-          <w:rFonts w:ascii="Times" w:eastAsia="Times" w:hAnsi="Times" w:cs="Times"/>
-          <w:b/>
-          <w:bCs/>
-        </w:rPr>
-      </w:pPr>
-      <w:r>
-        <w:rPr>
-          <w:rFonts w:ascii="Times" w:eastAsia="Times" w:hAnsi="Times" w:cs="Times"/>
-          <w:b/>
-          <w:bCs/>
-        </w:rPr>
-        <w:t>M93, bcl, last note low C missing natural</w:t>
-      </w:r>
-    </w:p>
-    <w:p>
-      <w:pPr>
-        <w:pStyle w:val="ListParagraph"/>
-        <w:rPr>
-          <w:rFonts w:ascii="Times" w:eastAsia="Times" w:hAnsi="Times" w:cs="Times"/>
-          <w:b/>
-          <w:bCs/>
-        </w:rPr>
-      </w:pPr>
-    </w:p>
-    <w:p>
-      <w:pPr>
-        <w:pStyle w:val="ListParagraph"/>
-        <w:numPr>
-          <w:ilvl w:val="0"/>
-          <w:numId w:val="21"/>
-        </w:numPr>
-        <w:rPr>
-          <w:rFonts w:ascii="Times" w:eastAsia="Times" w:hAnsi="Times" w:cs="Times"/>
-          <w:b/>
-          <w:bCs/>
-        </w:rPr>
-      </w:pPr>
-      <w:r>
-        <w:rPr>
-          <w:rFonts w:ascii="Times" w:eastAsia="Times" w:hAnsi="Times" w:cs="Times"/>
-          <w:b/>
-          <w:bCs/>
-        </w:rPr>
-        <w:t>M94, tbn, notes should be tied and missing dynamics altogether</w:t>
-      </w:r>
-    </w:p>
-    <w:p>
-      <w:pPr>
-        <w:pStyle w:val="ListParagraph"/>
-        <w:rPr>
-          <w:rFonts w:ascii="Times" w:eastAsia="Times" w:hAnsi="Times" w:cs="Times"/>
-          <w:b/>
-          <w:bCs/>
-        </w:rPr>
-      </w:pPr>
-    </w:p>
-    <w:p>
-      <w:pPr>
-        <w:pStyle w:val="ListParagraph"/>
-        <w:numPr>
-          <w:ilvl w:val="0"/>
-          <w:numId w:val="21"/>
-        </w:numPr>
-        <w:rPr>
-          <w:rFonts w:ascii="Times" w:eastAsia="Times" w:hAnsi="Times" w:cs="Times"/>
-          <w:b/>
-          <w:bCs/>
-        </w:rPr>
-      </w:pPr>
-      <w:r>
-        <w:rPr>
-          <w:rFonts w:ascii="Times" w:eastAsia="Times" w:hAnsi="Times" w:cs="Times"/>
-          <w:b/>
-          <w:bCs/>
-        </w:rPr>
-        <w:t xml:space="preserve">M97, tbn, first two notes should be tied from M96 </w:t>
-      </w:r>
-    </w:p>
-    <w:p>
-      <w:pPr>
-        <w:pStyle w:val="ListParagraph"/>
-        <w:rPr>
-          <w:rFonts w:ascii="Times" w:eastAsia="Times" w:hAnsi="Times" w:cs="Times"/>
-          <w:b/>
-          <w:bCs/>
-        </w:rPr>
-      </w:pPr>
-    </w:p>
-    <w:p>
-      <w:pPr>
-        <w:pStyle w:val="ListParagraph"/>
-        <w:numPr>
-          <w:ilvl w:val="0"/>
-          <w:numId w:val="21"/>
-        </w:numPr>
-        <w:rPr>
-          <w:rFonts w:ascii="Times" w:eastAsia="Times" w:hAnsi="Times" w:cs="Times"/>
-          <w:b/>
-          <w:bCs/>
-        </w:rPr>
-      </w:pPr>
-      <w:r>
-        <w:rPr>
-          <w:rFonts w:ascii="Times" w:eastAsia="Times" w:hAnsi="Times" w:cs="Times"/>
-          <w:b/>
-          <w:bCs/>
-        </w:rPr>
-        <w:t>M98, tbn, make all slaps X noteheads with marcato arrow, like previously on Bcl, for consistency</w:t>
-      </w:r>
-    </w:p>
-    <w:p>
-      <w:pPr>
-        <w:pStyle w:val="ListParagraph"/>
-        <w:rPr>
-          <w:rFonts w:ascii="Times" w:eastAsia="Times" w:hAnsi="Times" w:cs="Times"/>
-          <w:b/>
-          <w:bCs/>
-        </w:rPr>
-      </w:pPr>
-    </w:p>
-    <w:p>
-      <w:pPr>
-        <w:pStyle w:val="ListParagraph"/>
-        <w:numPr>
-          <w:ilvl w:val="0"/>
-          <w:numId w:val="21"/>
-        </w:numPr>
-        <w:rPr>
-          <w:rFonts w:ascii="Times" w:eastAsia="Times" w:hAnsi="Times" w:cs="Times"/>
-          <w:b/>
-          <w:bCs/>
-        </w:rPr>
-      </w:pPr>
-      <w:r>
-        <w:rPr>
-          <w:rFonts w:ascii="Times" w:eastAsia="Times" w:hAnsi="Times" w:cs="Times"/>
-          <w:b/>
-          <w:bCs/>
-        </w:rPr>
-        <w:t>M99, tbn, second note should be G ¼ flat</w:t>
-      </w:r>
-    </w:p>
-    <w:p>
-      <w:pPr>
-        <w:pStyle w:val="ListParagraph"/>
-        <w:rPr>
-          <w:rFonts w:ascii="Times" w:eastAsia="Times" w:hAnsi="Times" w:cs="Times"/>
-          <w:b/>
-          <w:bCs/>
-        </w:rPr>
-      </w:pPr>
-    </w:p>
-    <w:p>
-      <w:pPr>
-        <w:pStyle w:val="ListParagraph"/>
-        <w:numPr>
-          <w:ilvl w:val="0"/>
-          <w:numId w:val="21"/>
-        </w:numPr>
-        <w:rPr>
-          <w:rFonts w:ascii="Times" w:eastAsia="Times" w:hAnsi="Times" w:cs="Times"/>
-          <w:b/>
-          <w:bCs/>
-        </w:rPr>
-      </w:pPr>
-      <w:r>
-        <w:rPr>
-          <w:rFonts w:ascii="Times" w:eastAsia="Times" w:hAnsi="Times" w:cs="Times"/>
-          <w:b/>
-          <w:bCs/>
-        </w:rPr>
-        <w:t>M100, tbn, beat 2, dynamics for top note should be sub p, sfz should start on low D</w:t>
-      </w:r>
-    </w:p>
-    <w:p>
-      <w:pPr>
-        <w:pStyle w:val="ListParagraph"/>
-        <w:rPr>
-          <w:rFonts w:ascii="Times" w:eastAsia="Times" w:hAnsi="Times" w:cs="Times"/>
-          <w:b/>
-          <w:bCs/>
-        </w:rPr>
-      </w:pPr>
-    </w:p>
-    <w:p>
-      <w:pPr>
-        <w:pStyle w:val="ListParagraph"/>
-        <w:numPr>
-          <w:ilvl w:val="0"/>
-          <w:numId w:val="21"/>
-        </w:numPr>
-        <w:rPr>
-          <w:rFonts w:ascii="Times" w:eastAsia="Times" w:hAnsi="Times" w:cs="Times"/>
-          <w:b/>
-          <w:bCs/>
-        </w:rPr>
-      </w:pPr>
-      <w:r>
-        <w:rPr>
-          <w:rFonts w:ascii="Times" w:eastAsia="Times" w:hAnsi="Times" w:cs="Times"/>
-          <w:b/>
-          <w:bCs/>
-        </w:rPr>
-        <w:t>M101, tbn, beat 2, lower layer, last note should be high B1/4 flat; then note after should be D1/4 flat</w:t>
-      </w:r>
-    </w:p>
-    <w:p>
-      <w:pPr>
-        <w:pStyle w:val="ListParagraph"/>
-        <w:rPr>
-          <w:rFonts w:ascii="Times" w:eastAsia="Times" w:hAnsi="Times" w:cs="Times"/>
-          <w:b/>
-          <w:bCs/>
-        </w:rPr>
-      </w:pPr>
-    </w:p>
-    <w:p>
-      <w:pPr>
-        <w:pStyle w:val="ListParagraph"/>
-        <w:numPr>
-          <w:ilvl w:val="0"/>
-          <w:numId w:val="21"/>
-        </w:numPr>
-        <w:rPr>
-          <w:rFonts w:ascii="Times" w:eastAsia="Times" w:hAnsi="Times" w:cs="Times"/>
-          <w:b/>
-          <w:bCs/>
-        </w:rPr>
-      </w:pPr>
-      <w:r>
-        <w:rPr>
-          <w:rFonts w:ascii="Times" w:eastAsia="Times" w:hAnsi="Times" w:cs="Times"/>
-          <w:b/>
-          <w:bCs/>
-        </w:rPr>
-        <w:t>M103, tbn, add dynamics mf in the beginning of bar with dim to pp by the end of bar, then M104 make ff into ffsub</w:t>
-      </w:r>
-    </w:p>
-    <w:p>
-      <w:pPr>
-        <w:pStyle w:val="ListParagraph"/>
-        <w:rPr>
-          <w:rFonts w:ascii="Times" w:eastAsia="Times" w:hAnsi="Times" w:cs="Times"/>
-          <w:b/>
-          <w:bCs/>
-        </w:rPr>
-      </w:pPr>
-    </w:p>
-    <w:p>
-      <w:pPr>
-        <w:pStyle w:val="ListParagraph"/>
-        <w:numPr>
-          <w:ilvl w:val="0"/>
-          <w:numId w:val="21"/>
-        </w:numPr>
-        <w:rPr>
-          <w:rFonts w:ascii="Times" w:eastAsia="Times" w:hAnsi="Times" w:cs="Times"/>
-          <w:b/>
-          <w:bCs/>
-        </w:rPr>
-      </w:pPr>
-      <w:r>
-        <w:rPr>
-          <w:rFonts w:ascii="Times" w:eastAsia="Times" w:hAnsi="Times" w:cs="Times"/>
-          <w:b/>
-          <w:bCs/>
-        </w:rPr>
-        <w:lastRenderedPageBreak/>
-        <w:t>M105, bcl, G should be an octave above, also fix slap to X notehead with marcato for consistency</w:t>
-      </w:r>
-    </w:p>
-    <w:p>
-      <w:pPr>
-        <w:pStyle w:val="ListParagraph"/>
-        <w:rPr>
-          <w:rFonts w:ascii="Times" w:eastAsia="Times" w:hAnsi="Times" w:cs="Times"/>
-          <w:b/>
-          <w:bCs/>
-        </w:rPr>
-      </w:pPr>
-    </w:p>
-    <w:p>
-      <w:pPr>
-        <w:pStyle w:val="ListParagraph"/>
-        <w:numPr>
-          <w:ilvl w:val="0"/>
-          <w:numId w:val="21"/>
-        </w:numPr>
-        <w:rPr>
-          <w:rFonts w:ascii="Times" w:eastAsia="Times" w:hAnsi="Times" w:cs="Times"/>
-          <w:b/>
-          <w:bCs/>
-        </w:rPr>
-      </w:pPr>
-      <w:r>
-        <w:rPr>
-          <w:rFonts w:ascii="Times" w:eastAsia="Times" w:hAnsi="Times" w:cs="Times"/>
-          <w:b/>
-          <w:bCs/>
-        </w:rPr>
-        <w:t>M106, voice, beat 2, text should be “dor” (not bor) and not connected through hyphen to “da”</w:t>
-      </w:r>
-    </w:p>
-    <w:p>
-      <w:pPr>
-        <w:pStyle w:val="ListParagraph"/>
-        <w:rPr>
-          <w:rFonts w:ascii="Times" w:eastAsia="Times" w:hAnsi="Times" w:cs="Times"/>
-          <w:b/>
-          <w:bCs/>
-        </w:rPr>
-      </w:pPr>
-    </w:p>
-    <w:p>
-      <w:pPr>
-        <w:pStyle w:val="ListParagraph"/>
-        <w:numPr>
-          <w:ilvl w:val="0"/>
-          <w:numId w:val="21"/>
-        </w:numPr>
-        <w:rPr>
-          <w:rFonts w:ascii="Times" w:eastAsia="Times" w:hAnsi="Times" w:cs="Times"/>
-          <w:b/>
-          <w:bCs/>
-        </w:rPr>
-      </w:pPr>
-      <w:r>
-        <w:rPr>
-          <w:rFonts w:ascii="Times" w:eastAsia="Times" w:hAnsi="Times" w:cs="Times"/>
-          <w:b/>
-          <w:bCs/>
-        </w:rPr>
-        <w:t>M107, tpt, add natural to C</w:t>
-      </w:r>
-    </w:p>
-    <w:p>
-      <w:pPr>
-        <w:pStyle w:val="ListParagraph"/>
-        <w:rPr>
-          <w:rFonts w:ascii="Times" w:eastAsia="Times" w:hAnsi="Times" w:cs="Times"/>
-          <w:b/>
-          <w:bCs/>
-        </w:rPr>
-      </w:pPr>
-    </w:p>
-    <w:p>
-      <w:pPr>
-        <w:pStyle w:val="ListParagraph"/>
-        <w:numPr>
-          <w:ilvl w:val="0"/>
-          <w:numId w:val="21"/>
-        </w:numPr>
-        <w:rPr>
-          <w:rFonts w:ascii="Times" w:eastAsia="Times" w:hAnsi="Times" w:cs="Times"/>
-          <w:b/>
-          <w:bCs/>
-        </w:rPr>
-      </w:pPr>
-      <w:r>
-        <w:rPr>
-          <w:rFonts w:ascii="Times" w:eastAsia="Times" w:hAnsi="Times" w:cs="Times"/>
-          <w:b/>
-          <w:bCs/>
-        </w:rPr>
-        <w:t>M106 and 107, bcl, both Gs should be an octave above, also fix slap to X notehead with marcato for consistency</w:t>
-      </w:r>
-    </w:p>
-    <w:p>
-      <w:pPr>
-        <w:pStyle w:val="ListParagraph"/>
-        <w:rPr>
-          <w:rFonts w:ascii="Times" w:eastAsia="Times" w:hAnsi="Times" w:cs="Times"/>
-          <w:b/>
-          <w:bCs/>
-        </w:rPr>
-      </w:pPr>
-    </w:p>
-    <w:p>
-      <w:pPr>
-        <w:pStyle w:val="ListParagraph"/>
-        <w:numPr>
-          <w:ilvl w:val="0"/>
-          <w:numId w:val="21"/>
-        </w:numPr>
-        <w:rPr>
-          <w:rFonts w:ascii="Times" w:eastAsia="Times" w:hAnsi="Times" w:cs="Times"/>
-          <w:b/>
-          <w:bCs/>
-        </w:rPr>
-      </w:pPr>
-    </w:p>
-    <w:p>
-      <w:pPr>
-        <w:pStyle w:val="ListParagraph"/>
-        <w:rPr>
-          <w:rFonts w:ascii="Times" w:eastAsia="Times" w:hAnsi="Times" w:cs="Times"/>
-          <w:b/>
-          <w:bCs/>
-        </w:rPr>
-      </w:pPr>
-    </w:p>
-    <w:p>
-      <w:pPr>
-        <w:pStyle w:val="ListParagraph"/>
-        <w:numPr>
-          <w:ilvl w:val="0"/>
-          <w:numId w:val="21"/>
-        </w:numPr>
+        </w:rPr>
+      </w:pPr>
+      <w:r>
+        <w:rPr>
+          <w:rFonts w:ascii="Times" w:eastAsia="Times" w:hAnsi="Times" w:cs="Times"/>
+        </w:rPr>
+        <w:t xml:space="preserve">M82, </w:t>
+      </w:r>
+      <w:proofErr w:type="spellStart"/>
+      <w:r>
+        <w:rPr>
+          <w:rFonts w:ascii="Times" w:eastAsia="Times" w:hAnsi="Times" w:cs="Times"/>
+        </w:rPr>
+        <w:t>tpt</w:t>
+      </w:r>
+      <w:proofErr w:type="spellEnd"/>
+      <w:r>
+        <w:rPr>
+          <w:rFonts w:ascii="Times" w:eastAsia="Times" w:hAnsi="Times" w:cs="Times"/>
+        </w:rPr>
+        <w:t>, last note, should be A1/4 flat (not Ab)</w:t>
+      </w:r>
+    </w:p>
+    <w:p>
+      <w:pPr>
+        <w:pStyle w:val="ListParagraph"/>
+        <w:rPr>
+          <w:rFonts w:ascii="Times" w:eastAsia="Times" w:hAnsi="Times" w:cs="Times"/>
+          <w:b/>
+          <w:bCs/>
+        </w:rPr>
+      </w:pPr>
+    </w:p>
+    <w:p>
+      <w:pPr>
+        <w:pStyle w:val="ListParagraph"/>
+        <w:numPr>
+          <w:ilvl w:val="0"/>
+          <w:numId w:val="21"/>
+        </w:numPr>
+        <w:rPr>
+          <w:rFonts w:ascii="Times" w:eastAsia="Times" w:hAnsi="Times" w:cs="Times"/>
+        </w:rPr>
+      </w:pPr>
+      <w:r>
+        <w:rPr>
+          <w:rFonts w:ascii="Times" w:eastAsia="Times" w:hAnsi="Times" w:cs="Times"/>
+        </w:rPr>
+        <w:t xml:space="preserve">M82, </w:t>
+      </w:r>
+      <w:proofErr w:type="spellStart"/>
+      <w:r>
+        <w:rPr>
+          <w:rFonts w:ascii="Times" w:eastAsia="Times" w:hAnsi="Times" w:cs="Times"/>
+        </w:rPr>
+        <w:t>tbn</w:t>
+      </w:r>
+      <w:proofErr w:type="spellEnd"/>
+      <w:r>
+        <w:rPr>
+          <w:rFonts w:ascii="Times" w:eastAsia="Times" w:hAnsi="Times" w:cs="Times"/>
+        </w:rPr>
+        <w:t>, beat 3, crescendo should start immediately after beat 3 (not beat 4)</w:t>
+      </w:r>
+    </w:p>
+    <w:p>
+      <w:pPr>
+        <w:pStyle w:val="ListParagraph"/>
+        <w:rPr>
+          <w:rFonts w:ascii="Times" w:eastAsia="Times" w:hAnsi="Times" w:cs="Times"/>
+          <w:b/>
+          <w:bCs/>
+        </w:rPr>
+      </w:pPr>
+    </w:p>
+    <w:p>
+      <w:pPr>
+        <w:pStyle w:val="ListParagraph"/>
+        <w:numPr>
+          <w:ilvl w:val="0"/>
+          <w:numId w:val="21"/>
+        </w:numPr>
+        <w:rPr>
+          <w:rFonts w:ascii="Times" w:eastAsia="Times" w:hAnsi="Times" w:cs="Times"/>
+        </w:rPr>
+      </w:pPr>
+      <w:r>
+        <w:rPr>
+          <w:rFonts w:ascii="Times" w:eastAsia="Times" w:hAnsi="Times" w:cs="Times"/>
+        </w:rPr>
+        <w:t xml:space="preserve">M82, </w:t>
+      </w:r>
+      <w:proofErr w:type="spellStart"/>
+      <w:r>
+        <w:rPr>
+          <w:rFonts w:ascii="Times" w:eastAsia="Times" w:hAnsi="Times" w:cs="Times"/>
+        </w:rPr>
+        <w:t>bcl</w:t>
+      </w:r>
+      <w:proofErr w:type="spellEnd"/>
+      <w:r>
+        <w:rPr>
+          <w:rFonts w:ascii="Times" w:eastAsia="Times" w:hAnsi="Times" w:cs="Times"/>
+        </w:rPr>
+        <w:t>, beat 2, C missing natural; same for beat 3</w:t>
+      </w:r>
+    </w:p>
+    <w:p>
+      <w:pPr>
+        <w:pStyle w:val="ListParagraph"/>
+        <w:rPr>
+          <w:rFonts w:ascii="Times" w:eastAsia="Times" w:hAnsi="Times" w:cs="Times"/>
+          <w:b/>
+          <w:bCs/>
+        </w:rPr>
+      </w:pPr>
+    </w:p>
+    <w:p>
+      <w:pPr>
+        <w:pStyle w:val="ListParagraph"/>
+        <w:numPr>
+          <w:ilvl w:val="0"/>
+          <w:numId w:val="21"/>
+        </w:numPr>
+        <w:rPr>
+          <w:rFonts w:ascii="Times" w:eastAsia="Times" w:hAnsi="Times" w:cs="Times"/>
+        </w:rPr>
+      </w:pPr>
+      <w:r>
+        <w:rPr>
+          <w:rFonts w:ascii="Times" w:eastAsia="Times" w:hAnsi="Times" w:cs="Times"/>
+        </w:rPr>
+        <w:t xml:space="preserve">M83, </w:t>
+      </w:r>
+      <w:proofErr w:type="spellStart"/>
+      <w:r>
+        <w:rPr>
+          <w:rFonts w:ascii="Times" w:eastAsia="Times" w:hAnsi="Times" w:cs="Times"/>
+        </w:rPr>
+        <w:t>bcl</w:t>
+      </w:r>
+      <w:proofErr w:type="spellEnd"/>
+      <w:r>
+        <w:rPr>
+          <w:rFonts w:ascii="Times" w:eastAsia="Times" w:hAnsi="Times" w:cs="Times"/>
+        </w:rPr>
+        <w:t>, low C missing natural</w:t>
+      </w:r>
+    </w:p>
+    <w:p>
+      <w:pPr>
+        <w:pStyle w:val="ListParagraph"/>
+        <w:rPr>
+          <w:rFonts w:ascii="Times" w:eastAsia="Times" w:hAnsi="Times" w:cs="Times"/>
+          <w:b/>
+          <w:bCs/>
+        </w:rPr>
+      </w:pPr>
+    </w:p>
+    <w:p>
+      <w:pPr>
+        <w:pStyle w:val="ListParagraph"/>
+        <w:numPr>
+          <w:ilvl w:val="0"/>
+          <w:numId w:val="21"/>
+        </w:numPr>
+        <w:rPr>
+          <w:rFonts w:ascii="Times" w:eastAsia="Times" w:hAnsi="Times" w:cs="Times"/>
+        </w:rPr>
+      </w:pPr>
+      <w:r>
+        <w:rPr>
+          <w:rFonts w:ascii="Times" w:eastAsia="Times" w:hAnsi="Times" w:cs="Times"/>
+        </w:rPr>
+        <w:t xml:space="preserve">M83, </w:t>
+      </w:r>
+      <w:proofErr w:type="spellStart"/>
+      <w:r>
+        <w:rPr>
+          <w:rFonts w:ascii="Times" w:eastAsia="Times" w:hAnsi="Times" w:cs="Times"/>
+        </w:rPr>
+        <w:t>tpt</w:t>
+      </w:r>
+      <w:proofErr w:type="spellEnd"/>
+      <w:r>
+        <w:rPr>
+          <w:rFonts w:ascii="Times" w:eastAsia="Times" w:hAnsi="Times" w:cs="Times"/>
+        </w:rPr>
+        <w:t>, first note wrong, should be Bb 1/6 flat</w:t>
+      </w:r>
+    </w:p>
+    <w:p>
+      <w:pPr>
+        <w:pStyle w:val="ListParagraph"/>
+        <w:rPr>
+          <w:rFonts w:ascii="Times" w:eastAsia="Times" w:hAnsi="Times" w:cs="Times"/>
+          <w:b/>
+          <w:bCs/>
+        </w:rPr>
+      </w:pPr>
+    </w:p>
+    <w:p>
+      <w:pPr>
+        <w:pStyle w:val="ListParagraph"/>
+        <w:numPr>
+          <w:ilvl w:val="0"/>
+          <w:numId w:val="21"/>
+        </w:numPr>
+        <w:rPr>
+          <w:rFonts w:ascii="Times" w:eastAsia="Times" w:hAnsi="Times" w:cs="Times"/>
+        </w:rPr>
+      </w:pPr>
+      <w:r>
+        <w:rPr>
+          <w:rFonts w:ascii="Times" w:eastAsia="Times" w:hAnsi="Times" w:cs="Times"/>
+        </w:rPr>
+        <w:t xml:space="preserve">M84, </w:t>
+      </w:r>
+      <w:proofErr w:type="spellStart"/>
+      <w:r>
+        <w:rPr>
+          <w:rFonts w:ascii="Times" w:eastAsia="Times" w:hAnsi="Times" w:cs="Times"/>
+        </w:rPr>
+        <w:t>tpt</w:t>
+      </w:r>
+      <w:proofErr w:type="spellEnd"/>
+      <w:r>
+        <w:rPr>
+          <w:rFonts w:ascii="Times" w:eastAsia="Times" w:hAnsi="Times" w:cs="Times"/>
+        </w:rPr>
+        <w:t>, beat 2, add natural to F</w:t>
+      </w:r>
+    </w:p>
+    <w:p>
+      <w:pPr>
+        <w:pStyle w:val="ListParagraph"/>
+        <w:rPr>
+          <w:rFonts w:ascii="Times" w:eastAsia="Times" w:hAnsi="Times" w:cs="Times"/>
+          <w:b/>
+          <w:bCs/>
+        </w:rPr>
+      </w:pPr>
+    </w:p>
+    <w:p>
+      <w:pPr>
+        <w:pStyle w:val="ListParagraph"/>
+        <w:numPr>
+          <w:ilvl w:val="0"/>
+          <w:numId w:val="21"/>
+        </w:numPr>
+        <w:rPr>
+          <w:rFonts w:ascii="Times" w:eastAsia="Times" w:hAnsi="Times" w:cs="Times"/>
+        </w:rPr>
+      </w:pPr>
+      <w:r>
+        <w:rPr>
+          <w:rFonts w:ascii="Times" w:eastAsia="Times" w:hAnsi="Times" w:cs="Times"/>
+        </w:rPr>
+        <w:t xml:space="preserve">M85, </w:t>
+      </w:r>
+      <w:proofErr w:type="spellStart"/>
+      <w:r>
+        <w:rPr>
+          <w:rFonts w:ascii="Times" w:eastAsia="Times" w:hAnsi="Times" w:cs="Times"/>
+        </w:rPr>
+        <w:t>bcl</w:t>
+      </w:r>
+      <w:proofErr w:type="spellEnd"/>
+      <w:r>
+        <w:rPr>
+          <w:rFonts w:ascii="Times" w:eastAsia="Times" w:hAnsi="Times" w:cs="Times"/>
+        </w:rPr>
+        <w:t>, beat 4, delete treble clef, its redundant</w:t>
+      </w:r>
+    </w:p>
+    <w:p>
+      <w:pPr>
+        <w:pStyle w:val="ListParagraph"/>
+        <w:rPr>
+          <w:rFonts w:ascii="Times" w:eastAsia="Times" w:hAnsi="Times" w:cs="Times"/>
+          <w:b/>
+          <w:bCs/>
+        </w:rPr>
+      </w:pPr>
+    </w:p>
+    <w:p>
+      <w:pPr>
+        <w:pStyle w:val="ListParagraph"/>
+        <w:numPr>
+          <w:ilvl w:val="0"/>
+          <w:numId w:val="21"/>
+        </w:numPr>
+        <w:rPr>
+          <w:rFonts w:ascii="Times" w:eastAsia="Times" w:hAnsi="Times" w:cs="Times"/>
+        </w:rPr>
+      </w:pPr>
+      <w:r>
+        <w:rPr>
+          <w:rFonts w:ascii="Times" w:eastAsia="Times" w:hAnsi="Times" w:cs="Times"/>
+        </w:rPr>
+        <w:t xml:space="preserve">M86, </w:t>
+      </w:r>
+      <w:proofErr w:type="spellStart"/>
+      <w:r>
+        <w:rPr>
+          <w:rFonts w:ascii="Times" w:eastAsia="Times" w:hAnsi="Times" w:cs="Times"/>
+        </w:rPr>
+        <w:t>tpt</w:t>
+      </w:r>
+      <w:proofErr w:type="spellEnd"/>
+      <w:r>
+        <w:rPr>
+          <w:rFonts w:ascii="Times" w:eastAsia="Times" w:hAnsi="Times" w:cs="Times"/>
+        </w:rPr>
+        <w:t>, beat 3, make E# into F</w:t>
+      </w:r>
+    </w:p>
+    <w:p>
+      <w:pPr>
+        <w:pStyle w:val="ListParagraph"/>
+        <w:rPr>
+          <w:rFonts w:ascii="Times" w:eastAsia="Times" w:hAnsi="Times" w:cs="Times"/>
+          <w:b/>
+          <w:bCs/>
+        </w:rPr>
+      </w:pPr>
+    </w:p>
+    <w:p>
+      <w:pPr>
+        <w:pStyle w:val="ListParagraph"/>
+        <w:numPr>
+          <w:ilvl w:val="0"/>
+          <w:numId w:val="21"/>
+        </w:numPr>
+        <w:rPr>
+          <w:rFonts w:ascii="Times" w:eastAsia="Times" w:hAnsi="Times" w:cs="Times"/>
+        </w:rPr>
+      </w:pPr>
+      <w:r>
+        <w:rPr>
+          <w:rFonts w:ascii="Times" w:eastAsia="Times" w:hAnsi="Times" w:cs="Times"/>
+        </w:rPr>
+        <w:t xml:space="preserve">M87, </w:t>
+      </w:r>
+      <w:proofErr w:type="spellStart"/>
+      <w:r>
+        <w:rPr>
+          <w:rFonts w:ascii="Times" w:eastAsia="Times" w:hAnsi="Times" w:cs="Times"/>
+        </w:rPr>
+        <w:t>tpt</w:t>
+      </w:r>
+      <w:proofErr w:type="spellEnd"/>
+      <w:r>
+        <w:rPr>
+          <w:rFonts w:ascii="Times" w:eastAsia="Times" w:hAnsi="Times" w:cs="Times"/>
+        </w:rPr>
+        <w:t>, first note should be tied from M86</w:t>
+      </w:r>
+    </w:p>
+    <w:p>
+      <w:pPr>
+        <w:pStyle w:val="ListParagraph"/>
+        <w:rPr>
+          <w:rFonts w:ascii="Times" w:eastAsia="Times" w:hAnsi="Times" w:cs="Times"/>
+          <w:b/>
+          <w:bCs/>
+        </w:rPr>
+      </w:pPr>
+    </w:p>
+    <w:p>
+      <w:pPr>
+        <w:pStyle w:val="ListParagraph"/>
+        <w:numPr>
+          <w:ilvl w:val="0"/>
+          <w:numId w:val="21"/>
+        </w:numPr>
+        <w:rPr>
+          <w:rFonts w:ascii="Times" w:eastAsia="Times" w:hAnsi="Times" w:cs="Times"/>
+        </w:rPr>
+      </w:pPr>
+      <w:r>
+        <w:rPr>
+          <w:rFonts w:ascii="Times" w:eastAsia="Times" w:hAnsi="Times" w:cs="Times"/>
+        </w:rPr>
+        <w:t xml:space="preserve">M87, </w:t>
+      </w:r>
+      <w:proofErr w:type="spellStart"/>
+      <w:r>
+        <w:rPr>
+          <w:rFonts w:ascii="Times" w:eastAsia="Times" w:hAnsi="Times" w:cs="Times"/>
+        </w:rPr>
+        <w:t>tpt</w:t>
+      </w:r>
+      <w:proofErr w:type="spellEnd"/>
+      <w:r>
+        <w:rPr>
+          <w:rFonts w:ascii="Times" w:eastAsia="Times" w:hAnsi="Times" w:cs="Times"/>
+        </w:rPr>
+        <w:t>, beat 2, clean up accidental on E 1/6 flat…covered by dynamics</w:t>
+      </w:r>
+    </w:p>
+    <w:p>
+      <w:pPr>
+        <w:pStyle w:val="ListParagraph"/>
+        <w:rPr>
+          <w:rFonts w:ascii="Times" w:eastAsia="Times" w:hAnsi="Times" w:cs="Times"/>
+          <w:b/>
+          <w:bCs/>
+        </w:rPr>
+      </w:pPr>
+    </w:p>
+    <w:p>
+      <w:pPr>
+        <w:pStyle w:val="ListParagraph"/>
+        <w:numPr>
+          <w:ilvl w:val="0"/>
+          <w:numId w:val="21"/>
+        </w:numPr>
+        <w:rPr>
+          <w:rFonts w:ascii="Times" w:eastAsia="Times" w:hAnsi="Times" w:cs="Times"/>
+        </w:rPr>
+      </w:pPr>
+      <w:r>
+        <w:rPr>
+          <w:rFonts w:ascii="Times" w:eastAsia="Times" w:hAnsi="Times" w:cs="Times"/>
+        </w:rPr>
+        <w:t xml:space="preserve">M87, </w:t>
+      </w:r>
+      <w:proofErr w:type="spellStart"/>
+      <w:r>
+        <w:rPr>
+          <w:rFonts w:ascii="Times" w:eastAsia="Times" w:hAnsi="Times" w:cs="Times"/>
+        </w:rPr>
+        <w:t>tpt</w:t>
+      </w:r>
+      <w:proofErr w:type="spellEnd"/>
+      <w:r>
+        <w:rPr>
+          <w:rFonts w:ascii="Times" w:eastAsia="Times" w:hAnsi="Times" w:cs="Times"/>
+        </w:rPr>
+        <w:t xml:space="preserve">, beat 4, make notes F </w:t>
+      </w:r>
+      <w:proofErr w:type="spellStart"/>
+      <w:r>
+        <w:rPr>
+          <w:rFonts w:ascii="Times" w:eastAsia="Times" w:hAnsi="Times" w:cs="Times"/>
+        </w:rPr>
+        <w:t>nat</w:t>
+      </w:r>
+      <w:proofErr w:type="spellEnd"/>
+      <w:r>
+        <w:rPr>
+          <w:rFonts w:ascii="Times" w:eastAsia="Times" w:hAnsi="Times" w:cs="Times"/>
+        </w:rPr>
+        <w:t>, and E ¼ flat</w:t>
+      </w:r>
+    </w:p>
+    <w:p>
+      <w:pPr>
+        <w:pStyle w:val="ListParagraph"/>
+        <w:rPr>
+          <w:rFonts w:ascii="Times" w:eastAsia="Times" w:hAnsi="Times" w:cs="Times"/>
+          <w:b/>
+          <w:bCs/>
+        </w:rPr>
+      </w:pPr>
+    </w:p>
+    <w:p>
+      <w:pPr>
+        <w:pStyle w:val="ListParagraph"/>
+        <w:numPr>
+          <w:ilvl w:val="0"/>
+          <w:numId w:val="21"/>
+        </w:numPr>
+        <w:rPr>
+          <w:rFonts w:ascii="Times" w:eastAsia="Times" w:hAnsi="Times" w:cs="Times"/>
+        </w:rPr>
+      </w:pPr>
+      <w:r>
+        <w:rPr>
+          <w:rFonts w:ascii="Times" w:eastAsia="Times" w:hAnsi="Times" w:cs="Times"/>
+        </w:rPr>
+        <w:t xml:space="preserve">M89, </w:t>
+      </w:r>
+      <w:proofErr w:type="spellStart"/>
+      <w:r>
+        <w:rPr>
+          <w:rFonts w:ascii="Times" w:eastAsia="Times" w:hAnsi="Times" w:cs="Times"/>
+        </w:rPr>
+        <w:t>bcl</w:t>
+      </w:r>
+      <w:proofErr w:type="spellEnd"/>
+      <w:r>
+        <w:rPr>
+          <w:rFonts w:ascii="Times" w:eastAsia="Times" w:hAnsi="Times" w:cs="Times"/>
+        </w:rPr>
+        <w:t>, add natural to low C</w:t>
+      </w:r>
+    </w:p>
+    <w:p>
+      <w:pPr>
+        <w:pStyle w:val="ListParagraph"/>
+        <w:rPr>
+          <w:rFonts w:ascii="Times" w:eastAsia="Times" w:hAnsi="Times" w:cs="Times"/>
+          <w:b/>
+          <w:bCs/>
+        </w:rPr>
+      </w:pPr>
+    </w:p>
+    <w:p>
+      <w:pPr>
+        <w:pStyle w:val="ListParagraph"/>
+        <w:numPr>
+          <w:ilvl w:val="0"/>
+          <w:numId w:val="21"/>
+        </w:numPr>
+        <w:rPr>
+          <w:rFonts w:ascii="Times" w:eastAsia="Times" w:hAnsi="Times" w:cs="Times"/>
+        </w:rPr>
+      </w:pPr>
+      <w:r>
+        <w:rPr>
+          <w:rFonts w:ascii="Times" w:eastAsia="Times" w:hAnsi="Times" w:cs="Times"/>
+        </w:rPr>
+        <w:t xml:space="preserve">M90, </w:t>
+      </w:r>
+      <w:proofErr w:type="spellStart"/>
+      <w:r>
+        <w:rPr>
+          <w:rFonts w:ascii="Times" w:eastAsia="Times" w:hAnsi="Times" w:cs="Times"/>
+        </w:rPr>
+        <w:t>bcl</w:t>
+      </w:r>
+      <w:proofErr w:type="spellEnd"/>
+      <w:r>
+        <w:rPr>
+          <w:rFonts w:ascii="Times" w:eastAsia="Times" w:hAnsi="Times" w:cs="Times"/>
+        </w:rPr>
+        <w:t>, beat 2, should be Bb…then beat 3 the G is missing natural</w:t>
+      </w:r>
+    </w:p>
+    <w:p>
+      <w:pPr>
+        <w:pStyle w:val="ListParagraph"/>
+        <w:rPr>
+          <w:rFonts w:ascii="Times" w:eastAsia="Times" w:hAnsi="Times" w:cs="Times"/>
+          <w:b/>
+          <w:bCs/>
+        </w:rPr>
+      </w:pPr>
+    </w:p>
+    <w:p>
+      <w:pPr>
+        <w:pStyle w:val="ListParagraph"/>
+        <w:numPr>
+          <w:ilvl w:val="0"/>
+          <w:numId w:val="21"/>
+        </w:numPr>
+        <w:rPr>
+          <w:rFonts w:ascii="Times" w:eastAsia="Times" w:hAnsi="Times" w:cs="Times"/>
+        </w:rPr>
+      </w:pPr>
+      <w:r>
+        <w:rPr>
+          <w:rFonts w:ascii="Times" w:eastAsia="Times" w:hAnsi="Times" w:cs="Times"/>
+        </w:rPr>
+        <w:t xml:space="preserve">M91, </w:t>
+      </w:r>
+      <w:proofErr w:type="spellStart"/>
+      <w:r>
+        <w:rPr>
+          <w:rFonts w:ascii="Times" w:eastAsia="Times" w:hAnsi="Times" w:cs="Times"/>
+        </w:rPr>
+        <w:t>tpt</w:t>
+      </w:r>
+      <w:proofErr w:type="spellEnd"/>
+      <w:r>
+        <w:rPr>
+          <w:rFonts w:ascii="Times" w:eastAsia="Times" w:hAnsi="Times" w:cs="Times"/>
+        </w:rPr>
+        <w:t>, beat 1, both notes missing natural</w:t>
+      </w:r>
+    </w:p>
+    <w:p>
+      <w:pPr>
+        <w:pStyle w:val="ListParagraph"/>
+        <w:rPr>
+          <w:rFonts w:ascii="Times" w:eastAsia="Times" w:hAnsi="Times" w:cs="Times"/>
+          <w:b/>
+          <w:bCs/>
+        </w:rPr>
+      </w:pPr>
+    </w:p>
+    <w:p>
+      <w:pPr>
+        <w:pStyle w:val="ListParagraph"/>
+        <w:numPr>
+          <w:ilvl w:val="0"/>
+          <w:numId w:val="21"/>
+        </w:numPr>
+        <w:rPr>
+          <w:rFonts w:ascii="Times" w:eastAsia="Times" w:hAnsi="Times" w:cs="Times"/>
+        </w:rPr>
+      </w:pPr>
+      <w:r>
+        <w:rPr>
+          <w:rFonts w:ascii="Times" w:eastAsia="Times" w:hAnsi="Times" w:cs="Times"/>
+        </w:rPr>
+        <w:t xml:space="preserve">M92, </w:t>
+      </w:r>
+      <w:proofErr w:type="spellStart"/>
+      <w:r>
+        <w:rPr>
+          <w:rFonts w:ascii="Times" w:eastAsia="Times" w:hAnsi="Times" w:cs="Times"/>
+        </w:rPr>
+        <w:t>bcl</w:t>
+      </w:r>
+      <w:proofErr w:type="spellEnd"/>
+      <w:r>
+        <w:rPr>
+          <w:rFonts w:ascii="Times" w:eastAsia="Times" w:hAnsi="Times" w:cs="Times"/>
+        </w:rPr>
+        <w:t>, beat 2, low C missing natural</w:t>
+      </w:r>
+    </w:p>
+    <w:p>
+      <w:pPr>
+        <w:pStyle w:val="ListParagraph"/>
+        <w:rPr>
+          <w:rFonts w:ascii="Times" w:eastAsia="Times" w:hAnsi="Times" w:cs="Times"/>
+          <w:b/>
+          <w:bCs/>
+        </w:rPr>
+      </w:pPr>
+    </w:p>
+    <w:p>
+      <w:pPr>
+        <w:pStyle w:val="ListParagraph"/>
+        <w:numPr>
+          <w:ilvl w:val="0"/>
+          <w:numId w:val="21"/>
+        </w:numPr>
+        <w:rPr>
+          <w:rFonts w:ascii="Times" w:eastAsia="Times" w:hAnsi="Times" w:cs="Times"/>
+        </w:rPr>
+      </w:pPr>
+      <w:r>
+        <w:rPr>
+          <w:rFonts w:ascii="Times" w:eastAsia="Times" w:hAnsi="Times" w:cs="Times"/>
+        </w:rPr>
+        <w:t xml:space="preserve">M93, </w:t>
+      </w:r>
+      <w:proofErr w:type="spellStart"/>
+      <w:r>
+        <w:rPr>
+          <w:rFonts w:ascii="Times" w:eastAsia="Times" w:hAnsi="Times" w:cs="Times"/>
+        </w:rPr>
+        <w:t>bcl</w:t>
+      </w:r>
+      <w:proofErr w:type="spellEnd"/>
+      <w:r>
+        <w:rPr>
+          <w:rFonts w:ascii="Times" w:eastAsia="Times" w:hAnsi="Times" w:cs="Times"/>
+        </w:rPr>
+        <w:t>, last note low C missing natural</w:t>
+      </w:r>
+    </w:p>
+    <w:p>
+      <w:pPr>
+        <w:pStyle w:val="ListParagraph"/>
+        <w:rPr>
+          <w:rFonts w:ascii="Times" w:eastAsia="Times" w:hAnsi="Times" w:cs="Times"/>
+          <w:b/>
+          <w:bCs/>
+        </w:rPr>
+      </w:pPr>
+    </w:p>
+    <w:p>
+      <w:pPr>
+        <w:pStyle w:val="ListParagraph"/>
+        <w:numPr>
+          <w:ilvl w:val="0"/>
+          <w:numId w:val="21"/>
+        </w:numPr>
+        <w:rPr>
+          <w:rFonts w:ascii="Times" w:eastAsia="Times" w:hAnsi="Times" w:cs="Times"/>
+        </w:rPr>
+      </w:pPr>
+      <w:r>
+        <w:rPr>
+          <w:rFonts w:ascii="Times" w:eastAsia="Times" w:hAnsi="Times" w:cs="Times"/>
+        </w:rPr>
+        <w:t xml:space="preserve">M94, </w:t>
+      </w:r>
+      <w:proofErr w:type="spellStart"/>
+      <w:r>
+        <w:rPr>
+          <w:rFonts w:ascii="Times" w:eastAsia="Times" w:hAnsi="Times" w:cs="Times"/>
+        </w:rPr>
+        <w:t>tbn</w:t>
+      </w:r>
+      <w:proofErr w:type="spellEnd"/>
+      <w:r>
+        <w:rPr>
+          <w:rFonts w:ascii="Times" w:eastAsia="Times" w:hAnsi="Times" w:cs="Times"/>
+        </w:rPr>
+        <w:t>, notes should be tied and missing dynamics altogether</w:t>
+      </w:r>
+    </w:p>
+    <w:p>
+      <w:pPr>
+        <w:pStyle w:val="ListParagraph"/>
+        <w:rPr>
+          <w:rFonts w:ascii="Times" w:eastAsia="Times" w:hAnsi="Times" w:cs="Times"/>
+          <w:b/>
+          <w:bCs/>
+        </w:rPr>
+      </w:pPr>
+    </w:p>
+    <w:p>
+      <w:pPr>
+        <w:pStyle w:val="ListParagraph"/>
+        <w:numPr>
+          <w:ilvl w:val="0"/>
+          <w:numId w:val="21"/>
+        </w:numPr>
+        <w:rPr>
+          <w:rFonts w:ascii="Times" w:eastAsia="Times" w:hAnsi="Times" w:cs="Times"/>
+        </w:rPr>
+      </w:pPr>
+      <w:r>
+        <w:rPr>
+          <w:rFonts w:ascii="Times" w:eastAsia="Times" w:hAnsi="Times" w:cs="Times"/>
+        </w:rPr>
+        <w:t xml:space="preserve">M97, </w:t>
+      </w:r>
+      <w:proofErr w:type="spellStart"/>
+      <w:r>
+        <w:rPr>
+          <w:rFonts w:ascii="Times" w:eastAsia="Times" w:hAnsi="Times" w:cs="Times"/>
+        </w:rPr>
+        <w:t>tbn</w:t>
+      </w:r>
+      <w:proofErr w:type="spellEnd"/>
+      <w:r>
+        <w:rPr>
+          <w:rFonts w:ascii="Times" w:eastAsia="Times" w:hAnsi="Times" w:cs="Times"/>
+        </w:rPr>
+        <w:t xml:space="preserve">, first two notes should be tied from M96 </w:t>
+      </w:r>
+    </w:p>
+    <w:p>
+      <w:pPr>
+        <w:pStyle w:val="ListParagraph"/>
+        <w:rPr>
+          <w:rFonts w:ascii="Times" w:eastAsia="Times" w:hAnsi="Times" w:cs="Times"/>
+          <w:b/>
+          <w:bCs/>
+        </w:rPr>
+      </w:pPr>
+    </w:p>
+    <w:p>
+      <w:pPr>
+        <w:pStyle w:val="ListParagraph"/>
+        <w:numPr>
+          <w:ilvl w:val="0"/>
+          <w:numId w:val="21"/>
+        </w:numPr>
+        <w:rPr>
+          <w:rFonts w:ascii="Times" w:eastAsia="Times" w:hAnsi="Times" w:cs="Times"/>
+        </w:rPr>
+      </w:pPr>
+      <w:r>
+        <w:rPr>
+          <w:rFonts w:ascii="Times" w:eastAsia="Times" w:hAnsi="Times" w:cs="Times"/>
+        </w:rPr>
+        <w:t xml:space="preserve">M98, </w:t>
+      </w:r>
+      <w:proofErr w:type="spellStart"/>
+      <w:r>
+        <w:rPr>
+          <w:rFonts w:ascii="Times" w:eastAsia="Times" w:hAnsi="Times" w:cs="Times"/>
+        </w:rPr>
+        <w:t>tbn</w:t>
+      </w:r>
+      <w:proofErr w:type="spellEnd"/>
+      <w:r>
+        <w:rPr>
+          <w:rFonts w:ascii="Times" w:eastAsia="Times" w:hAnsi="Times" w:cs="Times"/>
+        </w:rPr>
+        <w:t xml:space="preserve">, make all slaps X noteheads with marcato arrow, like previously on </w:t>
+      </w:r>
+      <w:proofErr w:type="spellStart"/>
+      <w:r>
+        <w:rPr>
+          <w:rFonts w:ascii="Times" w:eastAsia="Times" w:hAnsi="Times" w:cs="Times"/>
+        </w:rPr>
+        <w:t>Bcl</w:t>
+      </w:r>
+      <w:proofErr w:type="spellEnd"/>
+      <w:r>
+        <w:rPr>
+          <w:rFonts w:ascii="Times" w:eastAsia="Times" w:hAnsi="Times" w:cs="Times"/>
+        </w:rPr>
+        <w:t>, for consistency</w:t>
+      </w:r>
+    </w:p>
+    <w:p>
+      <w:pPr>
+        <w:pStyle w:val="ListParagraph"/>
+        <w:rPr>
+          <w:rFonts w:ascii="Times" w:eastAsia="Times" w:hAnsi="Times" w:cs="Times"/>
+          <w:b/>
+          <w:bCs/>
+        </w:rPr>
+      </w:pPr>
+    </w:p>
+    <w:p>
+      <w:pPr>
+        <w:pStyle w:val="ListParagraph"/>
+        <w:numPr>
+          <w:ilvl w:val="0"/>
+          <w:numId w:val="21"/>
+        </w:numPr>
+        <w:rPr>
+          <w:rFonts w:ascii="Times" w:eastAsia="Times" w:hAnsi="Times" w:cs="Times"/>
+        </w:rPr>
+      </w:pPr>
+      <w:r>
+        <w:rPr>
+          <w:rFonts w:ascii="Times" w:eastAsia="Times" w:hAnsi="Times" w:cs="Times"/>
+        </w:rPr>
+        <w:t xml:space="preserve">M99, </w:t>
+      </w:r>
+      <w:proofErr w:type="spellStart"/>
+      <w:r>
+        <w:rPr>
+          <w:rFonts w:ascii="Times" w:eastAsia="Times" w:hAnsi="Times" w:cs="Times"/>
+        </w:rPr>
+        <w:t>tbn</w:t>
+      </w:r>
+      <w:proofErr w:type="spellEnd"/>
+      <w:r>
+        <w:rPr>
+          <w:rFonts w:ascii="Times" w:eastAsia="Times" w:hAnsi="Times" w:cs="Times"/>
+        </w:rPr>
+        <w:t>, second note should be G ¼ flat</w:t>
+      </w:r>
+    </w:p>
+    <w:p>
+      <w:pPr>
+        <w:pStyle w:val="ListParagraph"/>
+        <w:rPr>
+          <w:rFonts w:ascii="Times" w:eastAsia="Times" w:hAnsi="Times" w:cs="Times"/>
+          <w:b/>
+          <w:bCs/>
+        </w:rPr>
+      </w:pPr>
+    </w:p>
+    <w:p>
+      <w:pPr>
+        <w:pStyle w:val="ListParagraph"/>
+        <w:numPr>
+          <w:ilvl w:val="0"/>
+          <w:numId w:val="21"/>
+        </w:numPr>
+        <w:rPr>
+          <w:rFonts w:ascii="Times" w:eastAsia="Times" w:hAnsi="Times" w:cs="Times"/>
+        </w:rPr>
+      </w:pPr>
+      <w:r>
+        <w:rPr>
+          <w:rFonts w:ascii="Times" w:eastAsia="Times" w:hAnsi="Times" w:cs="Times"/>
+        </w:rPr>
+        <w:t xml:space="preserve">M100, </w:t>
+      </w:r>
+      <w:proofErr w:type="spellStart"/>
+      <w:r>
+        <w:rPr>
+          <w:rFonts w:ascii="Times" w:eastAsia="Times" w:hAnsi="Times" w:cs="Times"/>
+        </w:rPr>
+        <w:t>tbn</w:t>
+      </w:r>
+      <w:proofErr w:type="spellEnd"/>
+      <w:r>
+        <w:rPr>
+          <w:rFonts w:ascii="Times" w:eastAsia="Times" w:hAnsi="Times" w:cs="Times"/>
+        </w:rPr>
+        <w:t xml:space="preserve">, beat 2, dynamics for top note should be sub p, </w:t>
+      </w:r>
+      <w:proofErr w:type="spellStart"/>
+      <w:r>
+        <w:rPr>
+          <w:rFonts w:ascii="Times" w:eastAsia="Times" w:hAnsi="Times" w:cs="Times"/>
+        </w:rPr>
+        <w:t>sfz</w:t>
+      </w:r>
+      <w:proofErr w:type="spellEnd"/>
+      <w:r>
+        <w:rPr>
+          <w:rFonts w:ascii="Times" w:eastAsia="Times" w:hAnsi="Times" w:cs="Times"/>
+        </w:rPr>
+        <w:t xml:space="preserve"> should start on low D</w:t>
+      </w:r>
+    </w:p>
+    <w:p>
+      <w:pPr>
+        <w:pStyle w:val="ListParagraph"/>
+        <w:rPr>
+          <w:rFonts w:ascii="Times" w:eastAsia="Times" w:hAnsi="Times" w:cs="Times"/>
+          <w:b/>
+          <w:bCs/>
+        </w:rPr>
+      </w:pPr>
+    </w:p>
+    <w:p>
+      <w:pPr>
+        <w:pStyle w:val="ListParagraph"/>
+        <w:numPr>
+          <w:ilvl w:val="0"/>
+          <w:numId w:val="21"/>
+        </w:numPr>
+        <w:rPr>
+          <w:rFonts w:ascii="Times" w:eastAsia="Times" w:hAnsi="Times" w:cs="Times"/>
+        </w:rPr>
+      </w:pPr>
+      <w:r>
+        <w:rPr>
+          <w:rFonts w:ascii="Times" w:eastAsia="Times" w:hAnsi="Times" w:cs="Times"/>
+        </w:rPr>
+        <w:t xml:space="preserve">M101, </w:t>
+      </w:r>
+      <w:proofErr w:type="spellStart"/>
+      <w:r>
+        <w:rPr>
+          <w:rFonts w:ascii="Times" w:eastAsia="Times" w:hAnsi="Times" w:cs="Times"/>
+        </w:rPr>
+        <w:t>tbn</w:t>
+      </w:r>
+      <w:proofErr w:type="spellEnd"/>
+      <w:r>
+        <w:rPr>
+          <w:rFonts w:ascii="Times" w:eastAsia="Times" w:hAnsi="Times" w:cs="Times"/>
+        </w:rPr>
+        <w:t>, beat 2, lower layer, last note should be high B1/4 flat; then note after should be D1/4 flat</w:t>
+      </w:r>
+    </w:p>
+    <w:p>
+      <w:pPr>
+        <w:pStyle w:val="ListParagraph"/>
+        <w:rPr>
+          <w:rFonts w:ascii="Times" w:eastAsia="Times" w:hAnsi="Times" w:cs="Times"/>
+          <w:b/>
+          <w:bCs/>
+        </w:rPr>
+      </w:pPr>
+    </w:p>
+    <w:p>
+      <w:pPr>
+        <w:pStyle w:val="ListParagraph"/>
+        <w:numPr>
+          <w:ilvl w:val="0"/>
+          <w:numId w:val="21"/>
+        </w:numPr>
+        <w:rPr>
+          <w:rFonts w:ascii="Times" w:eastAsia="Times" w:hAnsi="Times" w:cs="Times"/>
+        </w:rPr>
+      </w:pPr>
+      <w:r>
+        <w:rPr>
+          <w:rFonts w:ascii="Times" w:eastAsia="Times" w:hAnsi="Times" w:cs="Times"/>
+        </w:rPr>
+        <w:t xml:space="preserve">M103, </w:t>
+      </w:r>
+      <w:proofErr w:type="spellStart"/>
+      <w:r>
+        <w:rPr>
+          <w:rFonts w:ascii="Times" w:eastAsia="Times" w:hAnsi="Times" w:cs="Times"/>
+        </w:rPr>
+        <w:t>tbn</w:t>
+      </w:r>
+      <w:proofErr w:type="spellEnd"/>
+      <w:r>
+        <w:rPr>
+          <w:rFonts w:ascii="Times" w:eastAsia="Times" w:hAnsi="Times" w:cs="Times"/>
+        </w:rPr>
+        <w:t xml:space="preserve">, add dynamics mf in the beginning of bar with dim to pp by the end of bar, then M104 make ff into </w:t>
+      </w:r>
+      <w:proofErr w:type="spellStart"/>
+      <w:r>
+        <w:rPr>
+          <w:rFonts w:ascii="Times" w:eastAsia="Times" w:hAnsi="Times" w:cs="Times"/>
+        </w:rPr>
+        <w:t>ffsub</w:t>
+      </w:r>
+      <w:proofErr w:type="spellEnd"/>
+    </w:p>
+    <w:p>
+      <w:pPr>
+        <w:pStyle w:val="ListParagraph"/>
+        <w:rPr>
+          <w:rFonts w:ascii="Times" w:eastAsia="Times" w:hAnsi="Times" w:cs="Times"/>
+          <w:b/>
+          <w:bCs/>
+        </w:rPr>
+      </w:pPr>
+    </w:p>
+    <w:p>
+      <w:pPr>
+        <w:pStyle w:val="ListParagraph"/>
+        <w:numPr>
+          <w:ilvl w:val="0"/>
+          <w:numId w:val="21"/>
+        </w:numPr>
+        <w:rPr>
+          <w:rFonts w:ascii="Times" w:eastAsia="Times" w:hAnsi="Times" w:cs="Times"/>
+        </w:rPr>
+      </w:pPr>
+      <w:r>
+        <w:rPr>
+          <w:rFonts w:ascii="Times" w:eastAsia="Times" w:hAnsi="Times" w:cs="Times"/>
+        </w:rPr>
+        <w:t xml:space="preserve">M105, </w:t>
+      </w:r>
+      <w:proofErr w:type="spellStart"/>
+      <w:r>
+        <w:rPr>
+          <w:rFonts w:ascii="Times" w:eastAsia="Times" w:hAnsi="Times" w:cs="Times"/>
+        </w:rPr>
+        <w:t>bcl</w:t>
+      </w:r>
+      <w:proofErr w:type="spellEnd"/>
+      <w:r>
+        <w:rPr>
+          <w:rFonts w:ascii="Times" w:eastAsia="Times" w:hAnsi="Times" w:cs="Times"/>
+        </w:rPr>
+        <w:t>, G should be an octave above, also fix slap to X notehead with marcato for consistency</w:t>
+      </w:r>
+    </w:p>
+    <w:p>
+      <w:pPr>
+        <w:pStyle w:val="ListParagraph"/>
+        <w:rPr>
+          <w:rFonts w:ascii="Times" w:eastAsia="Times" w:hAnsi="Times" w:cs="Times"/>
+          <w:b/>
+          <w:bCs/>
+        </w:rPr>
+      </w:pPr>
+    </w:p>
+    <w:p>
+      <w:pPr>
+        <w:pStyle w:val="ListParagraph"/>
+        <w:numPr>
+          <w:ilvl w:val="0"/>
+          <w:numId w:val="21"/>
+        </w:numPr>
+        <w:rPr>
+          <w:rFonts w:ascii="Times" w:eastAsia="Times" w:hAnsi="Times" w:cs="Times"/>
+        </w:rPr>
+      </w:pPr>
+      <w:r>
+        <w:rPr>
+          <w:rFonts w:ascii="Times" w:eastAsia="Times" w:hAnsi="Times" w:cs="Times"/>
+        </w:rPr>
+        <w:t>M106, voice, beat 2, text should be “</w:t>
+      </w:r>
+      <w:proofErr w:type="spellStart"/>
+      <w:r>
+        <w:rPr>
+          <w:rFonts w:ascii="Times" w:eastAsia="Times" w:hAnsi="Times" w:cs="Times"/>
+        </w:rPr>
+        <w:t>dor</w:t>
+      </w:r>
+      <w:proofErr w:type="spellEnd"/>
+      <w:r>
+        <w:rPr>
+          <w:rFonts w:ascii="Times" w:eastAsia="Times" w:hAnsi="Times" w:cs="Times"/>
+        </w:rPr>
+        <w:t xml:space="preserve">” (not </w:t>
+      </w:r>
+      <w:proofErr w:type="spellStart"/>
+      <w:r>
+        <w:rPr>
+          <w:rFonts w:ascii="Times" w:eastAsia="Times" w:hAnsi="Times" w:cs="Times"/>
+        </w:rPr>
+        <w:t>bor</w:t>
+      </w:r>
+      <w:proofErr w:type="spellEnd"/>
+      <w:r>
+        <w:rPr>
+          <w:rFonts w:ascii="Times" w:eastAsia="Times" w:hAnsi="Times" w:cs="Times"/>
+        </w:rPr>
+        <w:t>) and not connected through hyphen to “da”</w:t>
+      </w:r>
+    </w:p>
+    <w:p>
+      <w:pPr>
+        <w:pStyle w:val="ListParagraph"/>
+        <w:rPr>
+          <w:rFonts w:ascii="Times" w:eastAsia="Times" w:hAnsi="Times" w:cs="Times"/>
+          <w:b/>
+          <w:bCs/>
+        </w:rPr>
+      </w:pPr>
+    </w:p>
+    <w:p>
+      <w:pPr>
+        <w:pStyle w:val="ListParagraph"/>
+        <w:numPr>
+          <w:ilvl w:val="0"/>
+          <w:numId w:val="21"/>
+        </w:numPr>
+        <w:rPr>
+          <w:rFonts w:ascii="Times" w:eastAsia="Times" w:hAnsi="Times" w:cs="Times"/>
+        </w:rPr>
+      </w:pPr>
+      <w:r>
+        <w:rPr>
+          <w:rFonts w:ascii="Times" w:eastAsia="Times" w:hAnsi="Times" w:cs="Times"/>
+        </w:rPr>
+        <w:t xml:space="preserve">M107, </w:t>
+      </w:r>
+      <w:proofErr w:type="spellStart"/>
+      <w:r>
+        <w:rPr>
+          <w:rFonts w:ascii="Times" w:eastAsia="Times" w:hAnsi="Times" w:cs="Times"/>
+        </w:rPr>
+        <w:t>tpt</w:t>
+      </w:r>
+      <w:proofErr w:type="spellEnd"/>
+      <w:r>
+        <w:rPr>
+          <w:rFonts w:ascii="Times" w:eastAsia="Times" w:hAnsi="Times" w:cs="Times"/>
+        </w:rPr>
+        <w:t>, add natural to C</w:t>
+      </w:r>
+    </w:p>
+    <w:p>
+      <w:pPr>
+        <w:pStyle w:val="ListParagraph"/>
+        <w:rPr>
+          <w:rFonts w:ascii="Times" w:eastAsia="Times" w:hAnsi="Times" w:cs="Times"/>
+          <w:b/>
+          <w:bCs/>
+        </w:rPr>
+      </w:pPr>
+    </w:p>
+    <w:p>
+      <w:pPr>
+        <w:pStyle w:val="ListParagraph"/>
+        <w:numPr>
+          <w:ilvl w:val="0"/>
+          <w:numId w:val="21"/>
+        </w:numPr>
+        <w:rPr>
+          <w:rFonts w:ascii="Times" w:eastAsia="Times" w:hAnsi="Times" w:cs="Times"/>
+        </w:rPr>
+      </w:pPr>
+      <w:r>
+        <w:rPr>
+          <w:rFonts w:ascii="Times" w:eastAsia="Times" w:hAnsi="Times" w:cs="Times"/>
+        </w:rPr>
+        <w:t xml:space="preserve">M106 and 107, </w:t>
+      </w:r>
+      <w:proofErr w:type="spellStart"/>
+      <w:r>
+        <w:rPr>
+          <w:rFonts w:ascii="Times" w:eastAsia="Times" w:hAnsi="Times" w:cs="Times"/>
+        </w:rPr>
+        <w:t>bcl</w:t>
+      </w:r>
+      <w:proofErr w:type="spellEnd"/>
+      <w:r>
+        <w:rPr>
+          <w:rFonts w:ascii="Times" w:eastAsia="Times" w:hAnsi="Times" w:cs="Times"/>
+        </w:rPr>
+        <w:t xml:space="preserve">, both </w:t>
+      </w:r>
+      <w:proofErr w:type="spellStart"/>
+      <w:r>
+        <w:rPr>
+          <w:rFonts w:ascii="Times" w:eastAsia="Times" w:hAnsi="Times" w:cs="Times"/>
+        </w:rPr>
+        <w:t>Gs</w:t>
+      </w:r>
+      <w:proofErr w:type="spellEnd"/>
+      <w:r>
+        <w:rPr>
+          <w:rFonts w:ascii="Times" w:eastAsia="Times" w:hAnsi="Times" w:cs="Times"/>
+        </w:rPr>
+        <w:t xml:space="preserve"> should be an octave above, also fix slap to X notehead with marcato for consistency</w:t>
+      </w:r>
+    </w:p>
+    <w:p>
+      <w:pPr>
+        <w:pStyle w:val="ListParagraph"/>
         <w:rPr>
           <w:rFonts w:ascii="Times" w:eastAsia="Times" w:hAnsi="Times" w:cs="Times"/>
           <w:b/>
